--- a/content/busi1763/files/Unilever_Group_Script.docx
+++ b/content/busi1763/files/Unilever_Group_Script.docx
@@ -872,7 +872,7 @@
           <w:color w:val="0F8A6B"/>
           <w:sz w:val="28"/>
         </w:rPr>
-        <w:t>Speaker 2 · Regional Integration（区域一体化）· 342 words ≈ 2.6–3.1 min</w:t>
+        <w:t>Speaker 2 · Regional Integration（区域一体化）· 392 words ≈ 3.0–3.6 min</w:t>
       </w:r>
     </w:p>
     <w:p>
@@ -886,7 +886,7 @@
           <w:color w:val="6B7280"/>
           <w:sz w:val="20"/>
         </w:rPr>
-        <w:t>Slide: 区域一体化理论</w:t>
+        <w:t>Slide: 区域一体化理论 + USMCA</w:t>
       </w:r>
     </w:p>
     <w:p>
@@ -899,7 +899,7 @@
           <w:i w:val="0"/>
           <w:sz w:val="23"/>
         </w:rPr>
-        <w:t>Thank you. My theory is regional integration.</w:t>
+        <w:t>Thank you. My theory is regional integration, and my country is Mexico.</w:t>
       </w:r>
     </w:p>
     <w:p>
@@ -913,7 +913,7 @@
           <w:color w:val="6B7280"/>
           <w:sz w:val="19"/>
         </w:rPr>
-        <w:t>谢谢。我讲的理论是区域一体化。</w:t>
+        <w:t>谢谢。我讲的理论是区域一体化，我选的国家是墨西哥。</w:t>
       </w:r>
     </w:p>
     <w:p>
@@ -953,7 +953,7 @@
           <w:i w:val="0"/>
           <w:sz w:val="23"/>
         </w:rPr>
-        <w:t>Integration can create trade, because tariffs between members fall.</w:t>
+        <w:t>Integration can create trade, because tariffs between members fall. But it can also divert trade, from a cheaper country outside to a member country.</w:t>
       </w:r>
     </w:p>
     <w:p>
@@ -967,7 +967,7 @@
           <w:color w:val="6B7280"/>
           <w:sz w:val="19"/>
         </w:rPr>
-        <w:t>一体化可以创造贸易，因为成员之间的关税降低了。</w:t>
+        <w:t>一体化可以创造贸易，因为成员之间的关税降低了；但也可能造成贸易转移：从外面更便宜的国家，转向成员国。</w:t>
       </w:r>
     </w:p>
     <w:p>
@@ -980,7 +980,7 @@
           <w:i w:val="0"/>
           <w:sz w:val="23"/>
         </w:rPr>
-        <w:t>But it can also divert trade, from a cheaper country outside to a member country.</w:t>
+        <w:t>Mexico is in USMCA, the trade agreement with the US and Canada. It replaced NAFTA in July 2020.</w:t>
       </w:r>
     </w:p>
     <w:p>
@@ -994,7 +994,7 @@
           <w:color w:val="6B7280"/>
           <w:sz w:val="19"/>
         </w:rPr>
-        <w:t>但它也可能造成贸易转移：从外面更便宜的国家，转向成员国。</w:t>
+        <w:t>墨西哥是美墨加协定的成员，这个协定 2020 年 7 月取代了北美自由贸易协定。</w:t>
       </w:r>
     </w:p>
     <w:p>
@@ -1007,7 +1007,7 @@
           <w:i w:val="0"/>
           <w:sz w:val="23"/>
         </w:rPr>
-        <w:t>Only the EU has gone very far.</w:t>
+        <w:t>USMCA is a free trade area, the first level. Goods that meet its rules of origin can cross the borders with no tariffs.</w:t>
       </w:r>
     </w:p>
     <w:p>
@@ -1021,7 +1021,34 @@
           <w:color w:val="6B7280"/>
           <w:sz w:val="19"/>
         </w:rPr>
-        <w:t>只有欧盟走得很远。</w:t>
+        <w:t>美墨加协定是自由贸易区，也就是第一层。符合原产地规则的商品可以零关税过境。</w:t>
+      </w:r>
+    </w:p>
+    <w:p>
+      <w:pPr>
+        <w:spacing w:after="0"/>
+      </w:pPr>
+      <w:r>
+        <w:rPr>
+          <w:b w:val="0"/>
+          <w:i w:val="0"/>
+          <w:sz w:val="23"/>
+        </w:rPr>
+        <w:t>In 2023, Mexico became the United States' largest trading partner, with almost 800 billion dollars of goods trade.</w:t>
+      </w:r>
+    </w:p>
+    <w:p>
+      <w:pPr>
+        <w:spacing w:after="100"/>
+      </w:pPr>
+      <w:r>
+        <w:rPr>
+          <w:b w:val="0"/>
+          <w:i w:val="0"/>
+          <w:color w:val="6B7280"/>
+          <w:sz w:val="19"/>
+        </w:rPr>
+        <w:t>2023 年，墨西哥成为美国最大的贸易伙伴，商品贸易额接近 8,000 亿美元。</w:t>
       </w:r>
     </w:p>
     <w:p>
@@ -1035,7 +1062,7 @@
           <w:color w:val="6B7280"/>
           <w:sz w:val="20"/>
         </w:rPr>
-        <w:t>Slide: Unilever 和区域一体化</w:t>
+        <w:t>Slide: 墨西哥：Unilever 进入北美的大门</w:t>
       </w:r>
     </w:p>
     <w:p>
@@ -1048,7 +1075,7 @@
           <w:i w:val="0"/>
           <w:sz w:val="23"/>
         </w:rPr>
-        <w:t>Unilever is a good example, because it is organised by region: Asia Pacific and Africa, the Americas, and Europe.</w:t>
+        <w:t>Now, Unilever in Mexico. Mexico is one of Unilever's ten largest markets, and it has more than 7,000 employees there.</w:t>
       </w:r>
     </w:p>
     <w:p>
@@ -1062,7 +1089,7 @@
           <w:color w:val="6B7280"/>
           <w:sz w:val="19"/>
         </w:rPr>
-        <w:t>Unilever 是个好例子，因为它按地区经营：亚太和非洲、美洲、欧洲。</w:t>
+        <w:t>现在看 Unilever 在墨西哥。墨西哥是 Unilever 全球十大市场之一，它在那里有 7,000 多名员工。</w:t>
       </w:r>
     </w:p>
     <w:p>
@@ -1075,7 +1102,7 @@
           <w:i w:val="0"/>
           <w:sz w:val="23"/>
         </w:rPr>
-        <w:t>First, its own structure. Until 2020, Unilever had two parent companies, one British and one Dutch.</w:t>
+        <w:t>In February 2023, Unilever announced a new beauty and personal care factory in Nuevo León, near the US border, for 400 million dollars.</w:t>
       </w:r>
     </w:p>
     <w:p>
@@ -1089,7 +1116,7 @@
           <w:color w:val="6B7280"/>
           <w:sz w:val="19"/>
         </w:rPr>
-        <w:t>第一，它自己的结构。2020 年以前，Unilever 有两家母公司，一家英国的，一家荷兰的。</w:t>
+        <w:t>2023 年 2 月，Unilever 宣布在靠近美国边境的新莱昂州建一家美妆和个护新工厂，投资 4 亿美元。</w:t>
       </w:r>
     </w:p>
     <w:p>
@@ -1102,7 +1129,7 @@
           <w:i w:val="0"/>
           <w:sz w:val="23"/>
         </w:rPr>
-        <w:t>In November 2020, it became one company, Unilever PLC, based in London. UNCTAD counted this as a cross-border merger worth 81 billion dollars.</w:t>
+        <w:t>In April 2025, it doubled the investment to 800 million dollars. The plant will mainly export to the US and Canada, and it will create 850 direct jobs.</w:t>
       </w:r>
     </w:p>
     <w:p>
@@ -1116,7 +1143,7 @@
           <w:color w:val="6B7280"/>
           <w:sz w:val="19"/>
         </w:rPr>
-        <w:t>2020 年 11 月，它合并成一家公司 Unilever PLC，总部在伦敦。联合国贸发会议把这算作一笔价值 810 亿美元的跨境合并。</w:t>
+        <w:t>2025 年 4 月，它把投资翻倍到 8 亿美元。这家工厂主要出口到美国和加拿大，会创造 850 个直接就业岗位。</w:t>
       </w:r>
     </w:p>
     <w:p>
@@ -1129,7 +1156,7 @@
           <w:i w:val="0"/>
           <w:sz w:val="23"/>
         </w:rPr>
-        <w:t>Unilever said this gives it more flexibility to buy and sell businesses, and it used this later, for example to demerge its ice cream business in December 2025.</w:t>
+        <w:t>In May 2025, Unilever announced an even bigger plan: 30 billion pesos, about 1.5 billion dollars, for Mexico from 2025 to 2028.</w:t>
       </w:r>
     </w:p>
     <w:p>
@@ -1143,7 +1170,7 @@
           <w:color w:val="6B7280"/>
           <w:sz w:val="19"/>
         </w:rPr>
-        <w:t>Unilever 说这让它买卖业务更灵活，后来也用上了，比如 2025 年 12 月分拆冰淇淋业务。</w:t>
+        <w:t>2025 年 5 月，Unilever 又宣布了更大的计划：2025 到 2028 年在墨西哥投资 300 亿比索，约 15 亿美元。</w:t>
       </w:r>
     </w:p>
     <w:p>
@@ -1156,7 +1183,7 @@
           <w:i w:val="0"/>
           <w:sz w:val="23"/>
         </w:rPr>
-        <w:t>In December 2020, the UK also left the EU single market. So now Unilever's head office is outside the EU, but many of its factories and customers are inside it.</w:t>
+        <w:t>So what are the benefits for Unilever?</w:t>
       </w:r>
     </w:p>
     <w:p>
@@ -1170,7 +1197,7 @@
           <w:color w:val="6B7280"/>
           <w:sz w:val="19"/>
         </w:rPr>
-        <w:t>2020 年 12 月，英国也离开了欧盟单一市场。所以现在 Unilever 的总部在欧盟外面，但它的很多工厂和客户在欧盟里面。</w:t>
+        <w:t>那么，这给 Unilever 带来什么好处？</w:t>
       </w:r>
     </w:p>
     <w:p>
@@ -1183,7 +1210,7 @@
           <w:i w:val="0"/>
           <w:sz w:val="23"/>
         </w:rPr>
-        <w:t>Second, the Americas. USMCA, the trade agreement between the US, Mexico and Canada, started in July 2020.</w:t>
+        <w:t>First, market access. Products that meet USMCA rules can enter the US with no tariffs, and the US is Unilever's biggest market, with 10.5 billion euros of turnover in 2025.</w:t>
       </w:r>
     </w:p>
     <w:p>
@@ -1197,7 +1224,7 @@
           <w:color w:val="6B7280"/>
           <w:sz w:val="19"/>
         </w:rPr>
-        <w:t>第二，美洲。美墨加协定（美国、墨西哥、加拿大之间的贸易协定）2020 年 7 月生效。</w:t>
+        <w:t>第一，市场准入。符合美墨加协定规则的产品可以零关税进入美国，而美国是 Unilever 最大的市场，2025 年营业额 105 亿欧元。</w:t>
       </w:r>
     </w:p>
     <w:p>
@@ -1210,7 +1237,7 @@
           <w:i w:val="0"/>
           <w:sz w:val="23"/>
         </w:rPr>
-        <w:t>In February 2023, Unilever announced a new factory in Mexico, and in April 2025 it doubled the investment to 800 million dollars. This plant will mainly export to the US and Canada. This is trade creation inside the region.</w:t>
+        <w:t>Second, protection from tariffs. In March 2025, the US put a 25 percent tariff on Mexico, but goods that qualify under USMCA were exempted. One month later, Unilever doubled its investment.</w:t>
       </w:r>
     </w:p>
     <w:p>
@@ -1224,7 +1251,7 @@
           <w:color w:val="6B7280"/>
           <w:sz w:val="19"/>
         </w:rPr>
-        <w:t>2023 年 2 月，Unilever 宣布在墨西哥建新工厂，2025 年 4 月把投资翻倍到 8 亿美元，这家工厂主要出口到美国和加拿大。这就是区域内的贸易创造。</w:t>
+        <w:t>第二，避开关税。2025 年 3 月，美国对墨西哥加征 25% 的关税，但符合美墨加协定的商品被豁免。一个月后，Unilever 把投资翻了一倍。</w:t>
       </w:r>
     </w:p>
     <w:p>
@@ -1237,7 +1264,7 @@
           <w:i w:val="0"/>
           <w:sz w:val="23"/>
         </w:rPr>
-        <w:t>Third, Asia and Africa. RCEP started in January 2022, and Indonesia joined in January 2023. Unilever owns 85 percent of Unilever Indonesia.</w:t>
+        <w:t>Third, lower costs and speed. Making products next to the US is cheaper and faster than shipping them from far away. This is trade creation inside North America.</w:t>
       </w:r>
     </w:p>
     <w:p>
@@ -1251,7 +1278,7 @@
           <w:color w:val="6B7280"/>
           <w:sz w:val="19"/>
         </w:rPr>
-        <w:t>第三，亚洲和非洲。RCEP 2022 年 1 月生效，印尼 2023 年 1 月加入。Unilever 持有 Unilever Indonesia 85% 的股份。</w:t>
+        <w:t>第三，成本更低、速度更快。在美国旁边生产，比从很远的地方运过来更便宜、更快。这就是北美区域内的贸易创造。</w:t>
       </w:r>
     </w:p>
     <w:p>
@@ -1264,7 +1291,7 @@
           <w:i w:val="0"/>
           <w:sz w:val="23"/>
         </w:rPr>
-        <w:t>In Africa, AfCFTA trading started in January 2021, and Unilever owns 76 percent of Unilever Nigeria.</w:t>
+        <w:t>But there are limits. Only about half of US imports from Mexico qualified for USMCA in 2024, and US trade policy can change quickly.</w:t>
       </w:r>
     </w:p>
     <w:p>
@@ -1278,7 +1305,7 @@
           <w:color w:val="6B7280"/>
           <w:sz w:val="19"/>
         </w:rPr>
-        <w:t>在非洲，非洲大陆自贸区 2021 年 1 月开始交易，Unilever 持有 Unilever Nigeria 76% 的股份。</w:t>
+        <w:t>但也有局限：2024 年美国从墨西哥的进口只有大约一半符合美墨加协定，而且美国的贸易政策可能变得很快。</w:t>
       </w:r>
     </w:p>
     <w:p>
@@ -1291,7 +1318,7 @@
           <w:i w:val="0"/>
           <w:sz w:val="23"/>
         </w:rPr>
-        <w:t>These agreements can help Unilever supply many countries from one regional factory.</w:t>
+        <w:t>Unilever has not said publicly that USMCA is the reason for its investment, so this is our own analysis.</w:t>
       </w:r>
     </w:p>
     <w:p>
@@ -1305,7 +1332,7 @@
           <w:color w:val="6B7280"/>
           <w:sz w:val="19"/>
         </w:rPr>
-        <w:t>这些协定可以帮助 Unilever 用一个地区工厂供应好几个国家。</w:t>
+        <w:t>Unilever 没有公开说过投资是因为美墨加协定，所以这是我们自己的分析。</w:t>
       </w:r>
     </w:p>
     <w:p>
@@ -1318,7 +1345,7 @@
           <w:i w:val="0"/>
           <w:sz w:val="23"/>
         </w:rPr>
-        <w:t>But there are limits. Most of these agreements are only free trade areas, the first level. And Unilever has not said how they affect it, so this is our own analysis.</w:t>
+        <w:t>My conclusion: through USMCA, Mexico gives Unilever a low-cost base with tariff-free access to its biggest market. But the benefit depends on the rules of origin and on US politics.</w:t>
       </w:r>
     </w:p>
     <w:p>
@@ -1332,34 +1359,7 @@
           <w:color w:val="6B7280"/>
           <w:sz w:val="19"/>
         </w:rPr>
-        <w:t>但也有局限：这些协定大多只是自由贸易区，也就是第一层；而且 Unilever 没有公开说过它们的影响，所以这是我们自己的分析。</w:t>
-      </w:r>
-    </w:p>
-    <w:p>
-      <w:pPr>
-        <w:spacing w:after="0"/>
-      </w:pPr>
-      <w:r>
-        <w:rPr>
-          <w:b w:val="0"/>
-          <w:i w:val="0"/>
-          <w:sz w:val="23"/>
-        </w:rPr>
-        <w:t>My conclusion: regional integration helps Unilever build regional supply hubs, but most regions are still shallow.</w:t>
-      </w:r>
-    </w:p>
-    <w:p>
-      <w:pPr>
-        <w:spacing w:after="100"/>
-      </w:pPr>
-      <w:r>
-        <w:rPr>
-          <w:b w:val="0"/>
-          <w:i w:val="0"/>
-          <w:color w:val="6B7280"/>
-          <w:sz w:val="19"/>
-        </w:rPr>
-        <w:t>我的结论：区域一体化帮助 Unilever 建立地区供应中心，但大多数地区的一体化还很浅。</w:t>
+        <w:t>我的结论：通过美墨加协定，墨西哥给了 Unilever 一个低成本的生产基地，可以零关税进入它最大的市场；但这个好处取决于原产地规则和美国政治。</w:t>
       </w:r>
     </w:p>
     <w:p>
@@ -1413,7 +1413,7 @@
           <w:i w:val="0"/>
           <w:sz w:val="23"/>
         </w:rPr>
-        <w:t>Q1. What is the difference between trade creation and trade diversion? Can you give an example?</w:t>
+        <w:t>Q1. What is the difference between trade creation and trade diversion? Use Mexico as an example.</w:t>
       </w:r>
     </w:p>
     <w:p>
@@ -1427,7 +1427,7 @@
           <w:color w:val="6B7280"/>
           <w:sz w:val="19"/>
         </w:rPr>
-        <w:t>贸易创造和贸易转移有什么区别？能举个例子吗？</w:t>
+        <w:t>贸易创造和贸易转移有什么区别？用墨西哥举例。</w:t>
       </w:r>
     </w:p>
     <w:p>
@@ -1467,7 +1467,7 @@
           <w:i w:val="0"/>
           <w:sz w:val="23"/>
         </w:rPr>
-        <w:t>For example, Unilever's new Mexico factory will export to the US and Canada under USMCA.</w:t>
+        <w:t>For example, Unilever's new factory in Mexico will export to the US and Canada with no tariffs under USMCA.</w:t>
       </w:r>
     </w:p>
     <w:p>
@@ -1481,7 +1481,7 @@
           <w:color w:val="6B7280"/>
           <w:sz w:val="19"/>
         </w:rPr>
-        <w:t>比如，Unilever 墨西哥新工厂会在美墨加协定下出口到美国和加拿大。</w:t>
+        <w:t>比如，Unilever 在墨西哥的新工厂会在美墨加协定下零关税出口到美国和加拿大。</w:t>
       </w:r>
     </w:p>
     <w:p>
@@ -1521,7 +1521,7 @@
           <w:i w:val="0"/>
           <w:sz w:val="23"/>
         </w:rPr>
-        <w:t>For example, the US could buy from Mexico instead of a cheaper factory in Asia. That can raise costs.</w:t>
+        <w:t>For example, US buyers may switch from a cheaper factory in Asia to Mexico. This is good for Unilever's Mexico plant, but it can raise costs for US consumers.</w:t>
       </w:r>
     </w:p>
     <w:p>
@@ -1535,7 +1535,7 @@
           <w:color w:val="6B7280"/>
           <w:sz w:val="19"/>
         </w:rPr>
-        <w:t>比如美国可能从墨西哥买，而不是从更便宜的亚洲工厂买，这样成本可能会更高。</w:t>
+        <w:t>比如美国买家可能从更便宜的亚洲工厂转向墨西哥。这对 Unilever 的墨西哥工厂是好事，但可能让美国消费者多花钱。</w:t>
       </w:r>
     </w:p>
     <w:p>
@@ -1548,7 +1548,7 @@
           <w:i w:val="0"/>
           <w:sz w:val="23"/>
         </w:rPr>
-        <w:t>Q2. Did Brexit hurt Unilever?</w:t>
+        <w:t>Q2. Why did Unilever build the factory in Mexico, and not in the US?</w:t>
       </w:r>
     </w:p>
     <w:p>
@@ -1562,7 +1562,7 @@
           <w:color w:val="6B7280"/>
           <w:sz w:val="19"/>
         </w:rPr>
-        <w:t>脱欧伤害了 Unilever 吗？</w:t>
+        <w:t>为什么 Unilever 把工厂建在墨西哥，而不是美国？</w:t>
       </w:r>
     </w:p>
     <w:p>
@@ -1575,7 +1575,7 @@
           <w:i w:val="0"/>
           <w:sz w:val="23"/>
         </w:rPr>
-        <w:t>We did not find any number from Unilever about Brexit costs, so we cannot measure it.</w:t>
+        <w:t>There are three reasons.</w:t>
       </w:r>
     </w:p>
     <w:p>
@@ -1589,7 +1589,7 @@
           <w:color w:val="6B7280"/>
           <w:sz w:val="19"/>
         </w:rPr>
-        <w:t>我们没有找到 Unilever 公布的脱欧成本数据，所以没法衡量。</w:t>
+        <w:t>有三个原因。</w:t>
       </w:r>
     </w:p>
     <w:p>
@@ -1602,7 +1602,7 @@
           <w:i w:val="0"/>
           <w:sz w:val="23"/>
         </w:rPr>
-        <w:t>The EU–UK trade deal has zero tariffs on most goods, but there is more paperwork at the border.</w:t>
+        <w:t>First, costs are lower in Mexico.</w:t>
       </w:r>
     </w:p>
     <w:p>
@@ -1616,7 +1616,7 @@
           <w:color w:val="6B7280"/>
           <w:sz w:val="19"/>
         </w:rPr>
-        <w:t>欧盟和英国的贸易协定对大多数商品是零关税，但边境手续多了。</w:t>
+        <w:t>第一，墨西哥的成本更低。</w:t>
       </w:r>
     </w:p>
     <w:p>
@@ -1629,7 +1629,7 @@
           <w:i w:val="0"/>
           <w:sz w:val="23"/>
         </w:rPr>
-        <w:t>Also, Europe is only 19 percent of Unilever's turnover, and most of its growth comes from emerging markets.</w:t>
+        <w:t>Second, under USMCA, products that meet the rules of origin can still enter the US with no tariffs.</w:t>
       </w:r>
     </w:p>
     <w:p>
@@ -1643,7 +1643,7 @@
           <w:color w:val="6B7280"/>
           <w:sz w:val="19"/>
         </w:rPr>
-        <w:t>而且欧洲只占 Unilever 营业额的 19%，它的增长大多来自新兴市场。</w:t>
+        <w:t>第二，在美墨加协定下，符合原产地规则的产品仍然可以零关税进入美国。</w:t>
       </w:r>
     </w:p>
     <w:p>
@@ -1656,7 +1656,7 @@
           <w:i w:val="0"/>
           <w:sz w:val="23"/>
         </w:rPr>
-        <w:t>So our view is that the effect was limited.</w:t>
+        <w:t>Third, Mexico itself is one of Unilever's ten largest markets, so the factory serves Mexico too.</w:t>
       </w:r>
     </w:p>
     <w:p>
@@ -1670,7 +1670,34 @@
           <w:color w:val="6B7280"/>
           <w:sz w:val="19"/>
         </w:rPr>
-        <w:t>所以我们认为影响有限。</w:t>
+        <w:t>第三，墨西哥本身就是 Unilever 十大市场之一，所以这家工厂也供应墨西哥。</w:t>
+      </w:r>
+    </w:p>
+    <w:p>
+      <w:pPr>
+        <w:spacing w:after="0"/>
+      </w:pPr>
+      <w:r>
+        <w:rPr>
+          <w:b w:val="0"/>
+          <w:i w:val="0"/>
+          <w:sz w:val="23"/>
+        </w:rPr>
+        <w:t>The risk is US politics: if the US changes the rules, the benefit could become smaller.</w:t>
+      </w:r>
+    </w:p>
+    <w:p>
+      <w:pPr>
+        <w:spacing w:after="60"/>
+      </w:pPr>
+      <w:r>
+        <w:rPr>
+          <w:b w:val="0"/>
+          <w:i w:val="0"/>
+          <w:color w:val="6B7280"/>
+          <w:sz w:val="19"/>
+        </w:rPr>
+        <w:t>风险是美国政治：如果美国改规则，这个好处可能会变小。</w:t>
       </w:r>
     </w:p>
     <w:p>
@@ -2162,7 +2189,7 @@
           <w:i w:val="0"/>
           <w:sz w:val="23"/>
         </w:rPr>
-        <w:t>Next, our last speaker will explain how Unilever invests abroad through FDI.</w:t>
+        <w:t>Next, our last speaker will explain Unilever's FDI in the United States.</w:t>
       </w:r>
     </w:p>
     <w:p>
@@ -2176,7 +2203,7 @@
           <w:color w:val="6B7280"/>
           <w:sz w:val="19"/>
         </w:rPr>
-        <w:t>接下来，最后一位组员讲 Unilever 怎样通过 FDI 在国外投资。</w:t>
+        <w:t>接下来，最后一位组员讲 Unilever 在美国的 FDI。</w:t>
       </w:r>
     </w:p>
     <w:p>
@@ -2479,7 +2506,7 @@
           <w:color w:val="7C3AED"/>
           <w:sz w:val="28"/>
         </w:rPr>
-        <w:t>Speaker 4 · FDI（外国直接投资）· 396 words ≈ 3.0–3.6 min</w:t>
+        <w:t>Speaker 4 · FDI（外国直接投资）· 408 words ≈ 3.1–3.7 min</w:t>
       </w:r>
     </w:p>
     <w:p>
@@ -2506,7 +2533,7 @@
           <w:i w:val="0"/>
           <w:sz w:val="23"/>
         </w:rPr>
-        <w:t>Thank you. My theory is FDI, foreign direct investment.</w:t>
+        <w:t>Thank you. My theory is FDI, foreign direct investment, and my country is the United States.</w:t>
       </w:r>
     </w:p>
     <w:p>
@@ -2520,7 +2547,7 @@
           <w:color w:val="6B7280"/>
           <w:sz w:val="19"/>
         </w:rPr>
-        <w:t>谢谢。我讲的理论是 FDI，外国直接投资。</w:t>
+        <w:t>谢谢。我讲的理论是 FDI，外国直接投资，我选的国家是美国。</w:t>
       </w:r>
     </w:p>
     <w:p>
@@ -2533,7 +2560,7 @@
           <w:i w:val="0"/>
           <w:sz w:val="23"/>
         </w:rPr>
-        <w:t>FDI means a company owns and controls a business in another country.</w:t>
+        <w:t>FDI means a company owns and controls a business in another country. It can build something new, which is greenfield, or buy a company, which is M&amp;A.</w:t>
       </w:r>
     </w:p>
     <w:p>
@@ -2547,7 +2574,7 @@
           <w:color w:val="6B7280"/>
           <w:sz w:val="19"/>
         </w:rPr>
-        <w:t>FDI 是指一家公司在另一个国家拥有并控制一项业务。</w:t>
+        <w:t>FDI 是指一家公司在另一个国家拥有并控制一项业务。可以自己新建，叫绿地投资；也可以买下一家公司，叫并购。</w:t>
       </w:r>
     </w:p>
     <w:p>
@@ -2560,7 +2587,7 @@
           <w:i w:val="0"/>
           <w:sz w:val="23"/>
         </w:rPr>
-        <w:t>There are two ways: greenfield, which means building something new, and M&amp;A, which means buying a company.</w:t>
+        <w:t>Dunning's OLI model explains why companies do FDI: ownership advantages, location advantages and internalisation advantages.</w:t>
       </w:r>
     </w:p>
     <w:p>
@@ -2574,61 +2601,7 @@
           <w:color w:val="6B7280"/>
           <w:sz w:val="19"/>
         </w:rPr>
-        <w:t>有两种方式：绿地投资，就是自己新建；还有并购，就是买下一家公司。</w:t>
-      </w:r>
-    </w:p>
-    <w:p>
-      <w:pPr>
-        <w:spacing w:after="0"/>
-      </w:pPr>
-      <w:r>
-        <w:rPr>
-          <w:b w:val="0"/>
-          <w:i w:val="0"/>
-          <w:sz w:val="23"/>
-        </w:rPr>
-        <w:t>Dunning's OLI model explains why companies do FDI.</w:t>
-      </w:r>
-    </w:p>
-    <w:p>
-      <w:pPr>
-        <w:spacing w:after="100"/>
-      </w:pPr>
-      <w:r>
-        <w:rPr>
-          <w:b w:val="0"/>
-          <w:i w:val="0"/>
-          <w:color w:val="6B7280"/>
-          <w:sz w:val="19"/>
-        </w:rPr>
-        <w:t>Dunning 的 OLI 模型解释了公司为什么做 FDI。</w:t>
-      </w:r>
-    </w:p>
-    <w:p>
-      <w:pPr>
-        <w:spacing w:after="0"/>
-      </w:pPr>
-      <w:r>
-        <w:rPr>
-          <w:b w:val="0"/>
-          <w:i w:val="0"/>
-          <w:sz w:val="23"/>
-        </w:rPr>
-        <w:t>O is ownership advantage, like brands. L is location advantage, like a big market or low costs. I is internalisation: doing it yourself is better than licensing.</w:t>
-      </w:r>
-    </w:p>
-    <w:p>
-      <w:pPr>
-        <w:spacing w:after="100"/>
-      </w:pPr>
-      <w:r>
-        <w:rPr>
-          <w:b w:val="0"/>
-          <w:i w:val="0"/>
-          <w:color w:val="6B7280"/>
-          <w:sz w:val="19"/>
-        </w:rPr>
-        <w:t>O 是所有权优势，比如品牌；L 是区位优势，比如市场大或成本低；I 是内部化优势：自己做比授权给别人更好。</w:t>
+        <w:t>Dunning 的 OLI 模型解释了公司为什么做 FDI：所有权优势、区位优势和内部化优势。</w:t>
       </w:r>
     </w:p>
     <w:p>
@@ -2669,7 +2642,7 @@
           <w:color w:val="6B7280"/>
           <w:sz w:val="20"/>
         </w:rPr>
-        <w:t>Slide: Unilever 的 FDI ①：建和买</w:t>
+        <w:t>Slide: 为什么是美国：OLI</w:t>
       </w:r>
     </w:p>
     <w:p>
@@ -2682,7 +2655,7 @@
           <w:i w:val="0"/>
           <w:sz w:val="23"/>
         </w:rPr>
-        <w:t>Now, Unilever. First, building new: greenfield.</w:t>
+        <w:t>Why the United States? The US is the world's largest FDI host. In 2024, it received 279 billion dollars.</w:t>
       </w:r>
     </w:p>
     <w:p>
@@ -2696,7 +2669,7 @@
           <w:color w:val="6B7280"/>
           <w:sz w:val="19"/>
         </w:rPr>
-        <w:t>现在看 Unilever。第一，自己新建：绿地投资。</w:t>
+        <w:t>为什么是美国？美国是全球最大的 FDI 接收国，2024 年吸收了 2,790 亿美元。</w:t>
       </w:r>
     </w:p>
     <w:p>
@@ -2709,7 +2682,7 @@
           <w:i w:val="0"/>
           <w:sz w:val="23"/>
         </w:rPr>
-        <w:t>In June 2020, Unilever invested 100 million euros in its ice cream factory in Taicang, China.</w:t>
+        <w:t>For Unilever, the US is its biggest market. Its US turnover grew from 9.4 billion euros in 2020 to 12.5 billion in 2024, about one fifth of the group.</w:t>
       </w:r>
     </w:p>
     <w:p>
@@ -2723,7 +2696,7 @@
           <w:color w:val="6B7280"/>
           <w:sz w:val="19"/>
         </w:rPr>
-        <w:t>2020 年 6 月，Unilever 投资 1 亿欧元扩建它在中国太仓的冰淇淋工厂。</w:t>
+        <w:t>对 Unilever 来说，美国是它最大的市场。它在美国的营业额从 2020 年的 94 亿欧元增长到 2024 年的 125 亿欧元，约占集团的五分之一。</w:t>
       </w:r>
     </w:p>
     <w:p>
@@ -2736,7 +2709,7 @@
           <w:i w:val="0"/>
           <w:sz w:val="23"/>
         </w:rPr>
-        <w:t>The new factory opened in April 2022. This is market-seeking.</w:t>
+        <w:t>Using OLI: O, Unilever has global brands, money and distribution. L, the US is the biggest market, with many premium and online shoppers.</w:t>
       </w:r>
     </w:p>
     <w:p>
@@ -2750,7 +2723,7 @@
           <w:color w:val="6B7280"/>
           <w:sz w:val="19"/>
         </w:rPr>
-        <w:t>新工厂 2022 年 4 月启用。这是寻求市场。</w:t>
+        <w:t>用 OLI 来看：O，Unilever 有全球品牌、资金和销售网络；L，美国是最大的市场，有很多愿意买高端产品、在网上购物的消费者。</w:t>
       </w:r>
     </w:p>
     <w:p>
@@ -2763,7 +2736,7 @@
           <w:i w:val="0"/>
           <w:sz w:val="23"/>
         </w:rPr>
-        <w:t>In February 2023, Unilever announced a new factory in Mexico, and in April 2025 it doubled the investment to 800 million dollars.</w:t>
+        <w:t>I, Unilever buys and owns these brands, so it controls them and can take them to other countries. For example, it launched Nutrafol in Canada in 2023.</w:t>
       </w:r>
     </w:p>
     <w:p>
@@ -2777,7 +2750,21 @@
           <w:color w:val="6B7280"/>
           <w:sz w:val="19"/>
         </w:rPr>
-        <w:t>2023 年 2 月，Unilever 宣布在墨西哥建新工厂，2025 年 4 月把投资翻倍到 8 亿美元。</w:t>
+        <w:t>I，Unilever 买下并拥有这些品牌，所以能控制它们，还能把它们带到别的国家，比如 2023 年把 Nutrafol 推到了加拿大。</w:t>
+      </w:r>
+    </w:p>
+    <w:p>
+      <w:pPr>
+        <w:spacing w:after="80"/>
+      </w:pPr>
+      <w:r>
+        <w:rPr>
+          <w:b/>
+          <w:i w:val="0"/>
+          <w:color w:val="6B7280"/>
+          <w:sz w:val="20"/>
+        </w:rPr>
+        <w:t>Slide: Unilever 在美国的并购和好处</w:t>
       </w:r>
     </w:p>
     <w:p>
@@ -2790,7 +2777,7 @@
           <w:i w:val="0"/>
           <w:sz w:val="23"/>
         </w:rPr>
-        <w:t>It will create 850 jobs and mainly export to the US and Canada. This is market-seeking and efficiency-seeking.</w:t>
+        <w:t>Unilever's FDI in the US was mainly M&amp;A. This is strategic asset-seeking: it buys brands, customers and online skills.</w:t>
       </w:r>
     </w:p>
     <w:p>
@@ -2804,7 +2791,7 @@
           <w:color w:val="6B7280"/>
           <w:sz w:val="19"/>
         </w:rPr>
-        <w:t>它会创造 850 个工作岗位，主要出口到美国和加拿大。这既是寻求市场，也是寻求效率。</w:t>
+        <w:t>Unilever 在美国的 FDI 主要是并购。这是寻求战略资产：它买的是品牌、客户和网上销售的能力。</w:t>
       </w:r>
     </w:p>
     <w:p>
@@ -2817,7 +2804,7 @@
           <w:i w:val="0"/>
           <w:sz w:val="23"/>
         </w:rPr>
-        <w:t>Second, buying: M&amp;A.</w:t>
+        <w:t>In August 2021, it bought Paula's Choice, a skincare brand that sells online, for 1.8 billion euros. In 2022, Prestige Beauty grew by double digits.</w:t>
       </w:r>
     </w:p>
     <w:p>
@@ -2831,7 +2818,7 @@
           <w:color w:val="6B7280"/>
           <w:sz w:val="19"/>
         </w:rPr>
-        <w:t>第二，买：并购。</w:t>
+        <w:t>2021 年 8 月，它花 18 亿欧元买下网上直销的护肤品牌 Paula's Choice。2022 年，高端美妆业务实现两位数增长。</w:t>
       </w:r>
     </w:p>
     <w:p>
@@ -2844,7 +2831,7 @@
           <w:i w:val="0"/>
           <w:sz w:val="23"/>
         </w:rPr>
-        <w:t>In August 2021, Unilever bought Paula's Choice, an American skincare brand, for 1.8 billion euros. In 2022, it helped Prestige Beauty grow by double digits.</w:t>
+        <w:t>In July 2022, it raised its stake in Nutrafol to 80 percent. In 2025, Nutrafol led double-digit growth in Wellbeing.</w:t>
       </w:r>
     </w:p>
     <w:p>
@@ -2858,7 +2845,7 @@
           <w:color w:val="6B7280"/>
           <w:sz w:val="19"/>
         </w:rPr>
-        <w:t>2021 年 8 月，Unilever 花 18 亿欧元买下美国护肤品牌 Paula's Choice。2022 年，它帮助高端美妆业务实现两位数增长。</w:t>
+        <w:t>2022 年 7 月，它把 Nutrafol 的持股提高到 80%。2025 年，Nutrafol 带动健康业务实现两位数增长。</w:t>
       </w:r>
     </w:p>
     <w:p>
@@ -2871,7 +2858,7 @@
           <w:i w:val="0"/>
           <w:sz w:val="23"/>
         </w:rPr>
-        <w:t>In September 2025, it bought Dr. Squatch for 1.2 billion euros, to move into premium, high-growth men's care.</w:t>
+        <w:t>In February 2024, it bought K18, which grew by double digits that year. In September 2025, it bought Dr. Squatch for 1.2 billion euros.</w:t>
       </w:r>
     </w:p>
     <w:p>
@@ -2885,7 +2872,7 @@
           <w:color w:val="6B7280"/>
           <w:sz w:val="19"/>
         </w:rPr>
-        <w:t>2025 年 9 月，它花 12 亿欧元买下 Dr. Squatch，进入高端、高增长的男士个护市场。</w:t>
+        <w:t>2024 年 2 月，它买下 K18，当年两位数增长。2025 年 9 月，它花 12 亿欧元买下 Dr. Squatch。</w:t>
       </w:r>
     </w:p>
     <w:p>
@@ -2898,7 +2885,7 @@
           <w:i w:val="0"/>
           <w:sz w:val="23"/>
         </w:rPr>
-        <w:t>These deals are strategic asset-seeking: Unilever buys brands and online skills.</w:t>
+        <w:t>What are the benefits for Unilever? First, faster growth: by 2024, 70 percent of its US Beauty and Wellbeing sales came from these premium brands.</w:t>
       </w:r>
     </w:p>
     <w:p>
@@ -2912,7 +2899,7 @@
           <w:color w:val="6B7280"/>
           <w:sz w:val="19"/>
         </w:rPr>
-        <w:t>这些交易是寻求战略资产：Unilever 买的是品牌和网上销售的能力。</w:t>
+        <w:t>给 Unilever 带来什么好处？第一，增长更快：到 2024 年，它在美国美妆和健康业务 70% 的销售来自这些高端品牌。</w:t>
       </w:r>
     </w:p>
     <w:p>
@@ -2925,7 +2912,61 @@
           <w:i w:val="0"/>
           <w:sz w:val="23"/>
         </w:rPr>
-        <w:t>But there is risk: when the US premium beauty market slowed in 2024, Paula's Choice slowed too.</w:t>
+        <w:t>Second, a stronger position: its long-term assets in the US grew from 12.9 billion euros in 2020 to 19.7 billion in 2024.</w:t>
+      </w:r>
+    </w:p>
+    <w:p>
+      <w:pPr>
+        <w:spacing w:after="100"/>
+      </w:pPr>
+      <w:r>
+        <w:rPr>
+          <w:b w:val="0"/>
+          <w:i w:val="0"/>
+          <w:color w:val="6B7280"/>
+          <w:sz w:val="19"/>
+        </w:rPr>
+        <w:t>第二，地位更稳：它在美国的长期资产从 2020 年的 129 亿欧元增长到 2024 年的 197 亿欧元。</w:t>
+      </w:r>
+    </w:p>
+    <w:p>
+      <w:pPr>
+        <w:spacing w:after="0"/>
+      </w:pPr>
+      <w:r>
+        <w:rPr>
+          <w:b w:val="0"/>
+          <w:i w:val="0"/>
+          <w:sz w:val="23"/>
+        </w:rPr>
+        <w:t>Third, results: in 2025, North America grew 5.3 percent, and Unilever recovered much of its lost market share in the US.</w:t>
+      </w:r>
+    </w:p>
+    <w:p>
+      <w:pPr>
+        <w:spacing w:after="100"/>
+      </w:pPr>
+      <w:r>
+        <w:rPr>
+          <w:b w:val="0"/>
+          <w:i w:val="0"/>
+          <w:color w:val="6B7280"/>
+          <w:sz w:val="19"/>
+        </w:rPr>
+        <w:t>第三，成果：2025 年北美增长 5.3%，Unilever 在美国夺回了大部分失去的市场份额。</w:t>
+      </w:r>
+    </w:p>
+    <w:p>
+      <w:pPr>
+        <w:spacing w:after="0"/>
+      </w:pPr>
+      <w:r>
+        <w:rPr>
+          <w:b w:val="0"/>
+          <w:i w:val="0"/>
+          <w:sz w:val="23"/>
+        </w:rPr>
+        <w:t>But there is risk: in 2024, the US premium beauty market slowed, and Paula's Choice slowed too.</w:t>
       </w:r>
     </w:p>
     <w:p>
@@ -2944,20 +2985,6 @@
     </w:p>
     <w:p>
       <w:pPr>
-        <w:spacing w:after="80"/>
-      </w:pPr>
-      <w:r>
-        <w:rPr>
-          <w:b/>
-          <w:i w:val="0"/>
-          <w:color w:val="6B7280"/>
-          <w:sz w:val="20"/>
-        </w:rPr>
-        <w:t>Slide: Unilever 的 FDI ②：卖</w:t>
-      </w:r>
-    </w:p>
-    <w:p>
-      <w:pPr>
         <w:spacing w:after="0"/>
       </w:pPr>
       <w:r>
@@ -2966,7 +2993,7 @@
           <w:i w:val="0"/>
           <w:sz w:val="23"/>
         </w:rPr>
-        <w:t>Third, Unilever also sells.</w:t>
+        <w:t>My conclusion: Unilever's FDI in the US follows the OLI model. By buying American premium brands, it gained growth, online skills and a stronger position in its biggest market.</w:t>
       </w:r>
     </w:p>
     <w:p>
@@ -2980,169 +3007,7 @@
           <w:color w:val="6B7280"/>
           <w:sz w:val="19"/>
         </w:rPr>
-        <w:t>第三，Unilever 也在卖。</w:t>
-      </w:r>
-    </w:p>
-    <w:p>
-      <w:pPr>
-        <w:spacing w:after="0"/>
-      </w:pPr>
-      <w:r>
-        <w:rPr>
-          <w:b w:val="0"/>
-          <w:i w:val="0"/>
-          <w:sz w:val="23"/>
-        </w:rPr>
-        <w:t>In July 2022, it sold its tea business for 4.6 billion euros. It made a gain of 2.3 billion euros and reduced its debt, but its turnover in 2023 was 1.7 percent lower.</w:t>
-      </w:r>
-    </w:p>
-    <w:p>
-      <w:pPr>
-        <w:spacing w:after="100"/>
-      </w:pPr>
-      <w:r>
-        <w:rPr>
-          <w:b w:val="0"/>
-          <w:i w:val="0"/>
-          <w:color w:val="6B7280"/>
-          <w:sz w:val="19"/>
-        </w:rPr>
-        <w:t>2022 年 7 月，它以 46 亿欧元卖掉茶叶业务，赚了 23 亿欧元，债务也减少了，但 2023 年的营业额因此少了 1.7%。</w:t>
-      </w:r>
-    </w:p>
-    <w:p>
-      <w:pPr>
-        <w:spacing w:after="0"/>
-      </w:pPr>
-      <w:r>
-        <w:rPr>
-          <w:b w:val="0"/>
-          <w:i w:val="0"/>
-          <w:sz w:val="23"/>
-        </w:rPr>
-        <w:t>In October 2024, it sold its Russian business. Together with three other sales that year, this gave a net loss of 406 million euros.</w:t>
-      </w:r>
-    </w:p>
-    <w:p>
-      <w:pPr>
-        <w:spacing w:after="100"/>
-      </w:pPr>
-      <w:r>
-        <w:rPr>
-          <w:b w:val="0"/>
-          <w:i w:val="0"/>
-          <w:color w:val="6B7280"/>
-          <w:sz w:val="19"/>
-        </w:rPr>
-        <w:t>2024 年 10 月，它卖掉了俄罗斯业务。连同当年另外三笔出售，净亏损 4.06 亿欧元。</w:t>
-      </w:r>
-    </w:p>
-    <w:p>
-      <w:pPr>
-        <w:spacing w:after="0"/>
-      </w:pPr>
-      <w:r>
-        <w:rPr>
-          <w:b w:val="0"/>
-          <w:i w:val="0"/>
-          <w:sz w:val="23"/>
-        </w:rPr>
-        <w:t>In December 2025, it demerged its ice cream business, Magnum. On the new basis, its 2024 turnover is 52.5 billion euros, not 60.8.</w:t>
-      </w:r>
-    </w:p>
-    <w:p>
-      <w:pPr>
-        <w:spacing w:after="100"/>
-      </w:pPr>
-      <w:r>
-        <w:rPr>
-          <w:b w:val="0"/>
-          <w:i w:val="0"/>
-          <w:color w:val="6B7280"/>
-          <w:sz w:val="19"/>
-        </w:rPr>
-        <w:t>2025 年 12 月，它把冰淇淋业务 Magnum 分拆出去。按新的口径，它 2024 年的营业额是 525 亿欧元，而不是 608 亿。</w:t>
-      </w:r>
-    </w:p>
-    <w:p>
-      <w:pPr>
-        <w:spacing w:after="0"/>
-      </w:pPr>
-      <w:r>
-        <w:rPr>
-          <w:b w:val="0"/>
-          <w:i w:val="0"/>
-          <w:sz w:val="23"/>
-        </w:rPr>
-        <w:t>But the demerger gave a gain of 3.4 billion euros, and Unilever kept 19.85 percent of Magnum.</w:t>
-      </w:r>
-    </w:p>
-    <w:p>
-      <w:pPr>
-        <w:spacing w:after="100"/>
-      </w:pPr>
-      <w:r>
-        <w:rPr>
-          <w:b w:val="0"/>
-          <w:i w:val="0"/>
-          <w:color w:val="6B7280"/>
-          <w:sz w:val="19"/>
-        </w:rPr>
-        <w:t>但分拆带来 34 亿欧元的收益，Unilever 还保留了 Magnum 19.85% 的股份。</w:t>
-      </w:r>
-    </w:p>
-    <w:p>
-      <w:pPr>
-        <w:spacing w:after="0"/>
-      </w:pPr>
-      <w:r>
-        <w:rPr>
-          <w:b w:val="0"/>
-          <w:i w:val="0"/>
-          <w:sz w:val="23"/>
-        </w:rPr>
-        <w:t>My conclusion: Unilever's FDI follows the OLI model. Its ownership advantage is its brands.</w:t>
-      </w:r>
-    </w:p>
-    <w:p>
-      <w:pPr>
-        <w:spacing w:after="100"/>
-      </w:pPr>
-      <w:r>
-        <w:rPr>
-          <w:b w:val="0"/>
-          <w:i w:val="0"/>
-          <w:color w:val="6B7280"/>
-          <w:sz w:val="19"/>
-        </w:rPr>
-        <w:t>我的结论：Unilever 的 FDI 符合 OLI 模型，它的所有权优势是品牌。</w:t>
-      </w:r>
-    </w:p>
-    <w:p>
-      <w:pPr>
-        <w:spacing w:after="0"/>
-      </w:pPr>
-      <w:r>
-        <w:rPr>
-          <w:b w:val="0"/>
-          <w:i w:val="0"/>
-          <w:sz w:val="23"/>
-        </w:rPr>
-        <w:t>It builds in big markets, buys beauty brands, and sells slower businesses. So it became smaller, but more focused.</w:t>
-      </w:r>
-    </w:p>
-    <w:p>
-      <w:pPr>
-        <w:spacing w:after="100"/>
-      </w:pPr>
-      <w:r>
-        <w:rPr>
-          <w:b w:val="0"/>
-          <w:i w:val="0"/>
-          <w:color w:val="6B7280"/>
-          <w:sz w:val="19"/>
-        </w:rPr>
-        <w:t>它在大市场建厂、买美妆品牌、卖掉增长慢的业务，所以变小了，但更聚焦了。</w:t>
+        <w:t>我的结论：Unilever 在美国的 FDI 符合 OLI 模型。通过买美国的高端品牌，它获得了增长、网上销售能力，也巩固了在最大市场的地位。</w:t>
       </w:r>
     </w:p>
     <w:p>
@@ -3169,7 +3034,7 @@
           <w:i w:val="0"/>
           <w:sz w:val="23"/>
         </w:rPr>
-        <w:t>To conclude: Unilever is global, it works through regions, it uses its advantages as a British MNE, and it grows through FDI.</w:t>
+        <w:t>To conclude: Unilever is global, it uses regional trade deals like USMCA, it uses its advantages as a British MNE, and it grows through FDI in its biggest market.</w:t>
       </w:r>
     </w:p>
     <w:p>
@@ -3183,7 +3048,7 @@
           <w:color w:val="6B7280"/>
           <w:sz w:val="19"/>
         </w:rPr>
-        <w:t>总结一下：Unilever 是全球化的公司，按地区经营，利用它作为英国跨国企业的优势，并通过 FDI 发展。</w:t>
+        <w:t>总结一下：Unilever 是全球化的公司，利用美墨加协定这样的区域贸易协定，利用它作为英国跨国企业的优势，并通过在最大市场的 FDI 发展。</w:t>
       </w:r>
     </w:p>
     <w:p>
@@ -3237,7 +3102,7 @@
           <w:i w:val="0"/>
           <w:sz w:val="23"/>
         </w:rPr>
-        <w:t>Q1. Why does Unilever buy companies instead of building new brands?</w:t>
+        <w:t>Q1. Why does Unilever buy American companies instead of building new brands or factories in the US?</w:t>
       </w:r>
     </w:p>
     <w:p>
@@ -3251,7 +3116,7 @@
           <w:color w:val="6B7280"/>
           <w:sz w:val="19"/>
         </w:rPr>
-        <w:t>为什么 Unilever 买公司，而不是自己做新品牌？</w:t>
+        <w:t>为什么 Unilever 买美国公司，而不是在美国自己做新品牌或建新工厂？</w:t>
       </w:r>
     </w:p>
     <w:p>
@@ -3318,7 +3183,7 @@
           <w:i w:val="0"/>
           <w:sz w:val="23"/>
         </w:rPr>
-        <w:t>Building a new brand takes many years and may fail.</w:t>
+        <w:t>The US market is very competitive, so building a new brand takes many years and may fail.</w:t>
       </w:r>
     </w:p>
     <w:p>
@@ -3332,7 +3197,7 @@
           <w:color w:val="6B7280"/>
           <w:sz w:val="19"/>
         </w:rPr>
-        <w:t>自己做一个新品牌要很多年，还可能失败。</w:t>
+        <w:t>美国市场竞争很激烈，自己做一个新品牌要很多年，还可能失败。</w:t>
       </w:r>
     </w:p>
     <w:p>
@@ -3345,7 +3210,7 @@
           <w:i w:val="0"/>
           <w:sz w:val="23"/>
         </w:rPr>
-        <w:t>But buying has risks too: for example, when the US premium beauty market slowed in 2024, Paula's Choice slowed too.</w:t>
+        <w:t>But buying has risks too: it is expensive, and when the US premium beauty market slowed in 2024, Paula's Choice slowed too.</w:t>
       </w:r>
     </w:p>
     <w:p>
@@ -3359,7 +3224,7 @@
           <w:color w:val="6B7280"/>
           <w:sz w:val="19"/>
         </w:rPr>
-        <w:t>但买也有风险：比如 2024 年美国高端美妆市场放缓，Paula's Choice 也跟着放缓了。</w:t>
+        <w:t>但买也有风险：很贵，而且 2024 年美国高端美妆市场放缓时，Paula's Choice 也跟着放缓了。</w:t>
       </w:r>
     </w:p>
     <w:p>
@@ -3372,7 +3237,7 @@
           <w:i w:val="0"/>
           <w:sz w:val="23"/>
         </w:rPr>
-        <w:t>Q2. What are the risks of FDI, for Unilever and for the host country?</w:t>
+        <w:t>Q2. What does the United States gain from Unilever's FDI, and what are the risks for Unilever?</w:t>
       </w:r>
     </w:p>
     <w:p>
@@ -3386,7 +3251,7 @@
           <w:color w:val="6B7280"/>
           <w:sz w:val="19"/>
         </w:rPr>
-        <w:t>FDI 对 Unilever 和东道国各有什么风险？</w:t>
+        <w:t>美国从 Unilever 的 FDI 中得到什么？Unilever 又有什么风险？</w:t>
       </w:r>
     </w:p>
     <w:p>
@@ -3399,7 +3264,7 @@
           <w:i w:val="0"/>
           <w:sz w:val="23"/>
         </w:rPr>
-        <w:t>For Unilever, there is political risk. For example, it stayed in Russia until October 2024, and the sales that year gave a net loss.</w:t>
+        <w:t>The US gains investment and jobs, and the brands can grow faster with Unilever's money and its global network.</w:t>
       </w:r>
     </w:p>
     <w:p>
@@ -3413,7 +3278,7 @@
           <w:color w:val="6B7280"/>
           <w:sz w:val="19"/>
         </w:rPr>
-        <w:t>对 Unilever 来说，有政治风险。比如它在俄罗斯一直待到 2024 年 10 月，当年的出售带来了净亏损。</w:t>
+        <w:t>美国得到投资和就业，这些品牌也能借助 Unilever 的资金和全球网络发展得更快。</w:t>
       </w:r>
     </w:p>
     <w:p>
@@ -3426,7 +3291,7 @@
           <w:i w:val="0"/>
           <w:sz w:val="23"/>
         </w:rPr>
-        <w:t>There is also currency risk, because it earns money in many currencies.</w:t>
+        <w:t>For example, Nutrafol was launched in Canada in 2023, its first market outside the US.</w:t>
       </w:r>
     </w:p>
     <w:p>
@@ -3440,7 +3305,7 @@
           <w:color w:val="6B7280"/>
           <w:sz w:val="19"/>
         </w:rPr>
-        <w:t>还有汇率风险，因为它用很多种货币赚钱。</w:t>
+        <w:t>比如 2023 年 Nutrafol 进入加拿大，这是它在美国以外的第一个市场。</w:t>
       </w:r>
     </w:p>
     <w:p>
@@ -3453,7 +3318,7 @@
           <w:i w:val="0"/>
           <w:sz w:val="23"/>
         </w:rPr>
-        <w:t>For the host country, FDI brings jobs. The Mexico factory is expected to create 850 direct jobs.</w:t>
+        <w:t>For Unilever, the risks are paying too much, a slowdown in the US market, and US trade policy, such as new tariffs.</w:t>
       </w:r>
     </w:p>
     <w:p>
@@ -3467,34 +3332,7 @@
           <w:color w:val="6B7280"/>
           <w:sz w:val="19"/>
         </w:rPr>
-        <w:t>对东道国来说，FDI 带来就业：墨西哥工厂预计创造 850 个直接就业岗位。</w:t>
-      </w:r>
-    </w:p>
-    <w:p>
-      <w:pPr>
-        <w:spacing w:after="0"/>
-      </w:pPr>
-      <w:r>
-        <w:rPr>
-          <w:b w:val="0"/>
-          <w:i w:val="0"/>
-          <w:sz w:val="23"/>
-        </w:rPr>
-        <w:t>But profits can leave the country, and local companies may find it hard to compete.</w:t>
-      </w:r>
-    </w:p>
-    <w:p>
-      <w:pPr>
-        <w:spacing w:after="60"/>
-      </w:pPr>
-      <w:r>
-        <w:rPr>
-          <w:b w:val="0"/>
-          <w:i w:val="0"/>
-          <w:color w:val="6B7280"/>
-          <w:sz w:val="19"/>
-        </w:rPr>
-        <w:t>但利润可能流出这个国家，当地企业也可能很难竞争。</w:t>
+        <w:t>对 Unilever 来说，风险是出价太高、美国市场放缓，还有美国的贸易政策，比如新关税。</w:t>
       </w:r>
     </w:p>
     <w:p>

--- a/content/busi1763/files/Unilever_Group_Script.docx
+++ b/content/busi1763/files/Unilever_Group_Script.docx
@@ -27,7 +27,7 @@
           <w:color w:val="6B7280"/>
           <w:sz w:val="20"/>
         </w:rPr>
-        <w:t>BUSI 1763 · Re-presentation 14 November 2026 · Each speaker ≤ 4 minutes · English to say, Chinese for understanding only</w:t>
+        <w:t>BUSI 1763 · Re-presentation 14 November 2026 · Each speaker ≤ 4 minutes · 2 Q&amp;A per speaker (8 in total) · Only completed events before 2026, with month and year · English to say, Chinese for understanding only</w:t>
       </w:r>
     </w:p>
     <w:p>
@@ -41,7 +41,7 @@
           <w:color w:val="1F36C7"/>
           <w:sz w:val="28"/>
         </w:rPr>
-        <w:t>Speaker 1 · Globalisation（全球化）· 300 words ≈ 2.3–2.7 min</w:t>
+        <w:t>Speaker 1 · Globalisation（全球化）· 323 words ≈ 2.5–2.9 min</w:t>
       </w:r>
     </w:p>
     <w:p>
@@ -258,7 +258,7 @@
           <w:i w:val="0"/>
           <w:sz w:val="23"/>
         </w:rPr>
-        <w:t>First, markets. Unilever sells in about 190 countries, and 3.4 billion people use its products every day.</w:t>
+        <w:t>First, markets. By December 2024, Unilever sold in about 190 countries, and 3.4 billion people used its products every day.</w:t>
       </w:r>
     </w:p>
     <w:p>
@@ -272,7 +272,7 @@
           <w:color w:val="6B7280"/>
           <w:sz w:val="19"/>
         </w:rPr>
-        <w:t>第一，市场。Unilever 在大约 190 个国家销售，每天有 34 亿人使用它的产品。</w:t>
+        <w:t>第一，市场。截至 2024 年 12 月，Unilever 在大约 190 个国家销售，每天有 34 亿人使用它的产品。</w:t>
       </w:r>
     </w:p>
     <w:p>
@@ -285,7 +285,7 @@
           <w:i w:val="0"/>
           <w:sz w:val="23"/>
         </w:rPr>
-        <w:t>In 2025, its turnover was 50.5 billion euros, and 59 percent came from emerging markets.</w:t>
+        <w:t>In the year to December 2025, its turnover was 50.5 billion euros, and 59 percent came from emerging markets.</w:t>
       </w:r>
     </w:p>
     <w:p>
@@ -299,7 +299,7 @@
           <w:color w:val="6B7280"/>
           <w:sz w:val="19"/>
         </w:rPr>
-        <w:t>2025 年，它的营业额是 505 亿欧元，其中 59% 来自新兴市场。</w:t>
+        <w:t>2025 年 1–12 月，它的营业额是 505 亿欧元，其中 59% 来自新兴市场。</w:t>
       </w:r>
     </w:p>
     <w:p>
@@ -339,7 +339,7 @@
           <w:i w:val="0"/>
           <w:sz w:val="23"/>
         </w:rPr>
-        <w:t>Second, production. Unilever had more than 280 factories in 2023, so it gets economies of scale. This is the cost driver.</w:t>
+        <w:t>Second, production. By December 2023, Unilever had more than 280 factories, so it gets economies of scale. This is the cost driver.</w:t>
       </w:r>
     </w:p>
     <w:p>
@@ -353,7 +353,7 @@
           <w:color w:val="6B7280"/>
           <w:sz w:val="19"/>
         </w:rPr>
-        <w:t>第二，生产。2023 年 Unilever 有 280 多家工厂，所以能获得规模经济，这就是成本推动力。</w:t>
+        <w:t>第二，生产。截至 2023 年 12 月，Unilever 有 280 多家工厂，所以能获得规模经济，这就是成本推动力。</w:t>
       </w:r>
     </w:p>
     <w:p>
@@ -366,7 +366,7 @@
           <w:i w:val="0"/>
           <w:sz w:val="23"/>
         </w:rPr>
-        <w:t>Its 30 Power Brands, such as Dove, make 78 percent of turnover. So it sells the same brands across the world, as Levitt said.</w:t>
+        <w:t>In the year to December 2025, its 30 Power Brands, such as Dove, made 78 percent of turnover. So it sells the same brands across the world, as Levitt said.</w:t>
       </w:r>
     </w:p>
     <w:p>
@@ -380,7 +380,7 @@
           <w:color w:val="6B7280"/>
           <w:sz w:val="19"/>
         </w:rPr>
-        <w:t>它的 30 个核心品牌（比如 Dove）占营业额的 78%，所以它在全世界卖同样的品牌，就像 Levitt 说的那样。</w:t>
+        <w:t>2025 年 1–12 月，它的 30 个核心品牌（比如 Dove）占营业额的 78%，所以它在全世界卖同样的品牌，就像 Levitt 说的那样。</w:t>
       </w:r>
     </w:p>
     <w:p>
@@ -420,7 +420,7 @@
           <w:i w:val="0"/>
           <w:sz w:val="23"/>
         </w:rPr>
-        <w:t>In March 2020, COVID-19 disrupted supply chains, and the extra costs cut the margin by about 0.9 percentage points.</w:t>
+        <w:t>From March 2020, COVID-19 disrupted supply chains, and in the year to December 2020, the extra costs cut the margin by about 0.9 percentage points.</w:t>
       </w:r>
     </w:p>
     <w:p>
@@ -434,7 +434,7 @@
           <w:color w:val="6B7280"/>
           <w:sz w:val="19"/>
         </w:rPr>
-        <w:t>2020 年 3 月，新冠疫情打乱了供应链，额外成本让利润率下降了约 0.9 个百分点。</w:t>
+        <w:t>从 2020 年 3 月起，新冠疫情打乱了供应链；2020 年 1–12 月，额外成本让利润率下降了约 0.9 个百分点。</w:t>
       </w:r>
     </w:p>
     <w:p>
@@ -447,7 +447,7 @@
           <w:i w:val="0"/>
           <w:sz w:val="23"/>
         </w:rPr>
-        <w:t>In 2022, inflation was high all year. Unilever raised prices by 11.3 percent, and volumes fell by 2.1 percent.</w:t>
+        <w:t>From January to December 2022, inflation was high. Unilever raised prices by 11.3 percent, and volumes fell by 2.1 percent.</w:t>
       </w:r>
     </w:p>
     <w:p>
@@ -461,7 +461,7 @@
           <w:color w:val="6B7280"/>
           <w:sz w:val="19"/>
         </w:rPr>
-        <w:t>2022 年全年通胀都很高，Unilever 涨价 11.3%，销量下降 2.1%。</w:t>
+        <w:t>2022 年 1–12 月通胀很高，Unilever 涨价 11.3%，销量下降 2.1%。</w:t>
       </w:r>
     </w:p>
     <w:p>
@@ -501,7 +501,7 @@
           <w:i w:val="0"/>
           <w:sz w:val="23"/>
         </w:rPr>
-        <w:t>In its 2025 report, Unilever says rising protectionism and tariffs are a risk to its supply chain.</w:t>
+        <w:t>And in March 2025, the US put new tariffs on Mexico and Canada, so trade barriers are rising again.</w:t>
       </w:r>
     </w:p>
     <w:p>
@@ -515,7 +515,7 @@
           <w:color w:val="6B7280"/>
           <w:sz w:val="19"/>
         </w:rPr>
-        <w:t>在 2025 年的年报里，Unilever 说日益抬头的保护主义和关税是它供应链的风险。</w:t>
+        <w:t>2025 年 3 月，美国又对墨西哥和加拿大加征关税，贸易壁垒又在增加。</w:t>
       </w:r>
     </w:p>
     <w:p>
@@ -583,7 +583,7 @@
           <w:color w:val="1F36C7"/>
           <w:sz w:val="24"/>
         </w:rPr>
-        <w:t>Q&amp;A（每题约 1 分钟）</w:t>
+        <w:t>Speaker 1 的 2 个问答（只准备自己主题的这 2 个；全组共 8 个，每人 2 个；每题约 1 分钟）</w:t>
       </w:r>
     </w:p>
     <w:p>
@@ -650,7 +650,7 @@
           <w:i w:val="0"/>
           <w:sz w:val="23"/>
         </w:rPr>
-        <w:t>It is global, because its 30 Power Brands make 78 percent of turnover and it sells in about 190 countries.</w:t>
+        <w:t>It is global, because in the year to December 2025 its 30 Power Brands made 78 percent of turnover, and it sells in about 190 countries.</w:t>
       </w:r>
     </w:p>
     <w:p>
@@ -664,7 +664,7 @@
           <w:color w:val="6B7280"/>
           <w:sz w:val="19"/>
         </w:rPr>
-        <w:t>说它全球化，是因为 30 个核心品牌占营业额的 78%，而且在大约 190 个国家销售。</w:t>
+        <w:t>说它全球化，是因为 2025 年 1–12 月 30 个核心品牌占营业额的 78%，而且它在大约 190 个国家销售。</w:t>
       </w:r>
     </w:p>
     <w:p>
@@ -677,7 +677,7 @@
           <w:i w:val="0"/>
           <w:sz w:val="23"/>
         </w:rPr>
-        <w:t>But it is also local, because 59 percent of turnover comes from emerging markets, and it changes products and prices for each market.</w:t>
+        <w:t>But it is also local, because in the same year 59 percent of turnover came from emerging markets, and it changes products and prices for each market.</w:t>
       </w:r>
     </w:p>
     <w:p>
@@ -691,7 +691,7 @@
           <w:color w:val="6B7280"/>
           <w:sz w:val="19"/>
         </w:rPr>
-        <w:t>但它也很本地化，因为 59% 的营业额来自新兴市场，它会按各个市场调整产品和价格。</w:t>
+        <w:t>但它也很本地化：同一年 59% 的营业额来自新兴市场，它会按各个市场调整产品和价格。</w:t>
       </w:r>
     </w:p>
     <w:p>
@@ -785,7 +785,7 @@
           <w:i w:val="0"/>
           <w:sz w:val="23"/>
         </w:rPr>
-        <w:t>Unilever left Russia, and in 2025 it said that tariffs and protectionism are a risk.</w:t>
+        <w:t>Unilever stopped trade with Russia in March 2022 and sold the business in October 2024, and in March 2025 the US raised tariffs on its neighbours.</w:t>
       </w:r>
     </w:p>
     <w:p>
@@ -799,7 +799,7 @@
           <w:color w:val="6B7280"/>
           <w:sz w:val="19"/>
         </w:rPr>
-        <w:t>Unilever 退出了俄罗斯，2025 年它也说关税和保护主义是风险。</w:t>
+        <w:t>Unilever 2022 年 3 月停止和俄罗斯的贸易，2024 年 10 月卖掉业务；2025 年 3 月美国又对邻国加征关税。</w:t>
       </w:r>
     </w:p>
     <w:p>
@@ -872,7 +872,7 @@
           <w:color w:val="0F8A6B"/>
           <w:sz w:val="28"/>
         </w:rPr>
-        <w:t>Speaker 2 · Regional Integration（区域一体化）· 392 words ≈ 3.0–3.6 min</w:t>
+        <w:t>Speaker 2 · Regional Integration（区域一体化）· 401 words ≈ 3.1–3.6 min</w:t>
       </w:r>
     </w:p>
     <w:p>
@@ -1034,7 +1034,7 @@
           <w:i w:val="0"/>
           <w:sz w:val="23"/>
         </w:rPr>
-        <w:t>In 2023, Mexico became the United States' largest trading partner, with almost 800 billion dollars of goods trade.</w:t>
+        <w:t>In the year to December 2023, Mexico became the United States' largest trading partner, with almost 800 billion dollars of goods trade.</w:t>
       </w:r>
     </w:p>
     <w:p>
@@ -1048,7 +1048,7 @@
           <w:color w:val="6B7280"/>
           <w:sz w:val="19"/>
         </w:rPr>
-        <w:t>2023 年，墨西哥成为美国最大的贸易伙伴，商品贸易额接近 8,000 亿美元。</w:t>
+        <w:t>2023 年 1–12 月，墨西哥成为美国最大的贸易伙伴，商品贸易额接近 8,000 亿美元。</w:t>
       </w:r>
     </w:p>
     <w:p>
@@ -1075,7 +1075,7 @@
           <w:i w:val="0"/>
           <w:sz w:val="23"/>
         </w:rPr>
-        <w:t>Now, Unilever in Mexico. Mexico is one of Unilever's ten largest markets, and it has more than 7,000 employees there.</w:t>
+        <w:t>Now, Unilever in Mexico. In May 2025, Unilever said Mexico is one of its ten largest markets, with more than 7,000 employees.</w:t>
       </w:r>
     </w:p>
     <w:p>
@@ -1089,7 +1089,7 @@
           <w:color w:val="6B7280"/>
           <w:sz w:val="19"/>
         </w:rPr>
-        <w:t>现在看 Unilever 在墨西哥。墨西哥是 Unilever 全球十大市场之一，它在那里有 7,000 多名员工。</w:t>
+        <w:t>现在看 Unilever 在墨西哥。2025 年 5 月，Unilever 说墨西哥是它全球十大市场之一，有 7,000 多名员工。</w:t>
       </w:r>
     </w:p>
     <w:p>
@@ -1129,7 +1129,7 @@
           <w:i w:val="0"/>
           <w:sz w:val="23"/>
         </w:rPr>
-        <w:t>In April 2025, it doubled the investment to 800 million dollars. The plant will mainly export to the US and Canada, and it will create 850 direct jobs.</w:t>
+        <w:t>In April 2025, it doubled the investment to 800 million dollars, and said the plant is mainly for exports to the US and Canada.</w:t>
       </w:r>
     </w:p>
     <w:p>
@@ -1143,7 +1143,7 @@
           <w:color w:val="6B7280"/>
           <w:sz w:val="19"/>
         </w:rPr>
-        <w:t>2025 年 4 月，它把投资翻倍到 8 亿美元。这家工厂主要出口到美国和加拿大，会创造 850 个直接就业岗位。</w:t>
+        <w:t>2025 年 4 月，它把投资翻倍到 8 亿美元，并说这家工厂主要用于出口美国和加拿大。</w:t>
       </w:r>
     </w:p>
     <w:p>
@@ -1210,7 +1210,7 @@
           <w:i w:val="0"/>
           <w:sz w:val="23"/>
         </w:rPr>
-        <w:t>First, market access. Products that meet USMCA rules can enter the US with no tariffs, and the US is Unilever's biggest market, with 10.5 billion euros of turnover in 2025.</w:t>
+        <w:t>First, market access. Products that meet USMCA rules can enter the US with no tariffs, and the US is Unilever's biggest market, with 10.5 billion euros of turnover in the year to December 2025.</w:t>
       </w:r>
     </w:p>
     <w:p>
@@ -1224,7 +1224,7 @@
           <w:color w:val="6B7280"/>
           <w:sz w:val="19"/>
         </w:rPr>
-        <w:t>第一，市场准入。符合美墨加协定规则的产品可以零关税进入美国，而美国是 Unilever 最大的市场，2025 年营业额 105 亿欧元。</w:t>
+        <w:t>第一，市场准入。符合美墨加协定规则的产品可以零关税进入美国，而美国是 Unilever 最大的市场，2025 年 1–12 月营业额 105 亿欧元。</w:t>
       </w:r>
     </w:p>
     <w:p>
@@ -1291,7 +1291,7 @@
           <w:i w:val="0"/>
           <w:sz w:val="23"/>
         </w:rPr>
-        <w:t>But there are limits. Only about half of US imports from Mexico qualified for USMCA in 2024, and US trade policy can change quickly.</w:t>
+        <w:t>But there are limits. From January to December 2024, only about half of US imports from Mexico qualified for USMCA, and US trade policy can change quickly.</w:t>
       </w:r>
     </w:p>
     <w:p>
@@ -1305,7 +1305,7 @@
           <w:color w:val="6B7280"/>
           <w:sz w:val="19"/>
         </w:rPr>
-        <w:t>但也有局限：2024 年美国从墨西哥的进口只有大约一半符合美墨加协定，而且美国的贸易政策可能变得很快。</w:t>
+        <w:t>但也有局限：2024 年 1–12 月，美国从墨西哥的进口只有大约一半符合美墨加协定，而且美国的贸易政策可能变得很快。</w:t>
       </w:r>
     </w:p>
     <w:p>
@@ -1400,7 +1400,7 @@
           <w:color w:val="0F8A6B"/>
           <w:sz w:val="24"/>
         </w:rPr>
-        <w:t>Q&amp;A（每题约 1 分钟）</w:t>
+        <w:t>Speaker 2 的 2 个问答（只准备自己主题的这 2 个；全组共 8 个，每人 2 个；每题约 1 分钟）</w:t>
       </w:r>
     </w:p>
     <w:p>
@@ -1656,7 +1656,7 @@
           <w:i w:val="0"/>
           <w:sz w:val="23"/>
         </w:rPr>
-        <w:t>Third, Mexico itself is one of Unilever's ten largest markets, so the factory serves Mexico too.</w:t>
+        <w:t>Third, in May 2025 Unilever said Mexico itself is one of its ten largest markets, so the factory can serve Mexico too.</w:t>
       </w:r>
     </w:p>
     <w:p>
@@ -1670,7 +1670,7 @@
           <w:color w:val="6B7280"/>
           <w:sz w:val="19"/>
         </w:rPr>
-        <w:t>第三，墨西哥本身就是 Unilever 十大市场之一，所以这家工厂也供应墨西哥。</w:t>
+        <w:t>第三，2025 年 5 月 Unilever 说墨西哥本身就是它十大市场之一，所以工厂也能供应墨西哥。</w:t>
       </w:r>
     </w:p>
     <w:p>
@@ -1716,7 +1716,7 @@
           <w:color w:val="D9822B"/>
           <w:sz w:val="28"/>
         </w:rPr>
-        <w:t>Speaker 3 · MNEs from Advanced Economies（发达经济体的跨国企业）· 296 words ≈ 2.3–2.7 min</w:t>
+        <w:t>Speaker 3 · MNEs from Advanced Economies（发达经济体的跨国企业）· 298 words ≈ 2.3–2.7 min</w:t>
       </w:r>
     </w:p>
     <w:p>
@@ -1919,7 +1919,7 @@
           <w:i w:val="0"/>
           <w:sz w:val="23"/>
         </w:rPr>
-        <w:t>Its 30 Power Brands make 78 percent of turnover, and it spends between 800 million and nearly 1 billion euros a year on research and development.</w:t>
+        <w:t>In the year to December 2025, its 30 Power Brands made 78 percent of turnover. And every year from 2020 to 2024, it spent between 800 million and nearly 1 billion euros on research and development.</w:t>
       </w:r>
     </w:p>
     <w:p>
@@ -1933,7 +1933,7 @@
           <w:color w:val="6B7280"/>
           <w:sz w:val="19"/>
         </w:rPr>
-        <w:t>它的 30 个核心品牌占营业额的 78%，每年研发投入在 8 亿到将近 10 亿欧元之间。</w:t>
+        <w:t>2025 年 1–12 月，它的 30 个核心品牌占营业额的 78%；2020 到 2024 年，它每年的研发投入在 8 亿到将近 10 亿欧元之间。</w:t>
       </w:r>
     </w:p>
     <w:p>
@@ -1946,7 +1946,7 @@
           <w:i w:val="0"/>
           <w:sz w:val="23"/>
         </w:rPr>
-        <w:t>Host countries also gain. Look at India. Unilever owns 61.9 percent of Hindustan Unilever, which is listed in India.</w:t>
+        <w:t>Host countries also gain. Look at India. In December 2024, Unilever owned 61.9 percent of Hindustan Unilever, which is listed in India.</w:t>
       </w:r>
     </w:p>
     <w:p>
@@ -1960,7 +1960,7 @@
           <w:color w:val="6B7280"/>
           <w:sz w:val="19"/>
         </w:rPr>
-        <w:t>东道国也有收获。看印度：Unilever 持有在印度上市的 Hindustan Unilever 61.9% 的股份。</w:t>
+        <w:t>东道国也有收获。看印度：截至 2024 年 12 月，Unilever 持有在印度上市的 Hindustan Unilever 61.9% 的股份。</w:t>
       </w:r>
     </w:p>
     <w:p>
@@ -2054,7 +2054,7 @@
           <w:i w:val="0"/>
           <w:sz w:val="23"/>
         </w:rPr>
-        <w:t>First, jobs. In March 2024, Unilever announced it would cut about 7,500 office jobs to save about 800 million euros over three years. By the end of 2024, 4,300 jobs had gone.</w:t>
+        <w:t>First, jobs. In March 2024, Unilever announced it would cut about 7,500 office jobs. By December 2024, 4,300 jobs had gone.</w:t>
       </w:r>
     </w:p>
     <w:p>
@@ -2068,7 +2068,7 @@
           <w:color w:val="6B7280"/>
           <w:sz w:val="19"/>
         </w:rPr>
-        <w:t>第一，就业。2024 年 3 月，Unilever 宣布裁掉约 7,500 个办公室岗位，三年内节省约 8 亿欧元。到 2024 年底，已经减少了 4,300 个岗位。</w:t>
+        <w:t>第一，就业。2024 年 3 月，Unilever 宣布裁掉约 7,500 个办公室岗位；到 2024 年 12 月，已经减少了 4,300 个岗位。</w:t>
       </w:r>
     </w:p>
     <w:p>
@@ -2217,7 +2217,7 @@
           <w:color w:val="D9822B"/>
           <w:sz w:val="24"/>
         </w:rPr>
-        <w:t>Q&amp;A（每题约 1 分钟）</w:t>
+        <w:t>Speaker 3 的 2 个问答（只准备自己主题的这 2 个；全组共 8 个，每人 2 个；每题约 1 分钟）</w:t>
       </w:r>
     </w:p>
     <w:p>
@@ -2506,7 +2506,7 @@
           <w:color w:val="7C3AED"/>
           <w:sz w:val="28"/>
         </w:rPr>
-        <w:t>Speaker 4 · FDI（外国直接投资）· 408 words ≈ 3.1–3.7 min</w:t>
+        <w:t>Speaker 4 · FDI（外国直接投资）· 403 words ≈ 3.1–3.7 min</w:t>
       </w:r>
     </w:p>
     <w:p>
@@ -2655,7 +2655,7 @@
           <w:i w:val="0"/>
           <w:sz w:val="23"/>
         </w:rPr>
-        <w:t>Why the United States? The US is the world's largest FDI host. In 2024, it received 279 billion dollars.</w:t>
+        <w:t>Why the United States? The US is the world's largest FDI host. From January to December 2024, it received 279 billion dollars.</w:t>
       </w:r>
     </w:p>
     <w:p>
@@ -2669,7 +2669,7 @@
           <w:color w:val="6B7280"/>
           <w:sz w:val="19"/>
         </w:rPr>
-        <w:t>为什么是美国？美国是全球最大的 FDI 接收国，2024 年吸收了 2,790 亿美元。</w:t>
+        <w:t>为什么是美国？美国是全球最大的 FDI 接收国，2024 年 1–12 月吸收了 2,790 亿美元。</w:t>
       </w:r>
     </w:p>
     <w:p>
@@ -2682,7 +2682,7 @@
           <w:i w:val="0"/>
           <w:sz w:val="23"/>
         </w:rPr>
-        <w:t>For Unilever, the US is its biggest market. Its US turnover grew from 9.4 billion euros in 2020 to 12.5 billion in 2024, about one fifth of the group.</w:t>
+        <w:t>For Unilever, the US is its biggest market. Its US turnover grew from 9.4 billion euros in the year to December 2020 to 12.5 billion in the year to December 2024, about one fifth of the group.</w:t>
       </w:r>
     </w:p>
     <w:p>
@@ -2696,7 +2696,7 @@
           <w:color w:val="6B7280"/>
           <w:sz w:val="19"/>
         </w:rPr>
-        <w:t>对 Unilever 来说，美国是它最大的市场。它在美国的营业额从 2020 年的 94 亿欧元增长到 2024 年的 125 亿欧元，约占集团的五分之一。</w:t>
+        <w:t>对 Unilever 来说，美国是它最大的市场。它在美国的营业额从 2020 年 1–12 月的 94 亿欧元，增长到 2024 年 1–12 月的 125 亿欧元，约占集团的五分之一。</w:t>
       </w:r>
     </w:p>
     <w:p>
@@ -2736,7 +2736,7 @@
           <w:i w:val="0"/>
           <w:sz w:val="23"/>
         </w:rPr>
-        <w:t>I, Unilever buys and owns these brands, so it controls them and can take them to other countries. For example, it launched Nutrafol in Canada in 2023.</w:t>
+        <w:t>I, Unilever buys and owns these brands, instead of licensing them, so it controls the brands, their customers and their know-how.</w:t>
       </w:r>
     </w:p>
     <w:p>
@@ -2750,7 +2750,7 @@
           <w:color w:val="6B7280"/>
           <w:sz w:val="19"/>
         </w:rPr>
-        <w:t>I，Unilever 买下并拥有这些品牌，所以能控制它们，还能把它们带到别的国家，比如 2023 年把 Nutrafol 推到了加拿大。</w:t>
+        <w:t>I，Unilever 买下并拥有这些品牌，而不是授权给别人，所以它能控制品牌、客户和专业知识。</w:t>
       </w:r>
     </w:p>
     <w:p>
@@ -2804,7 +2804,7 @@
           <w:i w:val="0"/>
           <w:sz w:val="23"/>
         </w:rPr>
-        <w:t>In August 2021, it bought Paula's Choice, a skincare brand that sells online, for 1.8 billion euros. In 2022, Prestige Beauty grew by double digits.</w:t>
+        <w:t>In August 2021, it bought Paula's Choice, a skincare brand that sells online, for 1.8 billion euros. In the year to December 2022, Prestige Beauty grew by double digits.</w:t>
       </w:r>
     </w:p>
     <w:p>
@@ -2818,7 +2818,7 @@
           <w:color w:val="6B7280"/>
           <w:sz w:val="19"/>
         </w:rPr>
-        <w:t>2021 年 8 月，它花 18 亿欧元买下网上直销的护肤品牌 Paula's Choice。2022 年，高端美妆业务实现两位数增长。</w:t>
+        <w:t>2021 年 8 月，它花 18 亿欧元买下网上直销的护肤品牌 Paula's Choice。2022 年 1–12 月，高端美妆业务实现两位数增长。</w:t>
       </w:r>
     </w:p>
     <w:p>
@@ -2831,7 +2831,7 @@
           <w:i w:val="0"/>
           <w:sz w:val="23"/>
         </w:rPr>
-        <w:t>In July 2022, it raised its stake in Nutrafol to 80 percent. In 2025, Nutrafol led double-digit growth in Wellbeing.</w:t>
+        <w:t>In February 2024, it bought K18, which grew by double digits by December 2024. In September 2025, it bought Dr. Squatch for 1.2 billion euros.</w:t>
       </w:r>
     </w:p>
     <w:p>
@@ -2845,7 +2845,7 @@
           <w:color w:val="6B7280"/>
           <w:sz w:val="19"/>
         </w:rPr>
-        <w:t>2022 年 7 月，它把 Nutrafol 的持股提高到 80%。2025 年，Nutrafol 带动健康业务实现两位数增长。</w:t>
+        <w:t>2024 年 2 月，它买下 K18，到 2024 年 12 月实现两位数增长。2025 年 9 月，它花 12 亿欧元买下 Dr. Squatch。</w:t>
       </w:r>
     </w:p>
     <w:p>
@@ -2858,7 +2858,7 @@
           <w:i w:val="0"/>
           <w:sz w:val="23"/>
         </w:rPr>
-        <w:t>In February 2024, it bought K18, which grew by double digits that year. In September 2025, it bought Dr. Squatch for 1.2 billion euros.</w:t>
+        <w:t>What are the benefits for Unilever? First, faster growth: by December 2024, 70 percent of its US Beauty and Wellbeing sales came from these premium brands.</w:t>
       </w:r>
     </w:p>
     <w:p>
@@ -2872,7 +2872,7 @@
           <w:color w:val="6B7280"/>
           <w:sz w:val="19"/>
         </w:rPr>
-        <w:t>2024 年 2 月，它买下 K18，当年两位数增长。2025 年 9 月，它花 12 亿欧元买下 Dr. Squatch。</w:t>
+        <w:t>给 Unilever 带来什么好处？第一，增长更快：到 2024 年 12 月，它在美国美妆和健康业务 70% 的销售来自这些高端品牌。</w:t>
       </w:r>
     </w:p>
     <w:p>
@@ -2885,7 +2885,7 @@
           <w:i w:val="0"/>
           <w:sz w:val="23"/>
         </w:rPr>
-        <w:t>What are the benefits for Unilever? First, faster growth: by 2024, 70 percent of its US Beauty and Wellbeing sales came from these premium brands.</w:t>
+        <w:t>Second, a stronger position: its long-term assets in the US grew from 12.9 billion euros in December 2020 to 19.7 billion in December 2024.</w:t>
       </w:r>
     </w:p>
     <w:p>
@@ -2899,7 +2899,7 @@
           <w:color w:val="6B7280"/>
           <w:sz w:val="19"/>
         </w:rPr>
-        <w:t>给 Unilever 带来什么好处？第一，增长更快：到 2024 年，它在美国美妆和健康业务 70% 的销售来自这些高端品牌。</w:t>
+        <w:t>第二，地位更稳：它在美国的长期资产从 2020 年 12 月的 129 亿欧元增长到 2024 年 12 月的 197 亿欧元。</w:t>
       </w:r>
     </w:p>
     <w:p>
@@ -2912,7 +2912,7 @@
           <w:i w:val="0"/>
           <w:sz w:val="23"/>
         </w:rPr>
-        <w:t>Second, a stronger position: its long-term assets in the US grew from 12.9 billion euros in 2020 to 19.7 billion in 2024.</w:t>
+        <w:t>Third, results: in the year to December 2025, North America grew 5.3 percent, and Unilever recovered much of its lost market share in the US.</w:t>
       </w:r>
     </w:p>
     <w:p>
@@ -2926,7 +2926,7 @@
           <w:color w:val="6B7280"/>
           <w:sz w:val="19"/>
         </w:rPr>
-        <w:t>第二，地位更稳：它在美国的长期资产从 2020 年的 129 亿欧元增长到 2024 年的 197 亿欧元。</w:t>
+        <w:t>第三，成果：2025 年 1–12 月，北美增长 5.3%，Unilever 在美国夺回了大部分失去的市场份额。</w:t>
       </w:r>
     </w:p>
     <w:p>
@@ -2939,7 +2939,7 @@
           <w:i w:val="0"/>
           <w:sz w:val="23"/>
         </w:rPr>
-        <w:t>Third, results: in 2025, North America grew 5.3 percent, and Unilever recovered much of its lost market share in the US.</w:t>
+        <w:t>But there is risk: from January to December 2024, the US premium beauty market slowed, and Paula's Choice slowed too.</w:t>
       </w:r>
     </w:p>
     <w:p>
@@ -2953,34 +2953,7 @@
           <w:color w:val="6B7280"/>
           <w:sz w:val="19"/>
         </w:rPr>
-        <w:t>第三，成果：2025 年北美增长 5.3%，Unilever 在美国夺回了大部分失去的市场份额。</w:t>
-      </w:r>
-    </w:p>
-    <w:p>
-      <w:pPr>
-        <w:spacing w:after="0"/>
-      </w:pPr>
-      <w:r>
-        <w:rPr>
-          <w:b w:val="0"/>
-          <w:i w:val="0"/>
-          <w:sz w:val="23"/>
-        </w:rPr>
-        <w:t>But there is risk: in 2024, the US premium beauty market slowed, and Paula's Choice slowed too.</w:t>
-      </w:r>
-    </w:p>
-    <w:p>
-      <w:pPr>
-        <w:spacing w:after="100"/>
-      </w:pPr>
-      <w:r>
-        <w:rPr>
-          <w:b w:val="0"/>
-          <w:i w:val="0"/>
-          <w:color w:val="6B7280"/>
-          <w:sz w:val="19"/>
-        </w:rPr>
-        <w:t>但也有风险：2024 年美国高端美妆市场放缓，Paula's Choice 也跟着放缓了。</w:t>
+        <w:t>但也有风险：2024 年 1–12 月，美国高端美妆市场放缓，Paula's Choice 也跟着放缓了。</w:t>
       </w:r>
     </w:p>
     <w:p>
@@ -3034,7 +3007,7 @@
           <w:i w:val="0"/>
           <w:sz w:val="23"/>
         </w:rPr>
-        <w:t>To conclude: Unilever is global, it uses regional trade deals like USMCA, it uses its advantages as a British MNE, and it grows through FDI in its biggest market.</w:t>
+        <w:t>To conclude: Unilever is global, it uses trade deals like USMCA, it uses its British advantages, and it grows through FDI in the US.</w:t>
       </w:r>
     </w:p>
     <w:p>
@@ -3048,7 +3021,7 @@
           <w:color w:val="6B7280"/>
           <w:sz w:val="19"/>
         </w:rPr>
-        <w:t>总结一下：Unilever 是全球化的公司，利用美墨加协定这样的区域贸易协定，利用它作为英国跨国企业的优势，并通过在最大市场的 FDI 发展。</w:t>
+        <w:t>总结一下：Unilever 是全球化的公司，利用美墨加协定这样的贸易协定，利用它作为英国企业的优势，并通过在美国的 FDI 发展。</w:t>
       </w:r>
     </w:p>
     <w:p>
@@ -3089,7 +3062,7 @@
           <w:color w:val="7C3AED"/>
           <w:sz w:val="24"/>
         </w:rPr>
-        <w:t>Q&amp;A（每题约 1 分钟）</w:t>
+        <w:t>Speaker 4 的 2 个问答（只准备自己主题的这 2 个；全组共 8 个，每人 2 个；每题约 1 分钟）</w:t>
       </w:r>
     </w:p>
     <w:p>
@@ -3210,7 +3183,7 @@
           <w:i w:val="0"/>
           <w:sz w:val="23"/>
         </w:rPr>
-        <w:t>But buying has risks too: it is expensive, and when the US premium beauty market slowed in 2024, Paula's Choice slowed too.</w:t>
+        <w:t>But buying has risks too: it is expensive, and when the US premium beauty market slowed from January to December 2024, Paula's Choice slowed too.</w:t>
       </w:r>
     </w:p>
     <w:p>
@@ -3224,7 +3197,7 @@
           <w:color w:val="6B7280"/>
           <w:sz w:val="19"/>
         </w:rPr>
-        <w:t>但买也有风险：很贵，而且 2024 年美国高端美妆市场放缓时，Paula's Choice 也跟着放缓了。</w:t>
+        <w:t>但买也有风险：很贵，而且 2024 年 1–12 月美国高端美妆市场放缓时，Paula's Choice 也跟着放缓了。</w:t>
       </w:r>
     </w:p>
     <w:p>
@@ -3291,7 +3264,7 @@
           <w:i w:val="0"/>
           <w:sz w:val="23"/>
         </w:rPr>
-        <w:t>For example, Nutrafol was launched in Canada in 2023, its first market outside the US.</w:t>
+        <w:t>For example, after July 2022, Nutrafol grew quickly with Unilever's support, and it led double-digit growth in Wellbeing in the year to December 2025.</w:t>
       </w:r>
     </w:p>
     <w:p>
@@ -3305,7 +3278,7 @@
           <w:color w:val="6B7280"/>
           <w:sz w:val="19"/>
         </w:rPr>
-        <w:t>比如 2023 年 Nutrafol 进入加拿大，这是它在美国以外的第一个市场。</w:t>
+        <w:t>比如 2022 年 7 月以后，Nutrafol 在 Unilever 的支持下发展很快，2025 年 1–12 月带动健康业务实现两位数增长。</w:t>
       </w:r>
     </w:p>
     <w:p>

--- a/content/busi1763/files/Unilever_Group_Script.docx
+++ b/content/busi1763/files/Unilever_Group_Script.docx
@@ -1716,7 +1716,7 @@
           <w:color w:val="D9822B"/>
           <w:sz w:val="28"/>
         </w:rPr>
-        <w:t>Speaker 3 · MNEs from Advanced Economies（发达经济体的跨国企业）· 298 words ≈ 2.3–2.7 min</w:t>
+        <w:t>Speaker 3 · MNEs from Advanced Economies + CSR（发达经济体的跨国企业 + CSR）· 424 words ≈ 3.3–3.9 min</w:t>
       </w:r>
     </w:p>
     <w:p>
@@ -1770,7 +1770,7 @@
           <w:i w:val="0"/>
           <w:sz w:val="23"/>
         </w:rPr>
-        <w:t>An MNE and its host country both have goals.</w:t>
+        <w:t>An MNE wants high returns, more sales and lower costs. The host country wants jobs, technology, control of its economy and a clean environment.</w:t>
       </w:r>
     </w:p>
     <w:p>
@@ -1784,7 +1784,7 @@
           <w:color w:val="6B7280"/>
           <w:sz w:val="19"/>
         </w:rPr>
-        <w:t>跨国企业和东道国各有自己的目标。</w:t>
+        <w:t>跨国企业想要高回报、更多销售和更低成本；东道国想要就业、技术、对经济的控制和干净的环境。</w:t>
       </w:r>
     </w:p>
     <w:p>
@@ -1797,7 +1797,7 @@
           <w:i w:val="0"/>
           <w:sz w:val="23"/>
         </w:rPr>
-        <w:t>The MNE wants high returns, more sales, lower costs and to share risk.</w:t>
+        <w:t>When these goals clash, the host may change its rules to take more value. This is creeping expropriation.</w:t>
       </w:r>
     </w:p>
     <w:p>
@@ -1811,7 +1811,21 @@
           <w:color w:val="6B7280"/>
           <w:sz w:val="19"/>
         </w:rPr>
-        <w:t>跨国企业想要高回报、更多销售、更低成本，还要分散风险。</w:t>
+        <w:t>当这些目标冲突时，东道国可能改规则，拿走更多利益，这叫渐进式征收。</w:t>
+      </w:r>
+    </w:p>
+    <w:p>
+      <w:pPr>
+        <w:spacing w:after="80"/>
+      </w:pPr>
+      <w:r>
+        <w:rPr>
+          <w:b/>
+          <w:i w:val="0"/>
+          <w:color w:val="6B7280"/>
+          <w:sz w:val="20"/>
+        </w:rPr>
+        <w:t>Slide: Unilever 作为发达经济体跨国企业</w:t>
       </w:r>
     </w:p>
     <w:p>
@@ -1824,7 +1838,7 @@
           <w:i w:val="0"/>
           <w:sz w:val="23"/>
         </w:rPr>
-        <w:t>The host country wants jobs, growth, technology, control of its economy and a clean environment.</w:t>
+        <w:t>Unilever is a British MNE. Its advantages come from an advanced economy: strong brands, money and research.</w:t>
       </w:r>
     </w:p>
     <w:p>
@@ -1838,7 +1852,7 @@
           <w:color w:val="6B7280"/>
           <w:sz w:val="19"/>
         </w:rPr>
-        <w:t>东道国想要就业、增长、技术、对经济的控制和干净的环境。</w:t>
+        <w:t>Unilever 是英国的跨国企业。它的优势来自发达经济体：强大的品牌、资金和研发。</w:t>
       </w:r>
     </w:p>
     <w:p>
@@ -1851,7 +1865,7 @@
           <w:i w:val="0"/>
           <w:sz w:val="23"/>
         </w:rPr>
-        <w:t>Sometimes these goals clash. For example, a host government may change its rules to take more value from the MNE. This is called creeping expropriation.</w:t>
+        <w:t>In the year to December 2025, its 30 Power Brands made 78 percent of turnover, and in 2024 it spent nearly 1 billion euros on research and development.</w:t>
       </w:r>
     </w:p>
     <w:p>
@@ -1865,7 +1879,169 @@
           <w:color w:val="6B7280"/>
           <w:sz w:val="19"/>
         </w:rPr>
-        <w:t>这些目标有时会冲突。比如，东道国政府可能改规则，从跨国企业那里拿走更多利益，这叫渐进式征收。</w:t>
+        <w:t>2025 年 1–12 月，它的 30 个核心品牌占营业额的 78%；2024 年它的研发投入将近 10 亿欧元。</w:t>
+      </w:r>
+    </w:p>
+    <w:p>
+      <w:pPr>
+        <w:spacing w:after="0"/>
+      </w:pPr>
+      <w:r>
+        <w:rPr>
+          <w:b w:val="0"/>
+          <w:i w:val="0"/>
+          <w:sz w:val="23"/>
+        </w:rPr>
+        <w:t>Host countries also gain. In December 2024, Unilever owned 61.9 percent of Hindustan Unilever, which is listed in India, so Indian investors share the profits.</w:t>
+      </w:r>
+    </w:p>
+    <w:p>
+      <w:pPr>
+        <w:spacing w:after="100"/>
+      </w:pPr>
+      <w:r>
+        <w:rPr>
+          <w:b w:val="0"/>
+          <w:i w:val="0"/>
+          <w:color w:val="6B7280"/>
+          <w:sz w:val="19"/>
+        </w:rPr>
+        <w:t>东道国也有收获。截至 2024 年 12 月，Unilever 持有在印度上市的 Hindustan Unilever 61.9% 的股份，所以印度投资者也分享利润。</w:t>
+      </w:r>
+    </w:p>
+    <w:p>
+      <w:pPr>
+        <w:spacing w:after="0"/>
+      </w:pPr>
+      <w:r>
+        <w:rPr>
+          <w:b w:val="0"/>
+          <w:i w:val="0"/>
+          <w:sz w:val="23"/>
+        </w:rPr>
+        <w:t>But there are also conflicts.</w:t>
+      </w:r>
+    </w:p>
+    <w:p>
+      <w:pPr>
+        <w:spacing w:after="100"/>
+      </w:pPr>
+      <w:r>
+        <w:rPr>
+          <w:b w:val="0"/>
+          <w:i w:val="0"/>
+          <w:color w:val="6B7280"/>
+          <w:sz w:val="19"/>
+        </w:rPr>
+        <w:t>但也有冲突。</w:t>
+      </w:r>
+    </w:p>
+    <w:p>
+      <w:pPr>
+        <w:spacing w:after="0"/>
+      </w:pPr>
+      <w:r>
+        <w:rPr>
+          <w:b w:val="0"/>
+          <w:i w:val="0"/>
+          <w:sz w:val="23"/>
+        </w:rPr>
+        <w:t>First, jobs. In March 2024, Unilever announced it would cut about 7,500 office jobs. By December 2024, 4,300 jobs had gone.</w:t>
+      </w:r>
+    </w:p>
+    <w:p>
+      <w:pPr>
+        <w:spacing w:after="100"/>
+      </w:pPr>
+      <w:r>
+        <w:rPr>
+          <w:b w:val="0"/>
+          <w:i w:val="0"/>
+          <w:color w:val="6B7280"/>
+          <w:sz w:val="19"/>
+        </w:rPr>
+        <w:t>第一，就业。2024 年 3 月，Unilever 宣布裁掉约 7,500 个办公室岗位；到 2024 年 12 月，已经减少了 4,300 个。</w:t>
+      </w:r>
+    </w:p>
+    <w:p>
+      <w:pPr>
+        <w:spacing w:after="0"/>
+      </w:pPr>
+      <w:r>
+        <w:rPr>
+          <w:b w:val="0"/>
+          <w:i w:val="0"/>
+          <w:sz w:val="23"/>
+        </w:rPr>
+        <w:t>This helps profits, but it goes against the host country's goal of employment.</w:t>
+      </w:r>
+    </w:p>
+    <w:p>
+      <w:pPr>
+        <w:spacing w:after="100"/>
+      </w:pPr>
+      <w:r>
+        <w:rPr>
+          <w:b w:val="0"/>
+          <w:i w:val="0"/>
+          <w:color w:val="6B7280"/>
+          <w:sz w:val="19"/>
+        </w:rPr>
+        <w:t>这对利润有好处，但和东道国的就业目标相冲突。</w:t>
+      </w:r>
+    </w:p>
+    <w:p>
+      <w:pPr>
+        <w:spacing w:after="0"/>
+      </w:pPr>
+      <w:r>
+        <w:rPr>
+          <w:b w:val="0"/>
+          <w:i w:val="0"/>
+          <w:sz w:val="23"/>
+        </w:rPr>
+        <w:t>Second, politics. Unilever stayed in Russia from March 2022 until October 2024, when it finally sold the business.</w:t>
+      </w:r>
+    </w:p>
+    <w:p>
+      <w:pPr>
+        <w:spacing w:after="100"/>
+      </w:pPr>
+      <w:r>
+        <w:rPr>
+          <w:b w:val="0"/>
+          <w:i w:val="0"/>
+          <w:color w:val="6B7280"/>
+          <w:sz w:val="19"/>
+        </w:rPr>
+        <w:t>第二，政治。Unilever 从 2022 年 3 月一直留在俄罗斯，直到 2024 年 10 月才卖掉业务。</w:t>
+      </w:r>
+    </w:p>
+    <w:p>
+      <w:pPr>
+        <w:spacing w:after="0"/>
+      </w:pPr>
+      <w:r>
+        <w:rPr>
+          <w:b w:val="0"/>
+          <w:i w:val="0"/>
+          <w:sz w:val="23"/>
+        </w:rPr>
+        <w:t>This shows that the MNE's goal of protecting its assets can clash with politics.</w:t>
+      </w:r>
+    </w:p>
+    <w:p>
+      <w:pPr>
+        <w:spacing w:after="100"/>
+      </w:pPr>
+      <w:r>
+        <w:rPr>
+          <w:b w:val="0"/>
+          <w:i w:val="0"/>
+          <w:color w:val="6B7280"/>
+          <w:sz w:val="19"/>
+        </w:rPr>
+        <w:t>这说明跨国企业保护自己资产的目标，可能和政治冲突。</w:t>
       </w:r>
     </w:p>
     <w:p>
@@ -1879,7 +2055,7 @@
           <w:color w:val="6B7280"/>
           <w:sz w:val="20"/>
         </w:rPr>
-        <w:t>Slide: Unilever 作为发达经济体跨国企业</w:t>
+        <w:t>Slide: 可持续发展与 CSR</w:t>
       </w:r>
     </w:p>
     <w:p>
@@ -1892,7 +2068,7 @@
           <w:i w:val="0"/>
           <w:sz w:val="23"/>
         </w:rPr>
-        <w:t>Unilever is a British MNE. Its advantages come from an advanced economy: strong brands, money and research.</w:t>
+        <w:t>Now, CSR, corporate social responsibility. Host countries want a clean environment and fair wages, so CSR is an MNE's licence to operate.</w:t>
       </w:r>
     </w:p>
     <w:p>
@@ -1906,7 +2082,7 @@
           <w:color w:val="6B7280"/>
           <w:sz w:val="19"/>
         </w:rPr>
-        <w:t>Unilever 是英国的跨国企业。它的优势来自发达经济体：强大的品牌、资金和研发。</w:t>
+        <w:t>现在讲 CSR，企业社会责任。东道国希望环境干净、工资公平，所以 CSR 是跨国企业的“经营许可”。</w:t>
       </w:r>
     </w:p>
     <w:p>
@@ -1919,7 +2095,7 @@
           <w:i w:val="0"/>
           <w:sz w:val="23"/>
         </w:rPr>
-        <w:t>In the year to December 2025, its 30 Power Brands made 78 percent of turnover. And every year from 2020 to 2024, it spent between 800 million and nearly 1 billion euros on research and development.</w:t>
+        <w:t>Unilever's CSR framework is the Unilever Compass. It was introduced in March 2021, after the Sustainable Living Plan ended in December 2020.</w:t>
       </w:r>
     </w:p>
     <w:p>
@@ -1933,7 +2109,7 @@
           <w:color w:val="6B7280"/>
           <w:sz w:val="19"/>
         </w:rPr>
-        <w:t>2025 年 1–12 月，它的 30 个核心品牌占营业额的 78%；2020 到 2024 年，它每年的研发投入在 8 亿到将近 10 亿欧元之间。</w:t>
+        <w:t>Unilever 的 CSR 框架叫 Unilever Compass，2021 年 3 月提出，此前的“可持续生活计划”在 2020 年 12 月结束。</w:t>
       </w:r>
     </w:p>
     <w:p>
@@ -1946,7 +2122,7 @@
           <w:i w:val="0"/>
           <w:sz w:val="23"/>
         </w:rPr>
-        <w:t>Host countries also gain. Look at India. In December 2024, Unilever owned 61.9 percent of Hindustan Unilever, which is listed in India.</w:t>
+        <w:t>What did it achieve? In June 2020, it promised net zero emissions by 2039, and in May 2021, 99.6 percent of shareholders voted for its climate plan.</w:t>
       </w:r>
     </w:p>
     <w:p>
@@ -1960,7 +2136,7 @@
           <w:color w:val="6B7280"/>
           <w:sz w:val="19"/>
         </w:rPr>
-        <w:t>东道国也有收获。看印度：截至 2024 年 12 月，Unilever 持有在印度上市的 Hindustan Unilever 61.9% 的股份。</w:t>
+        <w:t>它做到了什么？2020 年 6 月，它承诺 2039 年实现净零排放；2021 年 5 月，99.6% 的股东投票支持它的气候计划。</w:t>
       </w:r>
     </w:p>
     <w:p>
@@ -1973,7 +2149,7 @@
           <w:i w:val="0"/>
           <w:sz w:val="23"/>
         </w:rPr>
-        <w:t>So Indian investors share the profits, and the company employs local people.</w:t>
+        <w:t>By December 2025, emissions from its own operations were 77 percent lower than in 2015.</w:t>
       </w:r>
     </w:p>
     <w:p>
@@ -1987,7 +2163,7 @@
           <w:color w:val="6B7280"/>
           <w:sz w:val="19"/>
         </w:rPr>
-        <w:t>所以印度投资者分享利润，公司也雇用当地人。</w:t>
+        <w:t>到 2025 年 12 月，它自身运营的排放比 2015 年减少了 77%。</w:t>
       </w:r>
     </w:p>
     <w:p>
@@ -2000,7 +2176,7 @@
           <w:i w:val="0"/>
           <w:sz w:val="23"/>
         </w:rPr>
-        <w:t>In April 2025, Hindustan Unilever completed buying 90.5 percent of Minimalist, an Indian skincare brand, for about 2,670 crore rupees. This moves it into faster-growing beauty in India.</w:t>
+        <w:t>But there is a critical side. In January 2022, the fund manager Terry Smith said Unilever had lost the plot by defining a purpose for Hellmann's mayonnaise.</w:t>
       </w:r>
     </w:p>
     <w:p>
@@ -2014,7 +2190,7 @@
           <w:color w:val="6B7280"/>
           <w:sz w:val="19"/>
         </w:rPr>
-        <w:t>2025 年 4 月，Hindustan Unilever 完成收购印度护肤品牌 Minimalist 90.5% 的股份，约 2,670 crore 卢比（约 267 亿卢比）。这让它进入印度增长更快的美妆市场。</w:t>
+        <w:t>但也有批判的一面。2022 年 1 月，基金经理 Terry Smith 说 Unilever 连 Hellmann's 蛋黄酱的“使命”都要定义，已经迷失方向。</w:t>
       </w:r>
     </w:p>
     <w:p>
@@ -2027,7 +2203,7 @@
           <w:i w:val="0"/>
           <w:sz w:val="23"/>
         </w:rPr>
-        <w:t>But there are also conflicts.</w:t>
+        <w:t>In April 2024, Unilever lowered its plastic target. It had planned to halve virgin plastic by 2025, but by December 2025 it had cut it by only 29 percent.</w:t>
       </w:r>
     </w:p>
     <w:p>
@@ -2041,7 +2217,7 @@
           <w:color w:val="6B7280"/>
           <w:sz w:val="19"/>
         </w:rPr>
-        <w:t>但也有冲突。</w:t>
+        <w:t>2024 年 4 月，Unilever 下调了塑料目标。它原计划到 2025 年把原生塑料减半，但到 2025 年 12 月只减少了 29%。</w:t>
       </w:r>
     </w:p>
     <w:p>
@@ -2054,7 +2230,7 @@
           <w:i w:val="0"/>
           <w:sz w:val="23"/>
         </w:rPr>
-        <w:t>First, jobs. In March 2024, Unilever announced it would cut about 7,500 office jobs. By December 2024, 4,300 jobs had gone.</w:t>
+        <w:t>So CSR keeps Unilever's licence to operate and investor support, but missed targets bring accusations of greenwashing.</w:t>
       </w:r>
     </w:p>
     <w:p>
@@ -2068,7 +2244,7 @@
           <w:color w:val="6B7280"/>
           <w:sz w:val="19"/>
         </w:rPr>
-        <w:t>第一，就业。2024 年 3 月，Unilever 宣布裁掉约 7,500 个办公室岗位；到 2024 年 12 月，已经减少了 4,300 个岗位。</w:t>
+        <w:t>所以 CSR 帮 Unilever 保住经营许可和投资者的支持，但目标做不到，就会被批评“漂绿”。</w:t>
       </w:r>
     </w:p>
     <w:p>
@@ -2081,7 +2257,7 @@
           <w:i w:val="0"/>
           <w:sz w:val="23"/>
         </w:rPr>
-        <w:t>This helps profits, but it goes against the host country's goal of employment.</w:t>
+        <w:t>For the future, Unilever's own targets are zero emissions from its own operations by 2030, and net zero across the value chain by 2039. These are targets, not results.</w:t>
       </w:r>
     </w:p>
     <w:p>
@@ -2095,7 +2271,7 @@
           <w:color w:val="6B7280"/>
           <w:sz w:val="19"/>
         </w:rPr>
-        <w:t>这对利润有好处，但和东道国的就业目标相冲突。</w:t>
+        <w:t>未来方面，Unilever 自己定的目标是：2030 年自身运营零排放，2039 年整个价值链净零。这些是目标，还不是结果。</w:t>
       </w:r>
     </w:p>
     <w:p>
@@ -2108,7 +2284,7 @@
           <w:i w:val="0"/>
           <w:sz w:val="23"/>
         </w:rPr>
-        <w:t>Second, politics. Unilever stayed in Russia from March 2022 until October 2024, when it finally sold the business.</w:t>
+        <w:t>My conclusion: Unilever's advantages come from being an advanced-economy MNE. On CSR, it has done well on climate but gone backwards on plastics, so it must balance profit, jobs, politics and sustainability.</w:t>
       </w:r>
     </w:p>
     <w:p>
@@ -2122,7 +2298,7 @@
           <w:color w:val="6B7280"/>
           <w:sz w:val="19"/>
         </w:rPr>
-        <w:t>第二，政治。Unilever 从 2022 年 3 月一直留在俄罗斯，直到 2024 年 10 月才卖掉业务。</w:t>
+        <w:t>我的结论：Unilever 的优势来自它是发达经济体的跨国企业。在 CSR 上，它气候做得好，塑料退步了，所以它必须在利润、就业、政治和可持续之间取得平衡。</w:t>
       </w:r>
     </w:p>
     <w:p>
@@ -2135,7 +2311,7 @@
           <w:i w:val="0"/>
           <w:sz w:val="23"/>
         </w:rPr>
-        <w:t>This shows how the MNE's goal of protecting its assets can clash with political goals.</w:t>
+        <w:t>Next, our last speaker will explain Unilever's FDI in the United States.</w:t>
       </w:r>
     </w:p>
     <w:p>
@@ -2149,7 +2325,21 @@
           <w:color w:val="6B7280"/>
           <w:sz w:val="19"/>
         </w:rPr>
-        <w:t>这说明跨国企业保护自己资产的目标，可能和政治目标冲突。</w:t>
+        <w:t>接下来，最后一位组员讲 Unilever 在美国的 FDI。</w:t>
+      </w:r>
+    </w:p>
+    <w:p>
+      <w:pPr>
+        <w:spacing w:after="60"/>
+      </w:pPr>
+      <w:r>
+        <w:rPr>
+          <w:b/>
+          <w:i w:val="0"/>
+          <w:color w:val="D9822B"/>
+          <w:sz w:val="24"/>
+        </w:rPr>
+        <w:t>Speaker 3 的 2 个问答（只准备自己主题的这 2 个；全组共 8 个，每人 2 个；每题约 1 分钟）</w:t>
       </w:r>
     </w:p>
     <w:p>
@@ -2158,16 +2348,16 @@
       </w:pPr>
       <w:r>
         <w:rPr>
-          <w:b w:val="0"/>
+          <w:b/>
           <w:i w:val="0"/>
           <w:sz w:val="23"/>
         </w:rPr>
-        <w:t>My conclusion: Unilever's advantages come from being an advanced-economy MNE, and it shares benefits with host countries like India. But it must balance profit with jobs and politics.</w:t>
-      </w:r>
-    </w:p>
-    <w:p>
-      <w:pPr>
-        <w:spacing w:after="100"/>
+        <w:t>Q1. Why is Unilever an MNE from an advanced economy, and why does that matter?</w:t>
+      </w:r>
+    </w:p>
+    <w:p>
+      <w:pPr>
+        <w:spacing w:after="60"/>
       </w:pPr>
       <w:r>
         <w:rPr>
@@ -2176,7 +2366,7 @@
           <w:color w:val="6B7280"/>
           <w:sz w:val="19"/>
         </w:rPr>
-        <w:t>我的结论：Unilever 的优势来自它是发达经济体的跨国企业，它也和印度这样的东道国分享利益；但它必须在利润和就业、政治之间取得平衡。</w:t>
+        <w:t>为什么说 Unilever 是发达经济体的跨国企业？这有什么意义？</w:t>
       </w:r>
     </w:p>
     <w:p>
@@ -2189,12 +2379,12 @@
           <w:i w:val="0"/>
           <w:sz w:val="23"/>
         </w:rPr>
-        <w:t>Next, our last speaker will explain Unilever's FDI in the United States.</w:t>
-      </w:r>
-    </w:p>
-    <w:p>
-      <w:pPr>
-        <w:spacing w:after="100"/>
+        <w:t>Because its parent company is in the UK, an advanced economy.</w:t>
+      </w:r>
+    </w:p>
+    <w:p>
+      <w:pPr>
+        <w:spacing w:after="60"/>
       </w:pPr>
       <w:r>
         <w:rPr>
@@ -2203,21 +2393,7 @@
           <w:color w:val="6B7280"/>
           <w:sz w:val="19"/>
         </w:rPr>
-        <w:t>接下来，最后一位组员讲 Unilever 在美国的 FDI。</w:t>
-      </w:r>
-    </w:p>
-    <w:p>
-      <w:pPr>
-        <w:spacing w:after="60"/>
-      </w:pPr>
-      <w:r>
-        <w:rPr>
-          <w:b/>
-          <w:i w:val="0"/>
-          <w:color w:val="D9822B"/>
-          <w:sz w:val="24"/>
-        </w:rPr>
-        <w:t>Speaker 3 的 2 个问答（只准备自己主题的这 2 个；全组共 8 个，每人 2 个；每题约 1 分钟）</w:t>
+        <w:t>因为它的母公司在英国，英国是发达经济体。</w:t>
       </w:r>
     </w:p>
     <w:p>
@@ -2226,11 +2402,11 @@
       </w:pPr>
       <w:r>
         <w:rPr>
-          <w:b/>
+          <w:b w:val="0"/>
           <w:i w:val="0"/>
           <w:sz w:val="23"/>
         </w:rPr>
-        <w:t>Q1. Why is Unilever an MNE from an advanced economy, and why does that matter?</w:t>
+        <w:t>This matters because its advantages come from home: strong brands, research money and access to capital.</w:t>
       </w:r>
     </w:p>
     <w:p>
@@ -2244,7 +2420,7 @@
           <w:color w:val="6B7280"/>
           <w:sz w:val="19"/>
         </w:rPr>
-        <w:t>为什么说 Unilever 是发达经济体的跨国企业？这有什么意义？</w:t>
+        <w:t>意义在于它的优势来自本国：强大的品牌、研发资金和融资渠道。</w:t>
       </w:r>
     </w:p>
     <w:p>
@@ -2257,7 +2433,7 @@
           <w:i w:val="0"/>
           <w:sz w:val="23"/>
         </w:rPr>
-        <w:t>Because its parent company is in the UK, an advanced economy.</w:t>
+        <w:t>MNEs from emerging economies often go abroad to buy brands and technology they do not have.</w:t>
       </w:r>
     </w:p>
     <w:p>
@@ -2271,7 +2447,7 @@
           <w:color w:val="6B7280"/>
           <w:sz w:val="19"/>
         </w:rPr>
-        <w:t>因为它的母公司在英国，英国是发达经济体。</w:t>
+        <w:t>新兴经济体的跨国企业常常是为了买自己没有的品牌和技术才走出去。</w:t>
       </w:r>
     </w:p>
     <w:p>
@@ -2284,7 +2460,7 @@
           <w:i w:val="0"/>
           <w:sz w:val="23"/>
         </w:rPr>
-        <w:t>This matters because its advantages come from home: strong brands, research money and access to capital.</w:t>
+        <w:t>Unilever goes abroad to use the advantages it already has.</w:t>
       </w:r>
     </w:p>
     <w:p>
@@ -2298,7 +2474,7 @@
           <w:color w:val="6B7280"/>
           <w:sz w:val="19"/>
         </w:rPr>
-        <w:t>意义在于它的优势来自本国：强大的品牌、研发资金和融资渠道。</w:t>
+        <w:t>Unilever 走出去是为了利用它已经有的优势。</w:t>
       </w:r>
     </w:p>
     <w:p>
@@ -2307,11 +2483,11 @@
       </w:pPr>
       <w:r>
         <w:rPr>
-          <w:b w:val="0"/>
+          <w:b/>
           <w:i w:val="0"/>
           <w:sz w:val="23"/>
         </w:rPr>
-        <w:t>MNEs from emerging economies often go abroad to buy brands and technology they do not have.</w:t>
+        <w:t>Q2. How can a host government reduce Unilever's power, and what can Unilever do?</w:t>
       </w:r>
     </w:p>
     <w:p>
@@ -2325,7 +2501,7 @@
           <w:color w:val="6B7280"/>
           <w:sz w:val="19"/>
         </w:rPr>
-        <w:t>新兴经济体的跨国企业常常是为了买自己没有的品牌和技术才走出去。</w:t>
+        <w:t>东道国政府怎样削弱 Unilever 的力量？Unilever 能怎么应对？</w:t>
       </w:r>
     </w:p>
     <w:p>
@@ -2338,7 +2514,7 @@
           <w:i w:val="0"/>
           <w:sz w:val="23"/>
         </w:rPr>
-        <w:t>Unilever goes abroad to use the advantages it already has.</w:t>
+        <w:t>A government can raise taxes, change rules or ask for local ownership. This is creeping expropriation.</w:t>
       </w:r>
     </w:p>
     <w:p>
@@ -2352,7 +2528,7 @@
           <w:color w:val="6B7280"/>
           <w:sz w:val="19"/>
         </w:rPr>
-        <w:t>Unilever 走出去是为了利用它已经有的优势。</w:t>
+        <w:t>政府可以加税、改规则或者要求本地持股，这就是渐进式征收。</w:t>
       </w:r>
     </w:p>
     <w:p>
@@ -2361,11 +2537,11 @@
       </w:pPr>
       <w:r>
         <w:rPr>
-          <w:b/>
+          <w:b w:val="0"/>
           <w:i w:val="0"/>
           <w:sz w:val="23"/>
         </w:rPr>
-        <w:t>Q2. How can a host government reduce Unilever's power, and what can Unilever do?</w:t>
+        <w:t>Unilever reduces this risk by sharing ownership with local investors.</w:t>
       </w:r>
     </w:p>
     <w:p>
@@ -2379,7 +2555,7 @@
           <w:color w:val="6B7280"/>
           <w:sz w:val="19"/>
         </w:rPr>
-        <w:t>东道国政府怎样削弱 Unilever 的力量？Unilever 能怎么应对？</w:t>
+        <w:t>Unilever 降低这种风险的办法是和当地投资者分享股权。</w:t>
       </w:r>
     </w:p>
     <w:p>
@@ -2392,7 +2568,7 @@
           <w:i w:val="0"/>
           <w:sz w:val="23"/>
         </w:rPr>
-        <w:t>A government can raise taxes, change rules or ask for local ownership. This is creeping expropriation.</w:t>
+        <w:t>For example, its companies in India, Indonesia and Nigeria are listed locally, so local people own part of them.</w:t>
       </w:r>
     </w:p>
     <w:p>
@@ -2406,7 +2582,7 @@
           <w:color w:val="6B7280"/>
           <w:sz w:val="19"/>
         </w:rPr>
-        <w:t>政府可以加税、改规则或者要求本地持股，这就是渐进式征收。</w:t>
+        <w:t>比如它在印度、印尼和尼日利亚的公司都在当地上市，当地人持有一部分股份。</w:t>
       </w:r>
     </w:p>
     <w:p>
@@ -2419,7 +2595,7 @@
           <w:i w:val="0"/>
           <w:sz w:val="23"/>
         </w:rPr>
-        <w:t>Unilever reduces this risk by sharing ownership with local investors.</w:t>
+        <w:t>This makes Unilever look like a local company, so the government is less likely to act against it.</w:t>
       </w:r>
     </w:p>
     <w:p>
@@ -2433,7 +2609,40 @@
           <w:color w:val="6B7280"/>
           <w:sz w:val="19"/>
         </w:rPr>
-        <w:t>Unilever 降低这种风险的办法是和当地投资者分享股权。</w:t>
+        <w:t>这让 Unilever 看起来像一家本地公司，政府就不太会针对它。</w:t>
+      </w:r>
+    </w:p>
+    <w:p>
+      <w:r>
+        <w:br w:type="page"/>
+      </w:r>
+    </w:p>
+    <w:p>
+      <w:pPr>
+        <w:spacing w:after="120"/>
+      </w:pPr>
+      <w:r>
+        <w:rPr>
+          <w:b/>
+          <w:i w:val="0"/>
+          <w:color w:val="7C3AED"/>
+          <w:sz w:val="28"/>
+        </w:rPr>
+        <w:t>Speaker 4 · FDI（外国直接投资）· 424 words ≈ 3.3–3.9 min</w:t>
+      </w:r>
+    </w:p>
+    <w:p>
+      <w:pPr>
+        <w:spacing w:after="80"/>
+      </w:pPr>
+      <w:r>
+        <w:rPr>
+          <w:b/>
+          <w:i w:val="0"/>
+          <w:color w:val="6B7280"/>
+          <w:sz w:val="20"/>
+        </w:rPr>
+        <w:t>Slide: FDI 理论</w:t>
       </w:r>
     </w:p>
     <w:p>
@@ -2446,12 +2655,12 @@
           <w:i w:val="0"/>
           <w:sz w:val="23"/>
         </w:rPr>
-        <w:t>For example, its companies in India, Indonesia and Nigeria are listed locally, so local people own part of them.</w:t>
-      </w:r>
-    </w:p>
-    <w:p>
-      <w:pPr>
-        <w:spacing w:after="60"/>
+        <w:t>Thank you. My topic is FDI. FDI means foreign direct investment.</w:t>
+      </w:r>
+    </w:p>
+    <w:p>
+      <w:pPr>
+        <w:spacing w:after="100"/>
       </w:pPr>
       <w:r>
         <w:rPr>
@@ -2460,7 +2669,7 @@
           <w:color w:val="6B7280"/>
           <w:sz w:val="19"/>
         </w:rPr>
-        <w:t>比如它在印度、印尼和尼日利亚的公司都在当地上市，当地人持有一部分股份。</w:t>
+        <w:t>谢谢。我讲的是 FDI，FDI 就是外国直接投资。</w:t>
       </w:r>
     </w:p>
     <w:p>
@@ -2473,12 +2682,12 @@
           <w:i w:val="0"/>
           <w:sz w:val="23"/>
         </w:rPr>
-        <w:t>This makes Unilever look like a local company, so the government is less likely to act against it.</w:t>
-      </w:r>
-    </w:p>
-    <w:p>
-      <w:pPr>
-        <w:spacing w:after="60"/>
+        <w:t>My country is the United States.</w:t>
+      </w:r>
+    </w:p>
+    <w:p>
+      <w:pPr>
+        <w:spacing w:after="100"/>
       </w:pPr>
       <w:r>
         <w:rPr>
@@ -2487,26 +2696,223 @@
           <w:color w:val="6B7280"/>
           <w:sz w:val="19"/>
         </w:rPr>
-        <w:t>这让 Unilever 看起来像一家本地公司，政府就不太会针对它。</w:t>
-      </w:r>
-    </w:p>
-    <w:p>
-      <w:r>
-        <w:br w:type="page"/>
-      </w:r>
-    </w:p>
-    <w:p>
-      <w:pPr>
-        <w:spacing w:after="120"/>
-      </w:pPr>
-      <w:r>
-        <w:rPr>
-          <w:b/>
-          <w:i w:val="0"/>
-          <w:color w:val="7C3AED"/>
-          <w:sz w:val="28"/>
-        </w:rPr>
-        <w:t>Speaker 4 · FDI（外国直接投资）· 403 words ≈ 3.1–3.7 min</w:t>
+        <w:t>我选的国家是美国。</w:t>
+      </w:r>
+    </w:p>
+    <w:p>
+      <w:pPr>
+        <w:spacing w:after="0"/>
+      </w:pPr>
+      <w:r>
+        <w:rPr>
+          <w:b w:val="0"/>
+          <w:i w:val="0"/>
+          <w:sz w:val="23"/>
+        </w:rPr>
+        <w:t>FDI means a company owns a business in another country.</w:t>
+      </w:r>
+    </w:p>
+    <w:p>
+      <w:pPr>
+        <w:spacing w:after="100"/>
+      </w:pPr>
+      <w:r>
+        <w:rPr>
+          <w:b w:val="0"/>
+          <w:i w:val="0"/>
+          <w:color w:val="6B7280"/>
+          <w:sz w:val="19"/>
+        </w:rPr>
+        <w:t>FDI 是指一家公司在另一个国家拥有一项业务。</w:t>
+      </w:r>
+    </w:p>
+    <w:p>
+      <w:pPr>
+        <w:spacing w:after="0"/>
+      </w:pPr>
+      <w:r>
+        <w:rPr>
+          <w:b w:val="0"/>
+          <w:i w:val="0"/>
+          <w:sz w:val="23"/>
+        </w:rPr>
+        <w:t>There are two ways. A company can build a new business. This is called greenfield.</w:t>
+      </w:r>
+    </w:p>
+    <w:p>
+      <w:pPr>
+        <w:spacing w:after="100"/>
+      </w:pPr>
+      <w:r>
+        <w:rPr>
+          <w:b w:val="0"/>
+          <w:i w:val="0"/>
+          <w:color w:val="6B7280"/>
+          <w:sz w:val="19"/>
+        </w:rPr>
+        <w:t>有两种方式。公司可以自己新建，这叫绿地投资。</w:t>
+      </w:r>
+    </w:p>
+    <w:p>
+      <w:pPr>
+        <w:spacing w:after="0"/>
+      </w:pPr>
+      <w:r>
+        <w:rPr>
+          <w:b w:val="0"/>
+          <w:i w:val="0"/>
+          <w:sz w:val="23"/>
+        </w:rPr>
+        <w:t>Or it can buy a company. This is called M&amp;A.</w:t>
+      </w:r>
+    </w:p>
+    <w:p>
+      <w:pPr>
+        <w:spacing w:after="100"/>
+      </w:pPr>
+      <w:r>
+        <w:rPr>
+          <w:b w:val="0"/>
+          <w:i w:val="0"/>
+          <w:color w:val="6B7280"/>
+          <w:sz w:val="19"/>
+        </w:rPr>
+        <w:t>也可以买下一家公司，这叫并购。</w:t>
+      </w:r>
+    </w:p>
+    <w:p>
+      <w:pPr>
+        <w:spacing w:after="0"/>
+      </w:pPr>
+      <w:r>
+        <w:rPr>
+          <w:b w:val="0"/>
+          <w:i w:val="0"/>
+          <w:sz w:val="23"/>
+        </w:rPr>
+        <w:t>Dunning's OLI model tells us why companies do FDI.</w:t>
+      </w:r>
+    </w:p>
+    <w:p>
+      <w:pPr>
+        <w:spacing w:after="100"/>
+      </w:pPr>
+      <w:r>
+        <w:rPr>
+          <w:b w:val="0"/>
+          <w:i w:val="0"/>
+          <w:color w:val="6B7280"/>
+          <w:sz w:val="19"/>
+        </w:rPr>
+        <w:t>Dunning 的 OLI 模型告诉我们，公司为什么做 FDI。</w:t>
+      </w:r>
+    </w:p>
+    <w:p>
+      <w:pPr>
+        <w:spacing w:after="0"/>
+      </w:pPr>
+      <w:r>
+        <w:rPr>
+          <w:b w:val="0"/>
+          <w:i w:val="0"/>
+          <w:sz w:val="23"/>
+        </w:rPr>
+        <w:t>O is ownership. The company has something special, like strong brands.</w:t>
+      </w:r>
+    </w:p>
+    <w:p>
+      <w:pPr>
+        <w:spacing w:after="100"/>
+      </w:pPr>
+      <w:r>
+        <w:rPr>
+          <w:b w:val="0"/>
+          <w:i w:val="0"/>
+          <w:color w:val="6B7280"/>
+          <w:sz w:val="19"/>
+        </w:rPr>
+        <w:t>O 是所有权：公司有特别的东西，比如强大的品牌。</w:t>
+      </w:r>
+    </w:p>
+    <w:p>
+      <w:pPr>
+        <w:spacing w:after="0"/>
+      </w:pPr>
+      <w:r>
+        <w:rPr>
+          <w:b w:val="0"/>
+          <w:i w:val="0"/>
+          <w:sz w:val="23"/>
+        </w:rPr>
+        <w:t>L is location. The country has something good, like a big market.</w:t>
+      </w:r>
+    </w:p>
+    <w:p>
+      <w:pPr>
+        <w:spacing w:after="100"/>
+      </w:pPr>
+      <w:r>
+        <w:rPr>
+          <w:b w:val="0"/>
+          <w:i w:val="0"/>
+          <w:color w:val="6B7280"/>
+          <w:sz w:val="19"/>
+        </w:rPr>
+        <w:t>L 是区位：这个国家有好的条件，比如市场大。</w:t>
+      </w:r>
+    </w:p>
+    <w:p>
+      <w:pPr>
+        <w:spacing w:after="0"/>
+      </w:pPr>
+      <w:r>
+        <w:rPr>
+          <w:b w:val="0"/>
+          <w:i w:val="0"/>
+          <w:sz w:val="23"/>
+        </w:rPr>
+        <w:t>I is internalisation. The company wants to own the business, not just sell a licence.</w:t>
+      </w:r>
+    </w:p>
+    <w:p>
+      <w:pPr>
+        <w:spacing w:after="100"/>
+      </w:pPr>
+      <w:r>
+        <w:rPr>
+          <w:b w:val="0"/>
+          <w:i w:val="0"/>
+          <w:color w:val="6B7280"/>
+          <w:sz w:val="19"/>
+        </w:rPr>
+        <w:t>I 是内部化：公司想自己拥有这项业务，而不只是卖授权给别人。</w:t>
+      </w:r>
+    </w:p>
+    <w:p>
+      <w:pPr>
+        <w:spacing w:after="0"/>
+      </w:pPr>
+      <w:r>
+        <w:rPr>
+          <w:b w:val="0"/>
+          <w:i w:val="0"/>
+          <w:sz w:val="23"/>
+        </w:rPr>
+        <w:t>There are four reasons for FDI: to find markets, to find resources, to cut costs, and to buy strategic assets.</w:t>
+      </w:r>
+    </w:p>
+    <w:p>
+      <w:pPr>
+        <w:spacing w:after="100"/>
+      </w:pPr>
+      <w:r>
+        <w:rPr>
+          <w:b w:val="0"/>
+          <w:i w:val="0"/>
+          <w:color w:val="6B7280"/>
+          <w:sz w:val="19"/>
+        </w:rPr>
+        <w:t>做 FDI 有四个原因：找市场、找资源、降成本、买战略资产。</w:t>
       </w:r>
     </w:p>
     <w:p>
@@ -2520,7 +2926,7 @@
           <w:color w:val="6B7280"/>
           <w:sz w:val="20"/>
         </w:rPr>
-        <w:t>Slide: FDI 理论</w:t>
+        <w:t>Slide: 为什么是美国：OLI</w:t>
       </w:r>
     </w:p>
     <w:p>
@@ -2533,7 +2939,7 @@
           <w:i w:val="0"/>
           <w:sz w:val="23"/>
         </w:rPr>
-        <w:t>Thank you. My theory is FDI, foreign direct investment, and my country is the United States.</w:t>
+        <w:t>Why the United States?</w:t>
       </w:r>
     </w:p>
     <w:p>
@@ -2547,7 +2953,7 @@
           <w:color w:val="6B7280"/>
           <w:sz w:val="19"/>
         </w:rPr>
-        <w:t>谢谢。我讲的理论是 FDI，外国直接投资，我选的国家是美国。</w:t>
+        <w:t>为什么是美国？</w:t>
       </w:r>
     </w:p>
     <w:p>
@@ -2560,7 +2966,7 @@
           <w:i w:val="0"/>
           <w:sz w:val="23"/>
         </w:rPr>
-        <w:t>FDI means a company owns and controls a business in another country. It can build something new, which is greenfield, or buy a company, which is M&amp;A.</w:t>
+        <w:t>First, the US gets the most FDI in the world. In all of 2024, it got 279 billion dollars.</w:t>
       </w:r>
     </w:p>
     <w:p>
@@ -2574,7 +2980,7 @@
           <w:color w:val="6B7280"/>
           <w:sz w:val="19"/>
         </w:rPr>
-        <w:t>FDI 是指一家公司在另一个国家拥有并控制一项业务。可以自己新建，叫绿地投资；也可以买下一家公司，叫并购。</w:t>
+        <w:t>第一，美国是全世界吸收 FDI 最多的国家。2024 年全年，它吸收了 2,790 亿美元。</w:t>
       </w:r>
     </w:p>
     <w:p>
@@ -2587,7 +2993,7 @@
           <w:i w:val="0"/>
           <w:sz w:val="23"/>
         </w:rPr>
-        <w:t>Dunning's OLI model explains why companies do FDI: ownership advantages, location advantages and internalisation advantages.</w:t>
+        <w:t>Second, the US is Unilever's biggest market.</w:t>
       </w:r>
     </w:p>
     <w:p>
@@ -2601,7 +3007,7 @@
           <w:color w:val="6B7280"/>
           <w:sz w:val="19"/>
         </w:rPr>
-        <w:t>Dunning 的 OLI 模型解释了公司为什么做 FDI：所有权优势、区位优势和内部化优势。</w:t>
+        <w:t>第二，美国是 Unilever 最大的市场。</w:t>
       </w:r>
     </w:p>
     <w:p>
@@ -2614,7 +3020,7 @@
           <w:i w:val="0"/>
           <w:sz w:val="23"/>
         </w:rPr>
-        <w:t>There are four motives: market-seeking, resource-seeking, efficiency-seeking and strategic asset-seeking.</w:t>
+        <w:t>Unilever's sales in the US went up from 9.4 billion euros in 2020 to 12.5 billion euros in 2024.</w:t>
       </w:r>
     </w:p>
     <w:p>
@@ -2628,7 +3034,88 @@
           <w:color w:val="6B7280"/>
           <w:sz w:val="19"/>
         </w:rPr>
-        <w:t>FDI 有四种动机：寻求市场、寻求资源、寻求效率和寻求战略资产。</w:t>
+        <w:t>Unilever 在美国的销售额从 2020 年的 94 亿欧元，增长到 2024 年的 125 亿欧元。</w:t>
+      </w:r>
+    </w:p>
+    <w:p>
+      <w:pPr>
+        <w:spacing w:after="0"/>
+      </w:pPr>
+      <w:r>
+        <w:rPr>
+          <w:b w:val="0"/>
+          <w:i w:val="0"/>
+          <w:sz w:val="23"/>
+        </w:rPr>
+        <w:t>Now, OLI. O: Unilever has famous brands, money and a big sales network.</w:t>
+      </w:r>
+    </w:p>
+    <w:p>
+      <w:pPr>
+        <w:spacing w:after="100"/>
+      </w:pPr>
+      <w:r>
+        <w:rPr>
+          <w:b w:val="0"/>
+          <w:i w:val="0"/>
+          <w:color w:val="6B7280"/>
+          <w:sz w:val="19"/>
+        </w:rPr>
+        <w:t>现在用 OLI 来看。O：Unilever 有有名的品牌、资金和很大的销售网络。</w:t>
+      </w:r>
+    </w:p>
+    <w:p>
+      <w:pPr>
+        <w:spacing w:after="0"/>
+      </w:pPr>
+      <w:r>
+        <w:rPr>
+          <w:b w:val="0"/>
+          <w:i w:val="0"/>
+          <w:sz w:val="23"/>
+        </w:rPr>
+        <w:t>L: the US is a big market. Many people buy premium products and shop online.</w:t>
+      </w:r>
+    </w:p>
+    <w:p>
+      <w:pPr>
+        <w:spacing w:after="100"/>
+      </w:pPr>
+      <w:r>
+        <w:rPr>
+          <w:b w:val="0"/>
+          <w:i w:val="0"/>
+          <w:color w:val="6B7280"/>
+          <w:sz w:val="19"/>
+        </w:rPr>
+        <w:t>L：美国市场很大，很多人买高端产品，也在网上购物。</w:t>
+      </w:r>
+    </w:p>
+    <w:p>
+      <w:pPr>
+        <w:spacing w:after="0"/>
+      </w:pPr>
+      <w:r>
+        <w:rPr>
+          <w:b w:val="0"/>
+          <w:i w:val="0"/>
+          <w:sz w:val="23"/>
+        </w:rPr>
+        <w:t>I: Unilever buys and owns the brands. So it controls the brands and their customers.</w:t>
+      </w:r>
+    </w:p>
+    <w:p>
+      <w:pPr>
+        <w:spacing w:after="100"/>
+      </w:pPr>
+      <w:r>
+        <w:rPr>
+          <w:b w:val="0"/>
+          <w:i w:val="0"/>
+          <w:color w:val="6B7280"/>
+          <w:sz w:val="19"/>
+        </w:rPr>
+        <w:t>I：Unilever 买下并拥有这些品牌，所以它能控制品牌和它们的客户。</w:t>
       </w:r>
     </w:p>
     <w:p>
@@ -2642,7 +3129,7 @@
           <w:color w:val="6B7280"/>
           <w:sz w:val="20"/>
         </w:rPr>
-        <w:t>Slide: 为什么是美国：OLI</w:t>
+        <w:t>Slide: Unilever 在美国的并购和好处</w:t>
       </w:r>
     </w:p>
     <w:p>
@@ -2655,7 +3142,7 @@
           <w:i w:val="0"/>
           <w:sz w:val="23"/>
         </w:rPr>
-        <w:t>Why the United States? The US is the world's largest FDI host. From January to December 2024, it received 279 billion dollars.</w:t>
+        <w:t>In the US, Unilever mostly buys companies. So its FDI is mainly M&amp;A.</w:t>
       </w:r>
     </w:p>
     <w:p>
@@ -2669,7 +3156,7 @@
           <w:color w:val="6B7280"/>
           <w:sz w:val="19"/>
         </w:rPr>
-        <w:t>为什么是美国？美国是全球最大的 FDI 接收国，2024 年 1–12 月吸收了 2,790 亿美元。</w:t>
+        <w:t>在美国，Unilever 主要是买公司，所以它的 FDI 主要是并购。</w:t>
       </w:r>
     </w:p>
     <w:p>
@@ -2682,7 +3169,7 @@
           <w:i w:val="0"/>
           <w:sz w:val="23"/>
         </w:rPr>
-        <w:t>For Unilever, the US is its biggest market. Its US turnover grew from 9.4 billion euros in the year to December 2020 to 12.5 billion in the year to December 2024, about one fifth of the group.</w:t>
+        <w:t>Its reason is to buy strategic assets: brands, customers and online skills.</w:t>
       </w:r>
     </w:p>
     <w:p>
@@ -2696,7 +3183,7 @@
           <w:color w:val="6B7280"/>
           <w:sz w:val="19"/>
         </w:rPr>
-        <w:t>对 Unilever 来说，美国是它最大的市场。它在美国的营业额从 2020 年 1–12 月的 94 亿欧元，增长到 2024 年 1–12 月的 125 亿欧元，约占集团的五分之一。</w:t>
+        <w:t>原因是买战略资产：品牌、客户和网上销售的能力。</w:t>
       </w:r>
     </w:p>
     <w:p>
@@ -2709,7 +3196,7 @@
           <w:i w:val="0"/>
           <w:sz w:val="23"/>
         </w:rPr>
-        <w:t>Using OLI: O, Unilever has global brands, money and distribution. L, the US is the biggest market, with many premium and online shoppers.</w:t>
+        <w:t>In August 2021, Unilever bought Paula's Choice for 1.8 billion euros. It is a skincare brand. It sells online.</w:t>
       </w:r>
     </w:p>
     <w:p>
@@ -2723,7 +3210,7 @@
           <w:color w:val="6B7280"/>
           <w:sz w:val="19"/>
         </w:rPr>
-        <w:t>用 OLI 来看：O，Unilever 有全球品牌、资金和销售网络；L，美国是最大的市场，有很多愿意买高端产品、在网上购物的消费者。</w:t>
+        <w:t>2021 年 8 月，Unilever 花 18 亿欧元买下 Paula's Choice。这是一个护肤品牌，在网上卖。</w:t>
       </w:r>
     </w:p>
     <w:p>
@@ -2736,7 +3223,7 @@
           <w:i w:val="0"/>
           <w:sz w:val="23"/>
         </w:rPr>
-        <w:t>I, Unilever buys and owns these brands, instead of licensing them, so it controls the brands, their customers and their know-how.</w:t>
+        <w:t>In all of 2022, Unilever's premium beauty sales grew by more than 10 percent.</w:t>
       </w:r>
     </w:p>
     <w:p>
@@ -2750,7 +3237,223 @@
           <w:color w:val="6B7280"/>
           <w:sz w:val="19"/>
         </w:rPr>
-        <w:t>I，Unilever 买下并拥有这些品牌，而不是授权给别人，所以它能控制品牌、客户和专业知识。</w:t>
+        <w:t>2022 年全年，Unilever 的高端美妆销售增长超过 10%。</w:t>
+      </w:r>
+    </w:p>
+    <w:p>
+      <w:pPr>
+        <w:spacing w:after="0"/>
+      </w:pPr>
+      <w:r>
+        <w:rPr>
+          <w:b w:val="0"/>
+          <w:i w:val="0"/>
+          <w:sz w:val="23"/>
+        </w:rPr>
+        <w:t>In February 2024, Unilever bought K18, a hair care brand.</w:t>
+      </w:r>
+    </w:p>
+    <w:p>
+      <w:pPr>
+        <w:spacing w:after="100"/>
+      </w:pPr>
+      <w:r>
+        <w:rPr>
+          <w:b w:val="0"/>
+          <w:i w:val="0"/>
+          <w:color w:val="6B7280"/>
+          <w:sz w:val="19"/>
+        </w:rPr>
+        <w:t>2024 年 2 月，Unilever 买下护发品牌 K18。</w:t>
+      </w:r>
+    </w:p>
+    <w:p>
+      <w:pPr>
+        <w:spacing w:after="0"/>
+      </w:pPr>
+      <w:r>
+        <w:rPr>
+          <w:b w:val="0"/>
+          <w:i w:val="0"/>
+          <w:sz w:val="23"/>
+        </w:rPr>
+        <w:t>In September 2025, Unilever bought Dr. Squatch for 1.2 billion euros. It sells personal care products for men.</w:t>
+      </w:r>
+    </w:p>
+    <w:p>
+      <w:pPr>
+        <w:spacing w:after="100"/>
+      </w:pPr>
+      <w:r>
+        <w:rPr>
+          <w:b w:val="0"/>
+          <w:i w:val="0"/>
+          <w:color w:val="6B7280"/>
+          <w:sz w:val="19"/>
+        </w:rPr>
+        <w:t>2025 年 9 月，Unilever 花 12 亿欧元买下 Dr. Squatch，它卖男士个人护理产品。</w:t>
+      </w:r>
+    </w:p>
+    <w:p>
+      <w:pPr>
+        <w:spacing w:after="0"/>
+      </w:pPr>
+      <w:r>
+        <w:rPr>
+          <w:b w:val="0"/>
+          <w:i w:val="0"/>
+          <w:sz w:val="23"/>
+        </w:rPr>
+        <w:t>What are the good things for Unilever?</w:t>
+      </w:r>
+    </w:p>
+    <w:p>
+      <w:pPr>
+        <w:spacing w:after="100"/>
+      </w:pPr>
+      <w:r>
+        <w:rPr>
+          <w:b w:val="0"/>
+          <w:i w:val="0"/>
+          <w:color w:val="6B7280"/>
+          <w:sz w:val="19"/>
+        </w:rPr>
+        <w:t>这给 Unilever 带来什么好处？</w:t>
+      </w:r>
+    </w:p>
+    <w:p>
+      <w:pPr>
+        <w:spacing w:after="0"/>
+      </w:pPr>
+      <w:r>
+        <w:rPr>
+          <w:b w:val="0"/>
+          <w:i w:val="0"/>
+          <w:sz w:val="23"/>
+        </w:rPr>
+        <w:t>First, faster growth. By December 2024, 70 percent of its US beauty and wellbeing sales came from these premium brands.</w:t>
+      </w:r>
+    </w:p>
+    <w:p>
+      <w:pPr>
+        <w:spacing w:after="100"/>
+      </w:pPr>
+      <w:r>
+        <w:rPr>
+          <w:b w:val="0"/>
+          <w:i w:val="0"/>
+          <w:color w:val="6B7280"/>
+          <w:sz w:val="19"/>
+        </w:rPr>
+        <w:t>第一，增长更快。到 2024 年 12 月，它在美国美妆和健康业务 70% 的销售来自这些高端品牌。</w:t>
+      </w:r>
+    </w:p>
+    <w:p>
+      <w:pPr>
+        <w:spacing w:after="0"/>
+      </w:pPr>
+      <w:r>
+        <w:rPr>
+          <w:b w:val="0"/>
+          <w:i w:val="0"/>
+          <w:sz w:val="23"/>
+        </w:rPr>
+        <w:t>Second, good results. In all of 2025, sales in North America grew by 5.3 percent.</w:t>
+      </w:r>
+    </w:p>
+    <w:p>
+      <w:pPr>
+        <w:spacing w:after="100"/>
+      </w:pPr>
+      <w:r>
+        <w:rPr>
+          <w:b w:val="0"/>
+          <w:i w:val="0"/>
+          <w:color w:val="6B7280"/>
+          <w:sz w:val="19"/>
+        </w:rPr>
+        <w:t>第二，成果好。2025 年全年，北美的销售增长了 5.3%。</w:t>
+      </w:r>
+    </w:p>
+    <w:p>
+      <w:pPr>
+        <w:spacing w:after="0"/>
+      </w:pPr>
+      <w:r>
+        <w:rPr>
+          <w:b w:val="0"/>
+          <w:i w:val="0"/>
+          <w:sz w:val="23"/>
+        </w:rPr>
+        <w:t>But there is a risk. In 2024, the US premium beauty market slowed down. Paula's Choice slowed down too.</w:t>
+      </w:r>
+    </w:p>
+    <w:p>
+      <w:pPr>
+        <w:spacing w:after="100"/>
+      </w:pPr>
+      <w:r>
+        <w:rPr>
+          <w:b w:val="0"/>
+          <w:i w:val="0"/>
+          <w:color w:val="6B7280"/>
+          <w:sz w:val="19"/>
+        </w:rPr>
+        <w:t>但也有风险。2024 年，美国高端美妆市场放缓，Paula's Choice 也跟着放缓。</w:t>
+      </w:r>
+    </w:p>
+    <w:p>
+      <w:pPr>
+        <w:spacing w:after="0"/>
+      </w:pPr>
+      <w:r>
+        <w:rPr>
+          <w:b w:val="0"/>
+          <w:i w:val="0"/>
+          <w:sz w:val="23"/>
+        </w:rPr>
+        <w:t>My conclusion: Unilever's FDI in the US fits the OLI model.</w:t>
+      </w:r>
+    </w:p>
+    <w:p>
+      <w:pPr>
+        <w:spacing w:after="100"/>
+      </w:pPr>
+      <w:r>
+        <w:rPr>
+          <w:b w:val="0"/>
+          <w:i w:val="0"/>
+          <w:color w:val="6B7280"/>
+          <w:sz w:val="19"/>
+        </w:rPr>
+        <w:t>我的结论：Unilever 在美国的 FDI 符合 OLI 模型。</w:t>
+      </w:r>
+    </w:p>
+    <w:p>
+      <w:pPr>
+        <w:spacing w:after="0"/>
+      </w:pPr>
+      <w:r>
+        <w:rPr>
+          <w:b w:val="0"/>
+          <w:i w:val="0"/>
+          <w:sz w:val="23"/>
+        </w:rPr>
+        <w:t>By buying American brands, Unilever got growth, online skills and a stronger place in its biggest market.</w:t>
+      </w:r>
+    </w:p>
+    <w:p>
+      <w:pPr>
+        <w:spacing w:after="100"/>
+      </w:pPr>
+      <w:r>
+        <w:rPr>
+          <w:b w:val="0"/>
+          <w:i w:val="0"/>
+          <w:color w:val="6B7280"/>
+          <w:sz w:val="19"/>
+        </w:rPr>
+        <w:t>通过买美国品牌，Unilever 得到了增长、网上销售能力，也在它最大的市场站得更稳。</w:t>
       </w:r>
     </w:p>
     <w:p>
@@ -2764,7 +3467,7 @@
           <w:color w:val="6B7280"/>
           <w:sz w:val="20"/>
         </w:rPr>
-        <w:t>Slide: Unilever 在美国的并购和好处</w:t>
+        <w:t>Slide: 小组结论</w:t>
       </w:r>
     </w:p>
     <w:p>
@@ -2777,7 +3480,7 @@
           <w:i w:val="0"/>
           <w:sz w:val="23"/>
         </w:rPr>
-        <w:t>Unilever's FDI in the US was mainly M&amp;A. This is strategic asset-seeking: it buys brands, customers and online skills.</w:t>
+        <w:t>To conclude: Unilever is a global company. It uses trade deals like USMCA. It uses its British strengths. And it grows by FDI in the US.</w:t>
       </w:r>
     </w:p>
     <w:p>
@@ -2791,7 +3494,7 @@
           <w:color w:val="6B7280"/>
           <w:sz w:val="19"/>
         </w:rPr>
-        <w:t>Unilever 在美国的 FDI 主要是并购。这是寻求战略资产：它买的是品牌、客户和网上销售的能力。</w:t>
+        <w:t>总结一下：Unilever 是全球化的公司，利用美墨加协定这样的贸易协定，利用它作为英国企业的优势，并通过在美国的 FDI 发展。</w:t>
       </w:r>
     </w:p>
     <w:p>
@@ -2804,7 +3507,7 @@
           <w:i w:val="0"/>
           <w:sz w:val="23"/>
         </w:rPr>
-        <w:t>In August 2021, it bought Paula's Choice, a skincare brand that sells online, for 1.8 billion euros. In the year to December 2022, Prestige Beauty grew by double digits.</w:t>
+        <w:t>Thank you for listening. Now we are happy to answer your questions.</w:t>
       </w:r>
     </w:p>
     <w:p>
@@ -2818,7 +3521,21 @@
           <w:color w:val="6B7280"/>
           <w:sz w:val="19"/>
         </w:rPr>
-        <w:t>2021 年 8 月，它花 18 亿欧元买下网上直销的护肤品牌 Paula's Choice。2022 年 1–12 月，高端美妆业务实现两位数增长。</w:t>
+        <w:t>谢谢大家。现在欢迎提问。</w:t>
+      </w:r>
+    </w:p>
+    <w:p>
+      <w:pPr>
+        <w:spacing w:after="60"/>
+      </w:pPr>
+      <w:r>
+        <w:rPr>
+          <w:b/>
+          <w:i w:val="0"/>
+          <w:color w:val="7C3AED"/>
+          <w:sz w:val="24"/>
+        </w:rPr>
+        <w:t>Speaker 4 的 2 个问答（只准备自己主题的这 2 个；全组共 8 个，每人 2 个；每题约 1 分钟）</w:t>
       </w:r>
     </w:p>
     <w:p>
@@ -2827,16 +3544,16 @@
       </w:pPr>
       <w:r>
         <w:rPr>
-          <w:b w:val="0"/>
+          <w:b/>
           <w:i w:val="0"/>
           <w:sz w:val="23"/>
         </w:rPr>
-        <w:t>In February 2024, it bought K18, which grew by double digits by December 2024. In September 2025, it bought Dr. Squatch for 1.2 billion euros.</w:t>
-      </w:r>
-    </w:p>
-    <w:p>
-      <w:pPr>
-        <w:spacing w:after="100"/>
+        <w:t>Q1. Why does Unilever buy American companies, and not build new brands?</w:t>
+      </w:r>
+    </w:p>
+    <w:p>
+      <w:pPr>
+        <w:spacing w:after="60"/>
       </w:pPr>
       <w:r>
         <w:rPr>
@@ -2845,7 +3562,7 @@
           <w:color w:val="6B7280"/>
           <w:sz w:val="19"/>
         </w:rPr>
-        <w:t>2024 年 2 月，它买下 K18，到 2024 年 12 月实现两位数增长。2025 年 9 月，它花 12 亿欧元买下 Dr. Squatch。</w:t>
+        <w:t>为什么 Unilever 买美国公司，而不是自己做新品牌？</w:t>
       </w:r>
     </w:p>
     <w:p>
@@ -2858,12 +3575,12 @@
           <w:i w:val="0"/>
           <w:sz w:val="23"/>
         </w:rPr>
-        <w:t>What are the benefits for Unilever? First, faster growth: by December 2024, 70 percent of its US Beauty and Wellbeing sales came from these premium brands.</w:t>
-      </w:r>
-    </w:p>
-    <w:p>
-      <w:pPr>
-        <w:spacing w:after="100"/>
+        <w:t>Because buying is faster.</w:t>
+      </w:r>
+    </w:p>
+    <w:p>
+      <w:pPr>
+        <w:spacing w:after="60"/>
       </w:pPr>
       <w:r>
         <w:rPr>
@@ -2872,7 +3589,7 @@
           <w:color w:val="6B7280"/>
           <w:sz w:val="19"/>
         </w:rPr>
-        <w:t>给 Unilever 带来什么好处？第一，增长更快：到 2024 年 12 月，它在美国美妆和健康业务 70% 的销售来自这些高端品牌。</w:t>
+        <w:t>因为买更快。</w:t>
       </w:r>
     </w:p>
     <w:p>
@@ -2885,12 +3602,12 @@
           <w:i w:val="0"/>
           <w:sz w:val="23"/>
         </w:rPr>
-        <w:t>Second, a stronger position: its long-term assets in the US grew from 12.9 billion euros in December 2020 to 19.7 billion in December 2024.</w:t>
-      </w:r>
-    </w:p>
-    <w:p>
-      <w:pPr>
-        <w:spacing w:after="100"/>
+        <w:t>A brand like Paula's Choice already has customers.</w:t>
+      </w:r>
+    </w:p>
+    <w:p>
+      <w:pPr>
+        <w:spacing w:after="60"/>
       </w:pPr>
       <w:r>
         <w:rPr>
@@ -2899,7 +3616,7 @@
           <w:color w:val="6B7280"/>
           <w:sz w:val="19"/>
         </w:rPr>
-        <w:t>第二，地位更稳：它在美国的长期资产从 2020 年 12 月的 129 亿欧元增长到 2024 年 12 月的 197 亿欧元。</w:t>
+        <w:t>像 Paula's Choice 这样的品牌已经有客户。</w:t>
       </w:r>
     </w:p>
     <w:p>
@@ -2912,12 +3629,12 @@
           <w:i w:val="0"/>
           <w:sz w:val="23"/>
         </w:rPr>
-        <w:t>Third, results: in the year to December 2025, North America grew 5.3 percent, and Unilever recovered much of its lost market share in the US.</w:t>
-      </w:r>
-    </w:p>
-    <w:p>
-      <w:pPr>
-        <w:spacing w:after="100"/>
+        <w:t>It also has online sales skills. These are strategic assets.</w:t>
+      </w:r>
+    </w:p>
+    <w:p>
+      <w:pPr>
+        <w:spacing w:after="60"/>
       </w:pPr>
       <w:r>
         <w:rPr>
@@ -2926,7 +3643,7 @@
           <w:color w:val="6B7280"/>
           <w:sz w:val="19"/>
         </w:rPr>
-        <w:t>第三，成果：2025 年 1–12 月，北美增长 5.3%，Unilever 在美国夺回了大部分失去的市场份额。</w:t>
+        <w:t>它还有网上销售的能力，这些就是战略资产。</w:t>
       </w:r>
     </w:p>
     <w:p>
@@ -2939,12 +3656,12 @@
           <w:i w:val="0"/>
           <w:sz w:val="23"/>
         </w:rPr>
-        <w:t>But there is risk: from January to December 2024, the US premium beauty market slowed, and Paula's Choice slowed too.</w:t>
-      </w:r>
-    </w:p>
-    <w:p>
-      <w:pPr>
-        <w:spacing w:after="100"/>
+        <w:t>The US market has many strong competitors.</w:t>
+      </w:r>
+    </w:p>
+    <w:p>
+      <w:pPr>
+        <w:spacing w:after="60"/>
       </w:pPr>
       <w:r>
         <w:rPr>
@@ -2953,7 +3670,7 @@
           <w:color w:val="6B7280"/>
           <w:sz w:val="19"/>
         </w:rPr>
-        <w:t>但也有风险：2024 年 1–12 月，美国高端美妆市场放缓，Paula's Choice 也跟着放缓了。</w:t>
+        <w:t>美国市场有很多强大的竞争对手。</w:t>
       </w:r>
     </w:p>
     <w:p>
@@ -2966,12 +3683,12 @@
           <w:i w:val="0"/>
           <w:sz w:val="23"/>
         </w:rPr>
-        <w:t>My conclusion: Unilever's FDI in the US follows the OLI model. By buying American premium brands, it gained growth, online skills and a stronger position in its biggest market.</w:t>
-      </w:r>
-    </w:p>
-    <w:p>
-      <w:pPr>
-        <w:spacing w:after="100"/>
+        <w:t>So building a new brand takes many years, and it may fail.</w:t>
+      </w:r>
+    </w:p>
+    <w:p>
+      <w:pPr>
+        <w:spacing w:after="60"/>
       </w:pPr>
       <w:r>
         <w:rPr>
@@ -2980,21 +3697,7 @@
           <w:color w:val="6B7280"/>
           <w:sz w:val="19"/>
         </w:rPr>
-        <w:t>我的结论：Unilever 在美国的 FDI 符合 OLI 模型。通过买美国的高端品牌，它获得了增长、网上销售能力，也巩固了在最大市场的地位。</w:t>
-      </w:r>
-    </w:p>
-    <w:p>
-      <w:pPr>
-        <w:spacing w:after="80"/>
-      </w:pPr>
-      <w:r>
-        <w:rPr>
-          <w:b/>
-          <w:i w:val="0"/>
-          <w:color w:val="6B7280"/>
-          <w:sz w:val="20"/>
-        </w:rPr>
-        <w:t>Slide: 小组结论</w:t>
+        <w:t>所以自己做一个新品牌要很多年，还可能失败。</w:t>
       </w:r>
     </w:p>
     <w:p>
@@ -3007,12 +3710,12 @@
           <w:i w:val="0"/>
           <w:sz w:val="23"/>
         </w:rPr>
-        <w:t>To conclude: Unilever is global, it uses trade deals like USMCA, it uses its British advantages, and it grows through FDI in the US.</w:t>
-      </w:r>
-    </w:p>
-    <w:p>
-      <w:pPr>
-        <w:spacing w:after="100"/>
+        <w:t>Also, Unilever can use its money to help the brand grow faster.</w:t>
+      </w:r>
+    </w:p>
+    <w:p>
+      <w:pPr>
+        <w:spacing w:after="60"/>
       </w:pPr>
       <w:r>
         <w:rPr>
@@ -3021,7 +3724,7 @@
           <w:color w:val="6B7280"/>
           <w:sz w:val="19"/>
         </w:rPr>
-        <w:t>总结一下：Unilever 是全球化的公司，利用美墨加协定这样的贸易协定，利用它作为英国企业的优势，并通过在美国的 FDI 发展。</w:t>
+        <w:t>而且 Unilever 可以用自己的钱帮这个品牌更快发展。</w:t>
       </w:r>
     </w:p>
     <w:p>
@@ -3034,12 +3737,12 @@
           <w:i w:val="0"/>
           <w:sz w:val="23"/>
         </w:rPr>
-        <w:t>Thank you for listening. We are happy to take your questions.</w:t>
-      </w:r>
-    </w:p>
-    <w:p>
-      <w:pPr>
-        <w:spacing w:after="100"/>
+        <w:t>But buying also has risks. It is very expensive.</w:t>
+      </w:r>
+    </w:p>
+    <w:p>
+      <w:pPr>
+        <w:spacing w:after="60"/>
       </w:pPr>
       <w:r>
         <w:rPr>
@@ -3048,21 +3751,7 @@
           <w:color w:val="6B7280"/>
           <w:sz w:val="19"/>
         </w:rPr>
-        <w:t>谢谢大家。欢迎提问。</w:t>
-      </w:r>
-    </w:p>
-    <w:p>
-      <w:pPr>
-        <w:spacing w:after="60"/>
-      </w:pPr>
-      <w:r>
-        <w:rPr>
-          <w:b/>
-          <w:i w:val="0"/>
-          <w:color w:val="7C3AED"/>
-          <w:sz w:val="24"/>
-        </w:rPr>
-        <w:t>Speaker 4 的 2 个问答（只准备自己主题的这 2 个；全组共 8 个，每人 2 个；每题约 1 分钟）</w:t>
+        <w:t>但买也有风险：很贵。</w:t>
       </w:r>
     </w:p>
     <w:p>
@@ -3071,11 +3760,11 @@
       </w:pPr>
       <w:r>
         <w:rPr>
-          <w:b/>
+          <w:b w:val="0"/>
           <w:i w:val="0"/>
           <w:sz w:val="23"/>
         </w:rPr>
-        <w:t>Q1. Why does Unilever buy American companies instead of building new brands or factories in the US?</w:t>
+        <w:t>For example, Unilever paid 1.8 billion euros for Paula's Choice in August 2021.</w:t>
       </w:r>
     </w:p>
     <w:p>
@@ -3089,7 +3778,7 @@
           <w:color w:val="6B7280"/>
           <w:sz w:val="19"/>
         </w:rPr>
-        <w:t>为什么 Unilever 买美国公司，而不是在美国自己做新品牌或建新工厂？</w:t>
+        <w:t>比如 2021 年 8 月，Unilever 为 Paula's Choice 付了 18 亿欧元。</w:t>
       </w:r>
     </w:p>
     <w:p>
@@ -3102,7 +3791,7 @@
           <w:i w:val="0"/>
           <w:sz w:val="23"/>
         </w:rPr>
-        <w:t>Because buying is faster.</w:t>
+        <w:t>And in 2024, the US premium beauty market slowed down. Then Paula's Choice slowed down too.</w:t>
       </w:r>
     </w:p>
     <w:p>
@@ -3116,7 +3805,7 @@
           <w:color w:val="6B7280"/>
           <w:sz w:val="19"/>
         </w:rPr>
-        <w:t>因为买更快。</w:t>
+        <w:t>而且 2024 年美国高端美妆市场放缓，Paula's Choice 也跟着放缓。</w:t>
       </w:r>
     </w:p>
     <w:p>
@@ -3129,7 +3818,7 @@
           <w:i w:val="0"/>
           <w:sz w:val="23"/>
         </w:rPr>
-        <w:t>A brand like Paula's Choice already has customers and online sales skills. This is strategic asset-seeking.</w:t>
+        <w:t>So buying is faster, but it is not always safe.</w:t>
       </w:r>
     </w:p>
     <w:p>
@@ -3143,7 +3832,7 @@
           <w:color w:val="6B7280"/>
           <w:sz w:val="19"/>
         </w:rPr>
-        <w:t>像 Paula's Choice 这样的品牌已经有客户，也有网上销售的能力，这就是寻求战略资产。</w:t>
+        <w:t>所以买更快，但不一定安全。</w:t>
       </w:r>
     </w:p>
     <w:p>
@@ -3152,11 +3841,11 @@
       </w:pPr>
       <w:r>
         <w:rPr>
-          <w:b w:val="0"/>
+          <w:b/>
           <w:i w:val="0"/>
           <w:sz w:val="23"/>
         </w:rPr>
-        <w:t>The US market is very competitive, so building a new brand takes many years and may fail.</w:t>
+        <w:t>Q2. What does the US get from Unilever's FDI? What are the risks for Unilever?</w:t>
       </w:r>
     </w:p>
     <w:p>
@@ -3170,7 +3859,7 @@
           <w:color w:val="6B7280"/>
           <w:sz w:val="19"/>
         </w:rPr>
-        <w:t>美国市场竞争很激烈，自己做一个新品牌要很多年，还可能失败。</w:t>
+        <w:t>美国从 Unilever 的 FDI 中得到什么？Unilever 有什么风险？</w:t>
       </w:r>
     </w:p>
     <w:p>
@@ -3183,7 +3872,7 @@
           <w:i w:val="0"/>
           <w:sz w:val="23"/>
         </w:rPr>
-        <w:t>But buying has risks too: it is expensive, and when the US premium beauty market slowed from January to December 2024, Paula's Choice slowed too.</w:t>
+        <w:t>The US gets investment and jobs.</w:t>
       </w:r>
     </w:p>
     <w:p>
@@ -3197,7 +3886,7 @@
           <w:color w:val="6B7280"/>
           <w:sz w:val="19"/>
         </w:rPr>
-        <w:t>但买也有风险：很贵，而且 2024 年 1–12 月美国高端美妆市场放缓时，Paula's Choice 也跟着放缓了。</w:t>
+        <w:t>美国得到投资和就业。</w:t>
       </w:r>
     </w:p>
     <w:p>
@@ -3206,11 +3895,11 @@
       </w:pPr>
       <w:r>
         <w:rPr>
-          <w:b/>
+          <w:b w:val="0"/>
           <w:i w:val="0"/>
           <w:sz w:val="23"/>
         </w:rPr>
-        <w:t>Q2. What does the United States gain from Unilever's FDI, and what are the risks for Unilever?</w:t>
+        <w:t>The brands also get Unilever's money and its global sales network, so they can grow faster.</w:t>
       </w:r>
     </w:p>
     <w:p>
@@ -3224,7 +3913,7 @@
           <w:color w:val="6B7280"/>
           <w:sz w:val="19"/>
         </w:rPr>
-        <w:t>美国从 Unilever 的 FDI 中得到什么？Unilever 又有什么风险？</w:t>
+        <w:t>这些品牌也得到 Unilever 的资金和全球销售网络，所以能发展得更快。</w:t>
       </w:r>
     </w:p>
     <w:p>
@@ -3237,7 +3926,7 @@
           <w:i w:val="0"/>
           <w:sz w:val="23"/>
         </w:rPr>
-        <w:t>The US gains investment and jobs, and the brands can grow faster with Unilever's money and its global network.</w:t>
+        <w:t>For example, in July 2022, Unilever bought more of Nutrafol.</w:t>
       </w:r>
     </w:p>
     <w:p>
@@ -3251,7 +3940,7 @@
           <w:color w:val="6B7280"/>
           <w:sz w:val="19"/>
         </w:rPr>
-        <w:t>美国得到投资和就业，这些品牌也能借助 Unilever 的资金和全球网络发展得更快。</w:t>
+        <w:t>比如 2022 年 7 月，Unilever 增持了 Nutrafol。</w:t>
       </w:r>
     </w:p>
     <w:p>
@@ -3264,7 +3953,7 @@
           <w:i w:val="0"/>
           <w:sz w:val="23"/>
         </w:rPr>
-        <w:t>For example, after July 2022, Nutrafol grew quickly with Unilever's support, and it led double-digit growth in Wellbeing in the year to December 2025.</w:t>
+        <w:t>In 2025, Nutrafol helped Unilever's wellbeing sales grow by more than 10 percent.</w:t>
       </w:r>
     </w:p>
     <w:p>
@@ -3278,7 +3967,7 @@
           <w:color w:val="6B7280"/>
           <w:sz w:val="19"/>
         </w:rPr>
-        <w:t>比如 2022 年 7 月以后，Nutrafol 在 Unilever 的支持下发展很快，2025 年 1–12 月带动健康业务实现两位数增长。</w:t>
+        <w:t>2025 年，Nutrafol 帮助 Unilever 的健康业务销售增长超过 10%。</w:t>
       </w:r>
     </w:p>
     <w:p>
@@ -3291,7 +3980,7 @@
           <w:i w:val="0"/>
           <w:sz w:val="23"/>
         </w:rPr>
-        <w:t>For Unilever, the risks are paying too much, a slowdown in the US market, and US trade policy, such as new tariffs.</w:t>
+        <w:t>For Unilever, there are three risks.</w:t>
       </w:r>
     </w:p>
     <w:p>
@@ -3305,7 +3994,142 @@
           <w:color w:val="6B7280"/>
           <w:sz w:val="19"/>
         </w:rPr>
-        <w:t>对 Unilever 来说，风险是出价太高、美国市场放缓，还有美国的贸易政策，比如新关税。</w:t>
+        <w:t>对 Unilever 来说，有三个风险。</w:t>
+      </w:r>
+    </w:p>
+    <w:p>
+      <w:pPr>
+        <w:spacing w:after="0"/>
+      </w:pPr>
+      <w:r>
+        <w:rPr>
+          <w:b w:val="0"/>
+          <w:i w:val="0"/>
+          <w:sz w:val="23"/>
+        </w:rPr>
+        <w:t>First, it may pay too much.</w:t>
+      </w:r>
+    </w:p>
+    <w:p>
+      <w:pPr>
+        <w:spacing w:after="60"/>
+      </w:pPr>
+      <w:r>
+        <w:rPr>
+          <w:b w:val="0"/>
+          <w:i w:val="0"/>
+          <w:color w:val="6B7280"/>
+          <w:sz w:val="19"/>
+        </w:rPr>
+        <w:t>第一，可能出价太高。</w:t>
+      </w:r>
+    </w:p>
+    <w:p>
+      <w:pPr>
+        <w:spacing w:after="0"/>
+      </w:pPr>
+      <w:r>
+        <w:rPr>
+          <w:b w:val="0"/>
+          <w:i w:val="0"/>
+          <w:sz w:val="23"/>
+        </w:rPr>
+        <w:t>Second, the US market may slow down, like premium beauty in 2024.</w:t>
+      </w:r>
+    </w:p>
+    <w:p>
+      <w:pPr>
+        <w:spacing w:after="60"/>
+      </w:pPr>
+      <w:r>
+        <w:rPr>
+          <w:b w:val="0"/>
+          <w:i w:val="0"/>
+          <w:color w:val="6B7280"/>
+          <w:sz w:val="19"/>
+        </w:rPr>
+        <w:t>第二，美国市场可能放缓，比如 2024 年的高端美妆。</w:t>
+      </w:r>
+    </w:p>
+    <w:p>
+      <w:pPr>
+        <w:spacing w:after="0"/>
+      </w:pPr>
+      <w:r>
+        <w:rPr>
+          <w:b w:val="0"/>
+          <w:i w:val="0"/>
+          <w:sz w:val="23"/>
+        </w:rPr>
+        <w:t>Third, US trade rules can change, for example with new tariffs.</w:t>
+      </w:r>
+    </w:p>
+    <w:p>
+      <w:pPr>
+        <w:spacing w:after="60"/>
+      </w:pPr>
+      <w:r>
+        <w:rPr>
+          <w:b w:val="0"/>
+          <w:i w:val="0"/>
+          <w:color w:val="6B7280"/>
+          <w:sz w:val="19"/>
+        </w:rPr>
+        <w:t>第三，美国的贸易规则可能变，比如加新关税。</w:t>
+      </w:r>
+    </w:p>
+    <w:p>
+      <w:pPr>
+        <w:spacing w:after="0"/>
+      </w:pPr>
+      <w:r>
+        <w:rPr>
+          <w:b w:val="0"/>
+          <w:i w:val="0"/>
+          <w:sz w:val="23"/>
+        </w:rPr>
+        <w:t>So Unilever must choose its brands carefully.</w:t>
+      </w:r>
+    </w:p>
+    <w:p>
+      <w:pPr>
+        <w:spacing w:after="60"/>
+      </w:pPr>
+      <w:r>
+        <w:rPr>
+          <w:b w:val="0"/>
+          <w:i w:val="0"/>
+          <w:color w:val="6B7280"/>
+          <w:sz w:val="19"/>
+        </w:rPr>
+        <w:t>所以 Unilever 必须小心选择品牌。</w:t>
+      </w:r>
+    </w:p>
+    <w:p>
+      <w:pPr>
+        <w:spacing w:after="0"/>
+      </w:pPr>
+      <w:r>
+        <w:rPr>
+          <w:b w:val="0"/>
+          <w:i w:val="0"/>
+          <w:sz w:val="23"/>
+        </w:rPr>
+        <w:t>So FDI can help both sides, but it is not without risk.</w:t>
+      </w:r>
+    </w:p>
+    <w:p>
+      <w:pPr>
+        <w:spacing w:after="60"/>
+      </w:pPr>
+      <w:r>
+        <w:rPr>
+          <w:b w:val="0"/>
+          <w:i w:val="0"/>
+          <w:color w:val="6B7280"/>
+          <w:sz w:val="19"/>
+        </w:rPr>
+        <w:t>所以 FDI 可以对双方都有好处，但不是没有风险。</w:t>
       </w:r>
     </w:p>
     <w:p>

--- a/content/busi1763/files/Unilever_Group_Script.docx
+++ b/content/busi1763/files/Unilever_Group_Script.docx
@@ -3602,7 +3602,7 @@
           <w:i w:val="0"/>
           <w:sz w:val="23"/>
         </w:rPr>
-        <w:t>A brand like Paula's Choice already has customers.</w:t>
+        <w:t>A brand like Paula's Choice already has customers and online sales skills. These are strategic assets.</w:t>
       </w:r>
     </w:p>
     <w:p>
@@ -3616,7 +3616,7 @@
           <w:color w:val="6B7280"/>
           <w:sz w:val="19"/>
         </w:rPr>
-        <w:t>像 Paula's Choice 这样的品牌已经有客户。</w:t>
+        <w:t>像 Paula's Choice 这样的品牌已经有客户和网上销售的能力，这些就是战略资产。</w:t>
       </w:r>
     </w:p>
     <w:p>
@@ -3629,7 +3629,7 @@
           <w:i w:val="0"/>
           <w:sz w:val="23"/>
         </w:rPr>
-        <w:t>It also has online sales skills. These are strategic assets.</w:t>
+        <w:t>The US market has many strong competitors, so a new brand takes many years, and it may fail.</w:t>
       </w:r>
     </w:p>
     <w:p>
@@ -3643,7 +3643,7 @@
           <w:color w:val="6B7280"/>
           <w:sz w:val="19"/>
         </w:rPr>
-        <w:t>它还有网上销售的能力，这些就是战略资产。</w:t>
+        <w:t>美国市场有很多强大的竞争对手，所以做一个新品牌要很多年，还可能失败。</w:t>
       </w:r>
     </w:p>
     <w:p>
@@ -3656,7 +3656,7 @@
           <w:i w:val="0"/>
           <w:sz w:val="23"/>
         </w:rPr>
-        <w:t>The US market has many strong competitors.</w:t>
+        <w:t>But buying also has risks. It is expensive, and in 2024 Paula's Choice slowed down.</w:t>
       </w:r>
     </w:p>
     <w:p>
@@ -3670,7 +3670,7 @@
           <w:color w:val="6B7280"/>
           <w:sz w:val="19"/>
         </w:rPr>
-        <w:t>美国市场有很多强大的竞争对手。</w:t>
+        <w:t>但买也有风险：很贵，而且 2024 年 Paula's Choice 放缓了。</w:t>
       </w:r>
     </w:p>
     <w:p>
@@ -3683,7 +3683,7 @@
           <w:i w:val="0"/>
           <w:sz w:val="23"/>
         </w:rPr>
-        <w:t>So building a new brand takes many years, and it may fail.</w:t>
+        <w:t>So buying is faster, but it is not always safe.</w:t>
       </w:r>
     </w:p>
     <w:p>
@@ -3697,7 +3697,7 @@
           <w:color w:val="6B7280"/>
           <w:sz w:val="19"/>
         </w:rPr>
-        <w:t>所以自己做一个新品牌要很多年，还可能失败。</w:t>
+        <w:t>所以买更快，但不一定安全。</w:t>
       </w:r>
     </w:p>
     <w:p>
@@ -3706,11 +3706,11 @@
       </w:pPr>
       <w:r>
         <w:rPr>
-          <w:b w:val="0"/>
+          <w:b/>
           <w:i w:val="0"/>
           <w:sz w:val="23"/>
         </w:rPr>
-        <w:t>Also, Unilever can use its money to help the brand grow faster.</w:t>
+        <w:t>Q2. What does the US get from Unilever's FDI? What are the risks for Unilever?</w:t>
       </w:r>
     </w:p>
     <w:p>
@@ -3724,7 +3724,7 @@
           <w:color w:val="6B7280"/>
           <w:sz w:val="19"/>
         </w:rPr>
-        <w:t>而且 Unilever 可以用自己的钱帮这个品牌更快发展。</w:t>
+        <w:t>美国从 Unilever 的 FDI 中得到什么？Unilever 有什么风险？</w:t>
       </w:r>
     </w:p>
     <w:p>
@@ -3737,7 +3737,7 @@
           <w:i w:val="0"/>
           <w:sz w:val="23"/>
         </w:rPr>
-        <w:t>But buying also has risks. It is very expensive.</w:t>
+        <w:t>The US gets investment and jobs.</w:t>
       </w:r>
     </w:p>
     <w:p>
@@ -3751,7 +3751,7 @@
           <w:color w:val="6B7280"/>
           <w:sz w:val="19"/>
         </w:rPr>
-        <w:t>但买也有风险：很贵。</w:t>
+        <w:t>美国得到投资和就业。</w:t>
       </w:r>
     </w:p>
     <w:p>
@@ -3764,7 +3764,7 @@
           <w:i w:val="0"/>
           <w:sz w:val="23"/>
         </w:rPr>
-        <w:t>For example, Unilever paid 1.8 billion euros for Paula's Choice in August 2021.</w:t>
+        <w:t>The brands get Unilever's money and its global sales network, so they can grow faster.</w:t>
       </w:r>
     </w:p>
     <w:p>
@@ -3778,7 +3778,7 @@
           <w:color w:val="6B7280"/>
           <w:sz w:val="19"/>
         </w:rPr>
-        <w:t>比如 2021 年 8 月，Unilever 为 Paula's Choice 付了 18 亿欧元。</w:t>
+        <w:t>这些品牌得到 Unilever 的资金和全球销售网络，所以能发展得更快。</w:t>
       </w:r>
     </w:p>
     <w:p>
@@ -3791,7 +3791,7 @@
           <w:i w:val="0"/>
           <w:sz w:val="23"/>
         </w:rPr>
-        <w:t>And in 2024, the US premium beauty market slowed down. Then Paula's Choice slowed down too.</w:t>
+        <w:t>For example, Unilever bought more of Nutrafol in July 2022.</w:t>
       </w:r>
     </w:p>
     <w:p>
@@ -3805,7 +3805,7 @@
           <w:color w:val="6B7280"/>
           <w:sz w:val="19"/>
         </w:rPr>
-        <w:t>而且 2024 年美国高端美妆市场放缓，Paula's Choice 也跟着放缓。</w:t>
+        <w:t>比如 2022 年 7 月，Unilever 增持了 Nutrafol。</w:t>
       </w:r>
     </w:p>
     <w:p>
@@ -3818,7 +3818,7 @@
           <w:i w:val="0"/>
           <w:sz w:val="23"/>
         </w:rPr>
-        <w:t>So buying is faster, but it is not always safe.</w:t>
+        <w:t>For Unilever, there are three risks.</w:t>
       </w:r>
     </w:p>
     <w:p>
@@ -3832,7 +3832,7 @@
           <w:color w:val="6B7280"/>
           <w:sz w:val="19"/>
         </w:rPr>
-        <w:t>所以买更快，但不一定安全。</w:t>
+        <w:t>对 Unilever 来说，有三个风险。</w:t>
       </w:r>
     </w:p>
     <w:p>
@@ -3841,11 +3841,11 @@
       </w:pPr>
       <w:r>
         <w:rPr>
-          <w:b/>
+          <w:b w:val="0"/>
           <w:i w:val="0"/>
           <w:sz w:val="23"/>
         </w:rPr>
-        <w:t>Q2. What does the US get from Unilever's FDI? What are the risks for Unilever?</w:t>
+        <w:t>It may pay too much, the US market may slow down, and US trade rules can change, for example with new tariffs.</w:t>
       </w:r>
     </w:p>
     <w:p>
@@ -3859,277 +3859,7 @@
           <w:color w:val="6B7280"/>
           <w:sz w:val="19"/>
         </w:rPr>
-        <w:t>美国从 Unilever 的 FDI 中得到什么？Unilever 有什么风险？</w:t>
-      </w:r>
-    </w:p>
-    <w:p>
-      <w:pPr>
-        <w:spacing w:after="0"/>
-      </w:pPr>
-      <w:r>
-        <w:rPr>
-          <w:b w:val="0"/>
-          <w:i w:val="0"/>
-          <w:sz w:val="23"/>
-        </w:rPr>
-        <w:t>The US gets investment and jobs.</w:t>
-      </w:r>
-    </w:p>
-    <w:p>
-      <w:pPr>
-        <w:spacing w:after="60"/>
-      </w:pPr>
-      <w:r>
-        <w:rPr>
-          <w:b w:val="0"/>
-          <w:i w:val="0"/>
-          <w:color w:val="6B7280"/>
-          <w:sz w:val="19"/>
-        </w:rPr>
-        <w:t>美国得到投资和就业。</w:t>
-      </w:r>
-    </w:p>
-    <w:p>
-      <w:pPr>
-        <w:spacing w:after="0"/>
-      </w:pPr>
-      <w:r>
-        <w:rPr>
-          <w:b w:val="0"/>
-          <w:i w:val="0"/>
-          <w:sz w:val="23"/>
-        </w:rPr>
-        <w:t>The brands also get Unilever's money and its global sales network, so they can grow faster.</w:t>
-      </w:r>
-    </w:p>
-    <w:p>
-      <w:pPr>
-        <w:spacing w:after="60"/>
-      </w:pPr>
-      <w:r>
-        <w:rPr>
-          <w:b w:val="0"/>
-          <w:i w:val="0"/>
-          <w:color w:val="6B7280"/>
-          <w:sz w:val="19"/>
-        </w:rPr>
-        <w:t>这些品牌也得到 Unilever 的资金和全球销售网络，所以能发展得更快。</w:t>
-      </w:r>
-    </w:p>
-    <w:p>
-      <w:pPr>
-        <w:spacing w:after="0"/>
-      </w:pPr>
-      <w:r>
-        <w:rPr>
-          <w:b w:val="0"/>
-          <w:i w:val="0"/>
-          <w:sz w:val="23"/>
-        </w:rPr>
-        <w:t>For example, in July 2022, Unilever bought more of Nutrafol.</w:t>
-      </w:r>
-    </w:p>
-    <w:p>
-      <w:pPr>
-        <w:spacing w:after="60"/>
-      </w:pPr>
-      <w:r>
-        <w:rPr>
-          <w:b w:val="0"/>
-          <w:i w:val="0"/>
-          <w:color w:val="6B7280"/>
-          <w:sz w:val="19"/>
-        </w:rPr>
-        <w:t>比如 2022 年 7 月，Unilever 增持了 Nutrafol。</w:t>
-      </w:r>
-    </w:p>
-    <w:p>
-      <w:pPr>
-        <w:spacing w:after="0"/>
-      </w:pPr>
-      <w:r>
-        <w:rPr>
-          <w:b w:val="0"/>
-          <w:i w:val="0"/>
-          <w:sz w:val="23"/>
-        </w:rPr>
-        <w:t>In 2025, Nutrafol helped Unilever's wellbeing sales grow by more than 10 percent.</w:t>
-      </w:r>
-    </w:p>
-    <w:p>
-      <w:pPr>
-        <w:spacing w:after="60"/>
-      </w:pPr>
-      <w:r>
-        <w:rPr>
-          <w:b w:val="0"/>
-          <w:i w:val="0"/>
-          <w:color w:val="6B7280"/>
-          <w:sz w:val="19"/>
-        </w:rPr>
-        <w:t>2025 年，Nutrafol 帮助 Unilever 的健康业务销售增长超过 10%。</w:t>
-      </w:r>
-    </w:p>
-    <w:p>
-      <w:pPr>
-        <w:spacing w:after="0"/>
-      </w:pPr>
-      <w:r>
-        <w:rPr>
-          <w:b w:val="0"/>
-          <w:i w:val="0"/>
-          <w:sz w:val="23"/>
-        </w:rPr>
-        <w:t>For Unilever, there are three risks.</w:t>
-      </w:r>
-    </w:p>
-    <w:p>
-      <w:pPr>
-        <w:spacing w:after="60"/>
-      </w:pPr>
-      <w:r>
-        <w:rPr>
-          <w:b w:val="0"/>
-          <w:i w:val="0"/>
-          <w:color w:val="6B7280"/>
-          <w:sz w:val="19"/>
-        </w:rPr>
-        <w:t>对 Unilever 来说，有三个风险。</w:t>
-      </w:r>
-    </w:p>
-    <w:p>
-      <w:pPr>
-        <w:spacing w:after="0"/>
-      </w:pPr>
-      <w:r>
-        <w:rPr>
-          <w:b w:val="0"/>
-          <w:i w:val="0"/>
-          <w:sz w:val="23"/>
-        </w:rPr>
-        <w:t>First, it may pay too much.</w:t>
-      </w:r>
-    </w:p>
-    <w:p>
-      <w:pPr>
-        <w:spacing w:after="60"/>
-      </w:pPr>
-      <w:r>
-        <w:rPr>
-          <w:b w:val="0"/>
-          <w:i w:val="0"/>
-          <w:color w:val="6B7280"/>
-          <w:sz w:val="19"/>
-        </w:rPr>
-        <w:t>第一，可能出价太高。</w:t>
-      </w:r>
-    </w:p>
-    <w:p>
-      <w:pPr>
-        <w:spacing w:after="0"/>
-      </w:pPr>
-      <w:r>
-        <w:rPr>
-          <w:b w:val="0"/>
-          <w:i w:val="0"/>
-          <w:sz w:val="23"/>
-        </w:rPr>
-        <w:t>Second, the US market may slow down, like premium beauty in 2024.</w:t>
-      </w:r>
-    </w:p>
-    <w:p>
-      <w:pPr>
-        <w:spacing w:after="60"/>
-      </w:pPr>
-      <w:r>
-        <w:rPr>
-          <w:b w:val="0"/>
-          <w:i w:val="0"/>
-          <w:color w:val="6B7280"/>
-          <w:sz w:val="19"/>
-        </w:rPr>
-        <w:t>第二，美国市场可能放缓，比如 2024 年的高端美妆。</w:t>
-      </w:r>
-    </w:p>
-    <w:p>
-      <w:pPr>
-        <w:spacing w:after="0"/>
-      </w:pPr>
-      <w:r>
-        <w:rPr>
-          <w:b w:val="0"/>
-          <w:i w:val="0"/>
-          <w:sz w:val="23"/>
-        </w:rPr>
-        <w:t>Third, US trade rules can change, for example with new tariffs.</w:t>
-      </w:r>
-    </w:p>
-    <w:p>
-      <w:pPr>
-        <w:spacing w:after="60"/>
-      </w:pPr>
-      <w:r>
-        <w:rPr>
-          <w:b w:val="0"/>
-          <w:i w:val="0"/>
-          <w:color w:val="6B7280"/>
-          <w:sz w:val="19"/>
-        </w:rPr>
-        <w:t>第三，美国的贸易规则可能变，比如加新关税。</w:t>
-      </w:r>
-    </w:p>
-    <w:p>
-      <w:pPr>
-        <w:spacing w:after="0"/>
-      </w:pPr>
-      <w:r>
-        <w:rPr>
-          <w:b w:val="0"/>
-          <w:i w:val="0"/>
-          <w:sz w:val="23"/>
-        </w:rPr>
-        <w:t>So Unilever must choose its brands carefully.</w:t>
-      </w:r>
-    </w:p>
-    <w:p>
-      <w:pPr>
-        <w:spacing w:after="60"/>
-      </w:pPr>
-      <w:r>
-        <w:rPr>
-          <w:b w:val="0"/>
-          <w:i w:val="0"/>
-          <w:color w:val="6B7280"/>
-          <w:sz w:val="19"/>
-        </w:rPr>
-        <w:t>所以 Unilever 必须小心选择品牌。</w:t>
-      </w:r>
-    </w:p>
-    <w:p>
-      <w:pPr>
-        <w:spacing w:after="0"/>
-      </w:pPr>
-      <w:r>
-        <w:rPr>
-          <w:b w:val="0"/>
-          <w:i w:val="0"/>
-          <w:sz w:val="23"/>
-        </w:rPr>
-        <w:t>So FDI can help both sides, but it is not without risk.</w:t>
-      </w:r>
-    </w:p>
-    <w:p>
-      <w:pPr>
-        <w:spacing w:after="60"/>
-      </w:pPr>
-      <w:r>
-        <w:rPr>
-          <w:b w:val="0"/>
-          <w:i w:val="0"/>
-          <w:color w:val="6B7280"/>
-          <w:sz w:val="19"/>
-        </w:rPr>
-        <w:t>所以 FDI 可以对双方都有好处，但不是没有风险。</w:t>
+        <w:t>可能出价太高，美国市场可能放缓，美国的贸易规则也可能变，比如加新关税。</w:t>
       </w:r>
     </w:p>
     <w:p>

--- a/content/busi1763/files/Unilever_Group_Script.docx
+++ b/content/busi1763/files/Unilever_Group_Script.docx
@@ -27,7 +27,7 @@
           <w:color w:val="6B7280"/>
           <w:sz w:val="20"/>
         </w:rPr>
-        <w:t>BUSI 1763 · Re-presentation 14 November 2026 · Each speaker ≤ 4 minutes · 2 Q&amp;A per speaker (8 in total) · Only completed events before 2026, with month and year · English to say, Chinese for understanding only</w:t>
+        <w:t>BUSI 1763 · Group presentation · Each speaker ≤ 4 minutes · 2 Q&amp;A per speaker (8 in total) · Only completed events before 2026, with month and year · English to say, Chinese for understanding only</w:t>
       </w:r>
     </w:p>
     <w:p>
@@ -872,7 +872,7 @@
           <w:color w:val="0F8A6B"/>
           <w:sz w:val="28"/>
         </w:rPr>
-        <w:t>Speaker 2 · Regional Integration（区域一体化）· 401 words ≈ 3.1–3.6 min</w:t>
+        <w:t>Speaker 2 · Regional Integration（区域一体化）· 379 words ≈ 2.9–3.4 min</w:t>
       </w:r>
     </w:p>
     <w:p>
@@ -1156,7 +1156,7 @@
           <w:i w:val="0"/>
           <w:sz w:val="23"/>
         </w:rPr>
-        <w:t>In May 2025, Unilever announced an even bigger plan: 30 billion pesos, about 1.5 billion dollars, for Mexico from 2025 to 2028.</w:t>
+        <w:t>So what are the benefits for Unilever?</w:t>
       </w:r>
     </w:p>
     <w:p>
@@ -1170,7 +1170,7 @@
           <w:color w:val="6B7280"/>
           <w:sz w:val="19"/>
         </w:rPr>
-        <w:t>2025 年 5 月，Unilever 又宣布了更大的计划：2025 到 2028 年在墨西哥投资 300 亿比索，约 15 亿美元。</w:t>
+        <w:t>那么，这给 Unilever 带来什么好处？</w:t>
       </w:r>
     </w:p>
     <w:p>
@@ -1183,7 +1183,7 @@
           <w:i w:val="0"/>
           <w:sz w:val="23"/>
         </w:rPr>
-        <w:t>So what are the benefits for Unilever?</w:t>
+        <w:t>First, market access. Products that meet USMCA rules can enter the US with no tariffs, and the US is Unilever's biggest market, with 10.5 billion euros of turnover in the year to December 2025.</w:t>
       </w:r>
     </w:p>
     <w:p>
@@ -1197,7 +1197,7 @@
           <w:color w:val="6B7280"/>
           <w:sz w:val="19"/>
         </w:rPr>
-        <w:t>那么，这给 Unilever 带来什么好处？</w:t>
+        <w:t>第一，市场准入。符合美墨加协定规则的产品可以零关税进入美国，而美国是 Unilever 最大的市场，2025 年 1–12 月营业额 105 亿欧元。</w:t>
       </w:r>
     </w:p>
     <w:p>
@@ -1210,7 +1210,7 @@
           <w:i w:val="0"/>
           <w:sz w:val="23"/>
         </w:rPr>
-        <w:t>First, market access. Products that meet USMCA rules can enter the US with no tariffs, and the US is Unilever's biggest market, with 10.5 billion euros of turnover in the year to December 2025.</w:t>
+        <w:t>Second, protection from tariffs. In March 2025, the US put a 25 percent tariff on Mexico, but goods that qualify under USMCA were exempted. One month later, Unilever doubled its investment.</w:t>
       </w:r>
     </w:p>
     <w:p>
@@ -1224,7 +1224,7 @@
           <w:color w:val="6B7280"/>
           <w:sz w:val="19"/>
         </w:rPr>
-        <w:t>第一，市场准入。符合美墨加协定规则的产品可以零关税进入美国，而美国是 Unilever 最大的市场，2025 年 1–12 月营业额 105 亿欧元。</w:t>
+        <w:t>第二，避开关税。2025 年 3 月，美国对墨西哥加征 25% 的关税，但符合美墨加协定的商品被豁免。一个月后，Unilever 把投资翻了一倍。</w:t>
       </w:r>
     </w:p>
     <w:p>
@@ -1237,7 +1237,7 @@
           <w:i w:val="0"/>
           <w:sz w:val="23"/>
         </w:rPr>
-        <w:t>Second, protection from tariffs. In March 2025, the US put a 25 percent tariff on Mexico, but goods that qualify under USMCA were exempted. One month later, Unilever doubled its investment.</w:t>
+        <w:t>Third, lower costs and speed. Making products next to the US is cheaper and faster than shipping them from far away. This is trade creation inside North America.</w:t>
       </w:r>
     </w:p>
     <w:p>
@@ -1251,7 +1251,7 @@
           <w:color w:val="6B7280"/>
           <w:sz w:val="19"/>
         </w:rPr>
-        <w:t>第二，避开关税。2025 年 3 月，美国对墨西哥加征 25% 的关税，但符合美墨加协定的商品被豁免。一个月后，Unilever 把投资翻了一倍。</w:t>
+        <w:t>第三，成本更低、速度更快。在美国旁边生产，比从很远的地方运过来更便宜、更快。这就是北美区域内的贸易创造。</w:t>
       </w:r>
     </w:p>
     <w:p>
@@ -1264,7 +1264,7 @@
           <w:i w:val="0"/>
           <w:sz w:val="23"/>
         </w:rPr>
-        <w:t>Third, lower costs and speed. Making products next to the US is cheaper and faster than shipping them from far away. This is trade creation inside North America.</w:t>
+        <w:t>But there are limits. From January to December 2024, only about half of US imports from Mexico qualified for USMCA, and US trade policy can change quickly.</w:t>
       </w:r>
     </w:p>
     <w:p>
@@ -1278,7 +1278,7 @@
           <w:color w:val="6B7280"/>
           <w:sz w:val="19"/>
         </w:rPr>
-        <w:t>第三，成本更低、速度更快。在美国旁边生产，比从很远的地方运过来更便宜、更快。这就是北美区域内的贸易创造。</w:t>
+        <w:t>但也有局限：2024 年 1–12 月，美国从墨西哥的进口只有大约一半符合美墨加协定，而且美国的贸易政策可能变得很快。</w:t>
       </w:r>
     </w:p>
     <w:p>
@@ -1291,7 +1291,7 @@
           <w:i w:val="0"/>
           <w:sz w:val="23"/>
         </w:rPr>
-        <w:t>But there are limits. From January to December 2024, only about half of US imports from Mexico qualified for USMCA, and US trade policy can change quickly.</w:t>
+        <w:t>Unilever has not said publicly that USMCA is the reason for its investment, so this is our own analysis.</w:t>
       </w:r>
     </w:p>
     <w:p>
@@ -1305,7 +1305,7 @@
           <w:color w:val="6B7280"/>
           <w:sz w:val="19"/>
         </w:rPr>
-        <w:t>但也有局限：2024 年 1–12 月，美国从墨西哥的进口只有大约一半符合美墨加协定，而且美国的贸易政策可能变得很快。</w:t>
+        <w:t>Unilever 没有公开说过投资是因为美墨加协定，所以这是我们自己的分析。</w:t>
       </w:r>
     </w:p>
     <w:p>
@@ -1318,7 +1318,7 @@
           <w:i w:val="0"/>
           <w:sz w:val="23"/>
         </w:rPr>
-        <w:t>Unilever has not said publicly that USMCA is the reason for its investment, so this is our own analysis.</w:t>
+        <w:t>My conclusion: through USMCA, Mexico gives Unilever a low-cost base with tariff-free access to its biggest market. But the benefit depends on the rules of origin and on US politics.</w:t>
       </w:r>
     </w:p>
     <w:p>
@@ -1332,7 +1332,7 @@
           <w:color w:val="6B7280"/>
           <w:sz w:val="19"/>
         </w:rPr>
-        <w:t>Unilever 没有公开说过投资是因为美墨加协定，所以这是我们自己的分析。</w:t>
+        <w:t>我的结论：通过美墨加协定，墨西哥给了 Unilever 一个低成本的生产基地，可以零关税进入它最大的市场；但这个好处取决于原产地规则和美国政治。</w:t>
       </w:r>
     </w:p>
     <w:p>
@@ -1345,7 +1345,7 @@
           <w:i w:val="0"/>
           <w:sz w:val="23"/>
         </w:rPr>
-        <w:t>My conclusion: through USMCA, Mexico gives Unilever a low-cost base with tariff-free access to its biggest market. But the benefit depends on the rules of origin and on US politics.</w:t>
+        <w:t>Next, my teammate will explain Unilever as an MNE from an advanced economy.</w:t>
       </w:r>
     </w:p>
     <w:p>
@@ -1359,7 +1359,21 @@
           <w:color w:val="6B7280"/>
           <w:sz w:val="19"/>
         </w:rPr>
-        <w:t>我的结论：通过美墨加协定，墨西哥给了 Unilever 一个低成本的生产基地，可以零关税进入它最大的市场；但这个好处取决于原产地规则和美国政治。</w:t>
+        <w:t>接下来，我的组员讲作为发达经济体跨国企业的 Unilever。</w:t>
+      </w:r>
+    </w:p>
+    <w:p>
+      <w:pPr>
+        <w:spacing w:after="60"/>
+      </w:pPr>
+      <w:r>
+        <w:rPr>
+          <w:b/>
+          <w:i w:val="0"/>
+          <w:color w:val="0F8A6B"/>
+          <w:sz w:val="24"/>
+        </w:rPr>
+        <w:t>Speaker 2 的 2 个问答（只准备自己主题的这 2 个；全组共 8 个，每人 2 个；每题约 1 分钟）</w:t>
       </w:r>
     </w:p>
     <w:p>
@@ -1368,16 +1382,16 @@
       </w:pPr>
       <w:r>
         <w:rPr>
-          <w:b w:val="0"/>
+          <w:b/>
           <w:i w:val="0"/>
           <w:sz w:val="23"/>
         </w:rPr>
-        <w:t>Next, my teammate will explain Unilever as an MNE from an advanced economy.</w:t>
-      </w:r>
-    </w:p>
-    <w:p>
-      <w:pPr>
-        <w:spacing w:after="100"/>
+        <w:t>Q1. What is the difference between trade creation and trade diversion? Use Mexico as an example.</w:t>
+      </w:r>
+    </w:p>
+    <w:p>
+      <w:pPr>
+        <w:spacing w:after="60"/>
       </w:pPr>
       <w:r>
         <w:rPr>
@@ -1386,21 +1400,7 @@
           <w:color w:val="6B7280"/>
           <w:sz w:val="19"/>
         </w:rPr>
-        <w:t>接下来，我的组员讲作为发达经济体跨国企业的 Unilever。</w:t>
-      </w:r>
-    </w:p>
-    <w:p>
-      <w:pPr>
-        <w:spacing w:after="60"/>
-      </w:pPr>
-      <w:r>
-        <w:rPr>
-          <w:b/>
-          <w:i w:val="0"/>
-          <w:color w:val="0F8A6B"/>
-          <w:sz w:val="24"/>
-        </w:rPr>
-        <w:t>Speaker 2 的 2 个问答（只准备自己主题的这 2 个；全组共 8 个，每人 2 个；每题约 1 分钟）</w:t>
+        <w:t>贸易创造和贸易转移有什么区别？用墨西哥举例。</w:t>
       </w:r>
     </w:p>
     <w:p>
@@ -1409,11 +1409,11 @@
       </w:pPr>
       <w:r>
         <w:rPr>
-          <w:b/>
+          <w:b w:val="0"/>
           <w:i w:val="0"/>
           <w:sz w:val="23"/>
         </w:rPr>
-        <w:t>Q1. What is the difference between trade creation and trade diversion? Use Mexico as an example.</w:t>
+        <w:t>Trade creation means new trade between members, because tariffs fall.</w:t>
       </w:r>
     </w:p>
     <w:p>
@@ -1427,7 +1427,7 @@
           <w:color w:val="6B7280"/>
           <w:sz w:val="19"/>
         </w:rPr>
-        <w:t>贸易创造和贸易转移有什么区别？用墨西哥举例。</w:t>
+        <w:t>贸易创造是指成员之间因为关税降低而产生的新贸易。</w:t>
       </w:r>
     </w:p>
     <w:p>
@@ -1440,7 +1440,7 @@
           <w:i w:val="0"/>
           <w:sz w:val="23"/>
         </w:rPr>
-        <w:t>Trade creation means new trade between members, because tariffs fall.</w:t>
+        <w:t>For example, Unilever's new factory in Mexico will export to the US and Canada with no tariffs under USMCA.</w:t>
       </w:r>
     </w:p>
     <w:p>
@@ -1454,7 +1454,7 @@
           <w:color w:val="6B7280"/>
           <w:sz w:val="19"/>
         </w:rPr>
-        <w:t>贸易创造是指成员之间因为关税降低而产生的新贸易。</w:t>
+        <w:t>比如，Unilever 在墨西哥的新工厂会在美墨加协定下零关税出口到美国和加拿大。</w:t>
       </w:r>
     </w:p>
     <w:p>
@@ -1467,7 +1467,7 @@
           <w:i w:val="0"/>
           <w:sz w:val="23"/>
         </w:rPr>
-        <w:t>For example, Unilever's new factory in Mexico will export to the US and Canada with no tariffs under USMCA.</w:t>
+        <w:t>Trade diversion means buying from a member only because of the tariff, even when an outside country is cheaper.</w:t>
       </w:r>
     </w:p>
     <w:p>
@@ -1481,7 +1481,7 @@
           <w:color w:val="6B7280"/>
           <w:sz w:val="19"/>
         </w:rPr>
-        <w:t>比如，Unilever 在墨西哥的新工厂会在美墨加协定下零关税出口到美国和加拿大。</w:t>
+        <w:t>贸易转移是指只因为关税才从成员国买，即使外面的国家更便宜。</w:t>
       </w:r>
     </w:p>
     <w:p>
@@ -1494,7 +1494,7 @@
           <w:i w:val="0"/>
           <w:sz w:val="23"/>
         </w:rPr>
-        <w:t>Trade diversion means buying from a member only because of the tariff, even when an outside country is cheaper.</w:t>
+        <w:t>For example, US buyers may switch from a cheaper factory in Asia to Mexico. This is good for Unilever's Mexico plant, but it can raise costs for US consumers.</w:t>
       </w:r>
     </w:p>
     <w:p>
@@ -1508,7 +1508,7 @@
           <w:color w:val="6B7280"/>
           <w:sz w:val="19"/>
         </w:rPr>
-        <w:t>贸易转移是指只因为关税才从成员国买，即使外面的国家更便宜。</w:t>
+        <w:t>比如美国买家可能从更便宜的亚洲工厂转向墨西哥。这对 Unilever 的墨西哥工厂是好事，但可能让美国消费者多花钱。</w:t>
       </w:r>
     </w:p>
     <w:p>
@@ -1517,11 +1517,11 @@
       </w:pPr>
       <w:r>
         <w:rPr>
-          <w:b w:val="0"/>
+          <w:b/>
           <w:i w:val="0"/>
           <w:sz w:val="23"/>
         </w:rPr>
-        <w:t>For example, US buyers may switch from a cheaper factory in Asia to Mexico. This is good for Unilever's Mexico plant, but it can raise costs for US consumers.</w:t>
+        <w:t>Q2. Why did Unilever build the factory in Mexico, and not in the US?</w:t>
       </w:r>
     </w:p>
     <w:p>
@@ -1535,7 +1535,7 @@
           <w:color w:val="6B7280"/>
           <w:sz w:val="19"/>
         </w:rPr>
-        <w:t>比如美国买家可能从更便宜的亚洲工厂转向墨西哥。这对 Unilever 的墨西哥工厂是好事，但可能让美国消费者多花钱。</w:t>
+        <w:t>为什么 Unilever 把工厂建在墨西哥，而不是美国？</w:t>
       </w:r>
     </w:p>
     <w:p>
@@ -1544,11 +1544,11 @@
       </w:pPr>
       <w:r>
         <w:rPr>
-          <w:b/>
+          <w:b w:val="0"/>
           <w:i w:val="0"/>
           <w:sz w:val="23"/>
         </w:rPr>
-        <w:t>Q2. Why did Unilever build the factory in Mexico, and not in the US?</w:t>
+        <w:t>There are three reasons.</w:t>
       </w:r>
     </w:p>
     <w:p>
@@ -1562,7 +1562,7 @@
           <w:color w:val="6B7280"/>
           <w:sz w:val="19"/>
         </w:rPr>
-        <w:t>为什么 Unilever 把工厂建在墨西哥，而不是美国？</w:t>
+        <w:t>有三个原因。</w:t>
       </w:r>
     </w:p>
     <w:p>
@@ -1575,7 +1575,7 @@
           <w:i w:val="0"/>
           <w:sz w:val="23"/>
         </w:rPr>
-        <w:t>There are three reasons.</w:t>
+        <w:t>First, costs are lower in Mexico.</w:t>
       </w:r>
     </w:p>
     <w:p>
@@ -1589,7 +1589,7 @@
           <w:color w:val="6B7280"/>
           <w:sz w:val="19"/>
         </w:rPr>
-        <w:t>有三个原因。</w:t>
+        <w:t>第一，墨西哥的成本更低。</w:t>
       </w:r>
     </w:p>
     <w:p>
@@ -1602,7 +1602,7 @@
           <w:i w:val="0"/>
           <w:sz w:val="23"/>
         </w:rPr>
-        <w:t>First, costs are lower in Mexico.</w:t>
+        <w:t>Second, under USMCA, products that meet the rules of origin can still enter the US with no tariffs.</w:t>
       </w:r>
     </w:p>
     <w:p>
@@ -1616,7 +1616,7 @@
           <w:color w:val="6B7280"/>
           <w:sz w:val="19"/>
         </w:rPr>
-        <w:t>第一，墨西哥的成本更低。</w:t>
+        <w:t>第二，在美墨加协定下，符合原产地规则的产品仍然可以零关税进入美国。</w:t>
       </w:r>
     </w:p>
     <w:p>
@@ -1629,7 +1629,7 @@
           <w:i w:val="0"/>
           <w:sz w:val="23"/>
         </w:rPr>
-        <w:t>Second, under USMCA, products that meet the rules of origin can still enter the US with no tariffs.</w:t>
+        <w:t>Third, in May 2025 Unilever said Mexico itself is one of its ten largest markets, so the factory can serve Mexico too.</w:t>
       </w:r>
     </w:p>
     <w:p>
@@ -1643,7 +1643,7 @@
           <w:color w:val="6B7280"/>
           <w:sz w:val="19"/>
         </w:rPr>
-        <w:t>第二，在美墨加协定下，符合原产地规则的产品仍然可以零关税进入美国。</w:t>
+        <w:t>第三，2025 年 5 月 Unilever 说墨西哥本身就是它十大市场之一，所以工厂也能供应墨西哥。</w:t>
       </w:r>
     </w:p>
     <w:p>
@@ -1656,7 +1656,7 @@
           <w:i w:val="0"/>
           <w:sz w:val="23"/>
         </w:rPr>
-        <w:t>Third, in May 2025 Unilever said Mexico itself is one of its ten largest markets, so the factory can serve Mexico too.</w:t>
+        <w:t>The risk is US politics: if the US changes the rules, the benefit could become smaller.</w:t>
       </w:r>
     </w:p>
     <w:p>
@@ -1670,7 +1670,40 @@
           <w:color w:val="6B7280"/>
           <w:sz w:val="19"/>
         </w:rPr>
-        <w:t>第三，2025 年 5 月 Unilever 说墨西哥本身就是它十大市场之一，所以工厂也能供应墨西哥。</w:t>
+        <w:t>风险是美国政治：如果美国改规则，这个好处可能会变小。</w:t>
+      </w:r>
+    </w:p>
+    <w:p>
+      <w:r>
+        <w:br w:type="page"/>
+      </w:r>
+    </w:p>
+    <w:p>
+      <w:pPr>
+        <w:spacing w:after="120"/>
+      </w:pPr>
+      <w:r>
+        <w:rPr>
+          <w:b/>
+          <w:i w:val="0"/>
+          <w:color w:val="D9822B"/>
+          <w:sz w:val="28"/>
+        </w:rPr>
+        <w:t>Speaker 3 · MNEs from Advanced Economies + CSR（发达经济体的跨国企业 + CSR）· 417 words ≈ 3.2–3.8 min</w:t>
+      </w:r>
+    </w:p>
+    <w:p>
+      <w:pPr>
+        <w:spacing w:after="80"/>
+      </w:pPr>
+      <w:r>
+        <w:rPr>
+          <w:b/>
+          <w:i w:val="0"/>
+          <w:color w:val="6B7280"/>
+          <w:sz w:val="20"/>
+        </w:rPr>
+        <w:t>Slide: MNE 理论</w:t>
       </w:r>
     </w:p>
     <w:p>
@@ -1683,12 +1716,12 @@
           <w:i w:val="0"/>
           <w:sz w:val="23"/>
         </w:rPr>
-        <w:t>The risk is US politics: if the US changes the rules, the benefit could become smaller.</w:t>
-      </w:r>
-    </w:p>
-    <w:p>
-      <w:pPr>
-        <w:spacing w:after="60"/>
+        <w:t>Thank you. My theory is MNEs from advanced economies.</w:t>
+      </w:r>
+    </w:p>
+    <w:p>
+      <w:pPr>
+        <w:spacing w:after="100"/>
       </w:pPr>
       <w:r>
         <w:rPr>
@@ -1697,26 +1730,61 @@
           <w:color w:val="6B7280"/>
           <w:sz w:val="19"/>
         </w:rPr>
-        <w:t>风险是美国政治：如果美国改规则，这个好处可能会变小。</w:t>
-      </w:r>
-    </w:p>
-    <w:p>
-      <w:r>
-        <w:br w:type="page"/>
-      </w:r>
-    </w:p>
-    <w:p>
-      <w:pPr>
-        <w:spacing w:after="120"/>
-      </w:pPr>
-      <w:r>
-        <w:rPr>
-          <w:b/>
-          <w:i w:val="0"/>
-          <w:color w:val="D9822B"/>
-          <w:sz w:val="28"/>
-        </w:rPr>
-        <w:t>Speaker 3 · MNEs from Advanced Economies + CSR（发达经济体的跨国企业 + CSR）· 424 words ≈ 3.3–3.9 min</w:t>
+        <w:t>谢谢。我讲的理论是发达经济体的跨国企业。</w:t>
+      </w:r>
+    </w:p>
+    <w:p>
+      <w:pPr>
+        <w:spacing w:after="0"/>
+      </w:pPr>
+      <w:r>
+        <w:rPr>
+          <w:b w:val="0"/>
+          <w:i w:val="0"/>
+          <w:sz w:val="23"/>
+        </w:rPr>
+        <w:t>An MNE wants high returns, more sales and lower costs. The host country wants jobs, technology, control of its economy and a clean environment.</w:t>
+      </w:r>
+    </w:p>
+    <w:p>
+      <w:pPr>
+        <w:spacing w:after="100"/>
+      </w:pPr>
+      <w:r>
+        <w:rPr>
+          <w:b w:val="0"/>
+          <w:i w:val="0"/>
+          <w:color w:val="6B7280"/>
+          <w:sz w:val="19"/>
+        </w:rPr>
+        <w:t>跨国企业想要高回报、更多销售和更低成本；东道国想要就业、技术、对经济的控制和干净的环境。</w:t>
+      </w:r>
+    </w:p>
+    <w:p>
+      <w:pPr>
+        <w:spacing w:after="0"/>
+      </w:pPr>
+      <w:r>
+        <w:rPr>
+          <w:b w:val="0"/>
+          <w:i w:val="0"/>
+          <w:sz w:val="23"/>
+        </w:rPr>
+        <w:t>When these goals clash, the host may change its rules to take more value. This is creeping expropriation.</w:t>
+      </w:r>
+    </w:p>
+    <w:p>
+      <w:pPr>
+        <w:spacing w:after="100"/>
+      </w:pPr>
+      <w:r>
+        <w:rPr>
+          <w:b w:val="0"/>
+          <w:i w:val="0"/>
+          <w:color w:val="6B7280"/>
+          <w:sz w:val="19"/>
+        </w:rPr>
+        <w:t>当这些目标冲突时，东道国可能改规则，拿走更多利益，这叫渐进式征收。</w:t>
       </w:r>
     </w:p>
     <w:p>
@@ -1730,7 +1798,7 @@
           <w:color w:val="6B7280"/>
           <w:sz w:val="20"/>
         </w:rPr>
-        <w:t>Slide: MNE 理论</w:t>
+        <w:t>Slide: Unilever 作为发达经济体跨国企业</w:t>
       </w:r>
     </w:p>
     <w:p>
@@ -1743,7 +1811,7 @@
           <w:i w:val="0"/>
           <w:sz w:val="23"/>
         </w:rPr>
-        <w:t>Thank you. My theory is MNEs from advanced economies.</w:t>
+        <w:t>Unilever is a British MNE. Its advantages come from an advanced economy: strong brands, money and research.</w:t>
       </w:r>
     </w:p>
     <w:p>
@@ -1757,7 +1825,7 @@
           <w:color w:val="6B7280"/>
           <w:sz w:val="19"/>
         </w:rPr>
-        <w:t>谢谢。我讲的理论是发达经济体的跨国企业。</w:t>
+        <w:t>Unilever 是英国的跨国企业。它的优势来自发达经济体：强大的品牌、资金和研发。</w:t>
       </w:r>
     </w:p>
     <w:p>
@@ -1770,7 +1838,7 @@
           <w:i w:val="0"/>
           <w:sz w:val="23"/>
         </w:rPr>
-        <w:t>An MNE wants high returns, more sales and lower costs. The host country wants jobs, technology, control of its economy and a clean environment.</w:t>
+        <w:t>In the year to December 2025, its 30 Power Brands made 78 percent of turnover, and in 2024 it spent nearly 1 billion euros on research and development.</w:t>
       </w:r>
     </w:p>
     <w:p>
@@ -1784,7 +1852,7 @@
           <w:color w:val="6B7280"/>
           <w:sz w:val="19"/>
         </w:rPr>
-        <w:t>跨国企业想要高回报、更多销售和更低成本；东道国想要就业、技术、对经济的控制和干净的环境。</w:t>
+        <w:t>2025 年 1–12 月，它的 30 个核心品牌占营业额的 78%；2024 年它的研发投入将近 10 亿欧元。</w:t>
       </w:r>
     </w:p>
     <w:p>
@@ -1797,7 +1865,7 @@
           <w:i w:val="0"/>
           <w:sz w:val="23"/>
         </w:rPr>
-        <w:t>When these goals clash, the host may change its rules to take more value. This is creeping expropriation.</w:t>
+        <w:t>Host countries also gain. In December 2024, Unilever owned 61.9 percent of Hindustan Unilever, which is listed in India, so Indian investors share the profits.</w:t>
       </w:r>
     </w:p>
     <w:p>
@@ -1811,7 +1879,142 @@
           <w:color w:val="6B7280"/>
           <w:sz w:val="19"/>
         </w:rPr>
-        <w:t>当这些目标冲突时，东道国可能改规则，拿走更多利益，这叫渐进式征收。</w:t>
+        <w:t>东道国也有收获。截至 2024 年 12 月，Unilever 持有在印度上市的 Hindustan Unilever 61.9% 的股份，所以印度投资者也分享利润。</w:t>
+      </w:r>
+    </w:p>
+    <w:p>
+      <w:pPr>
+        <w:spacing w:after="0"/>
+      </w:pPr>
+      <w:r>
+        <w:rPr>
+          <w:b w:val="0"/>
+          <w:i w:val="0"/>
+          <w:sz w:val="23"/>
+        </w:rPr>
+        <w:t>But there are also conflicts.</w:t>
+      </w:r>
+    </w:p>
+    <w:p>
+      <w:pPr>
+        <w:spacing w:after="100"/>
+      </w:pPr>
+      <w:r>
+        <w:rPr>
+          <w:b w:val="0"/>
+          <w:i w:val="0"/>
+          <w:color w:val="6B7280"/>
+          <w:sz w:val="19"/>
+        </w:rPr>
+        <w:t>但也有冲突。</w:t>
+      </w:r>
+    </w:p>
+    <w:p>
+      <w:pPr>
+        <w:spacing w:after="0"/>
+      </w:pPr>
+      <w:r>
+        <w:rPr>
+          <w:b w:val="0"/>
+          <w:i w:val="0"/>
+          <w:sz w:val="23"/>
+        </w:rPr>
+        <w:t>First, jobs. In March 2024, Unilever announced it would cut about 7,500 office jobs. By December 2024, 4,300 jobs had gone.</w:t>
+      </w:r>
+    </w:p>
+    <w:p>
+      <w:pPr>
+        <w:spacing w:after="100"/>
+      </w:pPr>
+      <w:r>
+        <w:rPr>
+          <w:b w:val="0"/>
+          <w:i w:val="0"/>
+          <w:color w:val="6B7280"/>
+          <w:sz w:val="19"/>
+        </w:rPr>
+        <w:t>第一，就业。2024 年 3 月，Unilever 宣布裁掉约 7,500 个办公室岗位；到 2024 年 12 月，已经减少了 4,300 个。</w:t>
+      </w:r>
+    </w:p>
+    <w:p>
+      <w:pPr>
+        <w:spacing w:after="0"/>
+      </w:pPr>
+      <w:r>
+        <w:rPr>
+          <w:b w:val="0"/>
+          <w:i w:val="0"/>
+          <w:sz w:val="23"/>
+        </w:rPr>
+        <w:t>This helps profits, but it goes against the host country's goal of employment.</w:t>
+      </w:r>
+    </w:p>
+    <w:p>
+      <w:pPr>
+        <w:spacing w:after="100"/>
+      </w:pPr>
+      <w:r>
+        <w:rPr>
+          <w:b w:val="0"/>
+          <w:i w:val="0"/>
+          <w:color w:val="6B7280"/>
+          <w:sz w:val="19"/>
+        </w:rPr>
+        <w:t>这对利润有好处，但和东道国的就业目标相冲突。</w:t>
+      </w:r>
+    </w:p>
+    <w:p>
+      <w:pPr>
+        <w:spacing w:after="0"/>
+      </w:pPr>
+      <w:r>
+        <w:rPr>
+          <w:b w:val="0"/>
+          <w:i w:val="0"/>
+          <w:sz w:val="23"/>
+        </w:rPr>
+        <w:t>Second, politics. Unilever stayed in Russia from March 2022 until October 2024, when it finally sold the business.</w:t>
+      </w:r>
+    </w:p>
+    <w:p>
+      <w:pPr>
+        <w:spacing w:after="100"/>
+      </w:pPr>
+      <w:r>
+        <w:rPr>
+          <w:b w:val="0"/>
+          <w:i w:val="0"/>
+          <w:color w:val="6B7280"/>
+          <w:sz w:val="19"/>
+        </w:rPr>
+        <w:t>第二，政治。Unilever 从 2022 年 3 月一直留在俄罗斯，直到 2024 年 10 月才卖掉业务。</w:t>
+      </w:r>
+    </w:p>
+    <w:p>
+      <w:pPr>
+        <w:spacing w:after="0"/>
+      </w:pPr>
+      <w:r>
+        <w:rPr>
+          <w:b w:val="0"/>
+          <w:i w:val="0"/>
+          <w:sz w:val="23"/>
+        </w:rPr>
+        <w:t>This shows that the MNE's goal of protecting its assets can clash with politics.</w:t>
+      </w:r>
+    </w:p>
+    <w:p>
+      <w:pPr>
+        <w:spacing w:after="100"/>
+      </w:pPr>
+      <w:r>
+        <w:rPr>
+          <w:b w:val="0"/>
+          <w:i w:val="0"/>
+          <w:color w:val="6B7280"/>
+          <w:sz w:val="19"/>
+        </w:rPr>
+        <w:t>这说明跨国企业保护自己资产的目标，可能和政治冲突。</w:t>
       </w:r>
     </w:p>
     <w:p>
@@ -1825,7 +2028,7 @@
           <w:color w:val="6B7280"/>
           <w:sz w:val="20"/>
         </w:rPr>
-        <w:t>Slide: Unilever 作为发达经济体跨国企业</w:t>
+        <w:t>Slide: 可持续发展与 CSR</w:t>
       </w:r>
     </w:p>
     <w:p>
@@ -1838,7 +2041,7 @@
           <w:i w:val="0"/>
           <w:sz w:val="23"/>
         </w:rPr>
-        <w:t>Unilever is a British MNE. Its advantages come from an advanced economy: strong brands, money and research.</w:t>
+        <w:t>Now, CSR, corporate social responsibility. Host countries want a clean environment and fair wages, so CSR is an MNE's licence to operate.</w:t>
       </w:r>
     </w:p>
     <w:p>
@@ -1852,7 +2055,7 @@
           <w:color w:val="6B7280"/>
           <w:sz w:val="19"/>
         </w:rPr>
-        <w:t>Unilever 是英国的跨国企业。它的优势来自发达经济体：强大的品牌、资金和研发。</w:t>
+        <w:t>现在讲 CSR，企业社会责任。东道国希望环境干净、工资公平，所以 CSR 是跨国企业的“经营许可”。</w:t>
       </w:r>
     </w:p>
     <w:p>
@@ -1865,7 +2068,7 @@
           <w:i w:val="0"/>
           <w:sz w:val="23"/>
         </w:rPr>
-        <w:t>In the year to December 2025, its 30 Power Brands made 78 percent of turnover, and in 2024 it spent nearly 1 billion euros on research and development.</w:t>
+        <w:t>Unilever's CSR framework is the Unilever Compass. It was introduced in March 2021, after the Sustainable Living Plan ended in December 2020.</w:t>
       </w:r>
     </w:p>
     <w:p>
@@ -1879,7 +2082,7 @@
           <w:color w:val="6B7280"/>
           <w:sz w:val="19"/>
         </w:rPr>
-        <w:t>2025 年 1–12 月，它的 30 个核心品牌占营业额的 78%；2024 年它的研发投入将近 10 亿欧元。</w:t>
+        <w:t>Unilever 的 CSR 框架叫 Unilever Compass，2021 年 3 月提出，此前的“可持续生活计划”在 2020 年 12 月结束。</w:t>
       </w:r>
     </w:p>
     <w:p>
@@ -1892,7 +2095,7 @@
           <w:i w:val="0"/>
           <w:sz w:val="23"/>
         </w:rPr>
-        <w:t>Host countries also gain. In December 2024, Unilever owned 61.9 percent of Hindustan Unilever, which is listed in India, so Indian investors share the profits.</w:t>
+        <w:t>What did it achieve? In June 2020, it made a long-term promise to reach net zero emissions, and in May 2021, 99.6 percent of shareholders voted for its climate plan.</w:t>
       </w:r>
     </w:p>
     <w:p>
@@ -1906,7 +2109,7 @@
           <w:color w:val="6B7280"/>
           <w:sz w:val="19"/>
         </w:rPr>
-        <w:t>东道国也有收获。截至 2024 年 12 月，Unilever 持有在印度上市的 Hindustan Unilever 61.9% 的股份，所以印度投资者也分享利润。</w:t>
+        <w:t>它做到了什么？2020 年 6 月，它做出了长期实现净零排放的承诺；2021 年 5 月，99.6% 的股东投票支持它的气候计划。</w:t>
       </w:r>
     </w:p>
     <w:p>
@@ -1919,7 +2122,7 @@
           <w:i w:val="0"/>
           <w:sz w:val="23"/>
         </w:rPr>
-        <w:t>But there are also conflicts.</w:t>
+        <w:t>By December 2025, emissions from its own operations were 77 percent lower than in 2015.</w:t>
       </w:r>
     </w:p>
     <w:p>
@@ -1933,7 +2136,7 @@
           <w:color w:val="6B7280"/>
           <w:sz w:val="19"/>
         </w:rPr>
-        <w:t>但也有冲突。</w:t>
+        <w:t>到 2025 年 12 月，它自身运营的排放比 2015 年减少了 77%。</w:t>
       </w:r>
     </w:p>
     <w:p>
@@ -1946,7 +2149,7 @@
           <w:i w:val="0"/>
           <w:sz w:val="23"/>
         </w:rPr>
-        <w:t>First, jobs. In March 2024, Unilever announced it would cut about 7,500 office jobs. By December 2024, 4,300 jobs had gone.</w:t>
+        <w:t>But there is a critical side. In January 2022, the fund manager Terry Smith said Unilever had lost the plot by defining a purpose for Hellmann's mayonnaise.</w:t>
       </w:r>
     </w:p>
     <w:p>
@@ -1960,7 +2163,7 @@
           <w:color w:val="6B7280"/>
           <w:sz w:val="19"/>
         </w:rPr>
-        <w:t>第一，就业。2024 年 3 月，Unilever 宣布裁掉约 7,500 个办公室岗位；到 2024 年 12 月，已经减少了 4,300 个。</w:t>
+        <w:t>但也有批判的一面。2022 年 1 月，基金经理 Terry Smith 说 Unilever 连 Hellmann's 蛋黄酱的“使命”都要定义，已经迷失方向。</w:t>
       </w:r>
     </w:p>
     <w:p>
@@ -1973,7 +2176,7 @@
           <w:i w:val="0"/>
           <w:sz w:val="23"/>
         </w:rPr>
-        <w:t>This helps profits, but it goes against the host country's goal of employment.</w:t>
+        <w:t>In April 2024, Unilever lowered its plastic target. It had planned to halve virgin plastic by 2025, but by December 2025 it had cut it by only 29 percent.</w:t>
       </w:r>
     </w:p>
     <w:p>
@@ -1987,7 +2190,7 @@
           <w:color w:val="6B7280"/>
           <w:sz w:val="19"/>
         </w:rPr>
-        <w:t>这对利润有好处，但和东道国的就业目标相冲突。</w:t>
+        <w:t>2024 年 4 月，Unilever 下调了塑料目标。它原计划到 2025 年把原生塑料减半，但到 2025 年 12 月只减少了 29%。</w:t>
       </w:r>
     </w:p>
     <w:p>
@@ -2000,7 +2203,7 @@
           <w:i w:val="0"/>
           <w:sz w:val="23"/>
         </w:rPr>
-        <w:t>Second, politics. Unilever stayed in Russia from March 2022 until October 2024, when it finally sold the business.</w:t>
+        <w:t>So CSR keeps Unilever's licence to operate and investor support, but missed targets bring accusations of greenwashing.</w:t>
       </w:r>
     </w:p>
     <w:p>
@@ -2014,7 +2217,7 @@
           <w:color w:val="6B7280"/>
           <w:sz w:val="19"/>
         </w:rPr>
-        <w:t>第二，政治。Unilever 从 2022 年 3 月一直留在俄罗斯，直到 2024 年 10 月才卖掉业务。</w:t>
+        <w:t>所以 CSR 帮 Unilever 保住经营许可和投资者的支持，但目标做不到，就会被批评“漂绿”。</w:t>
       </w:r>
     </w:p>
     <w:p>
@@ -2027,7 +2230,7 @@
           <w:i w:val="0"/>
           <w:sz w:val="23"/>
         </w:rPr>
-        <w:t>This shows that the MNE's goal of protecting its assets can clash with politics.</w:t>
+        <w:t>Looking ahead, the key question is whether Unilever can keep its climate promises, after it lowered its plastic target.</w:t>
       </w:r>
     </w:p>
     <w:p>
@@ -2041,237 +2244,7 @@
           <w:color w:val="6B7280"/>
           <w:sz w:val="19"/>
         </w:rPr>
-        <w:t>这说明跨国企业保护自己资产的目标，可能和政治冲突。</w:t>
-      </w:r>
-    </w:p>
-    <w:p>
-      <w:pPr>
-        <w:spacing w:after="80"/>
-      </w:pPr>
-      <w:r>
-        <w:rPr>
-          <w:b/>
-          <w:i w:val="0"/>
-          <w:color w:val="6B7280"/>
-          <w:sz w:val="20"/>
-        </w:rPr>
-        <w:t>Slide: 可持续发展与 CSR</w:t>
-      </w:r>
-    </w:p>
-    <w:p>
-      <w:pPr>
-        <w:spacing w:after="0"/>
-      </w:pPr>
-      <w:r>
-        <w:rPr>
-          <w:b w:val="0"/>
-          <w:i w:val="0"/>
-          <w:sz w:val="23"/>
-        </w:rPr>
-        <w:t>Now, CSR, corporate social responsibility. Host countries want a clean environment and fair wages, so CSR is an MNE's licence to operate.</w:t>
-      </w:r>
-    </w:p>
-    <w:p>
-      <w:pPr>
-        <w:spacing w:after="100"/>
-      </w:pPr>
-      <w:r>
-        <w:rPr>
-          <w:b w:val="0"/>
-          <w:i w:val="0"/>
-          <w:color w:val="6B7280"/>
-          <w:sz w:val="19"/>
-        </w:rPr>
-        <w:t>现在讲 CSR，企业社会责任。东道国希望环境干净、工资公平，所以 CSR 是跨国企业的“经营许可”。</w:t>
-      </w:r>
-    </w:p>
-    <w:p>
-      <w:pPr>
-        <w:spacing w:after="0"/>
-      </w:pPr>
-      <w:r>
-        <w:rPr>
-          <w:b w:val="0"/>
-          <w:i w:val="0"/>
-          <w:sz w:val="23"/>
-        </w:rPr>
-        <w:t>Unilever's CSR framework is the Unilever Compass. It was introduced in March 2021, after the Sustainable Living Plan ended in December 2020.</w:t>
-      </w:r>
-    </w:p>
-    <w:p>
-      <w:pPr>
-        <w:spacing w:after="100"/>
-      </w:pPr>
-      <w:r>
-        <w:rPr>
-          <w:b w:val="0"/>
-          <w:i w:val="0"/>
-          <w:color w:val="6B7280"/>
-          <w:sz w:val="19"/>
-        </w:rPr>
-        <w:t>Unilever 的 CSR 框架叫 Unilever Compass，2021 年 3 月提出，此前的“可持续生活计划”在 2020 年 12 月结束。</w:t>
-      </w:r>
-    </w:p>
-    <w:p>
-      <w:pPr>
-        <w:spacing w:after="0"/>
-      </w:pPr>
-      <w:r>
-        <w:rPr>
-          <w:b w:val="0"/>
-          <w:i w:val="0"/>
-          <w:sz w:val="23"/>
-        </w:rPr>
-        <w:t>What did it achieve? In June 2020, it promised net zero emissions by 2039, and in May 2021, 99.6 percent of shareholders voted for its climate plan.</w:t>
-      </w:r>
-    </w:p>
-    <w:p>
-      <w:pPr>
-        <w:spacing w:after="100"/>
-      </w:pPr>
-      <w:r>
-        <w:rPr>
-          <w:b w:val="0"/>
-          <w:i w:val="0"/>
-          <w:color w:val="6B7280"/>
-          <w:sz w:val="19"/>
-        </w:rPr>
-        <w:t>它做到了什么？2020 年 6 月，它承诺 2039 年实现净零排放；2021 年 5 月，99.6% 的股东投票支持它的气候计划。</w:t>
-      </w:r>
-    </w:p>
-    <w:p>
-      <w:pPr>
-        <w:spacing w:after="0"/>
-      </w:pPr>
-      <w:r>
-        <w:rPr>
-          <w:b w:val="0"/>
-          <w:i w:val="0"/>
-          <w:sz w:val="23"/>
-        </w:rPr>
-        <w:t>By December 2025, emissions from its own operations were 77 percent lower than in 2015.</w:t>
-      </w:r>
-    </w:p>
-    <w:p>
-      <w:pPr>
-        <w:spacing w:after="100"/>
-      </w:pPr>
-      <w:r>
-        <w:rPr>
-          <w:b w:val="0"/>
-          <w:i w:val="0"/>
-          <w:color w:val="6B7280"/>
-          <w:sz w:val="19"/>
-        </w:rPr>
-        <w:t>到 2025 年 12 月，它自身运营的排放比 2015 年减少了 77%。</w:t>
-      </w:r>
-    </w:p>
-    <w:p>
-      <w:pPr>
-        <w:spacing w:after="0"/>
-      </w:pPr>
-      <w:r>
-        <w:rPr>
-          <w:b w:val="0"/>
-          <w:i w:val="0"/>
-          <w:sz w:val="23"/>
-        </w:rPr>
-        <w:t>But there is a critical side. In January 2022, the fund manager Terry Smith said Unilever had lost the plot by defining a purpose for Hellmann's mayonnaise.</w:t>
-      </w:r>
-    </w:p>
-    <w:p>
-      <w:pPr>
-        <w:spacing w:after="100"/>
-      </w:pPr>
-      <w:r>
-        <w:rPr>
-          <w:b w:val="0"/>
-          <w:i w:val="0"/>
-          <w:color w:val="6B7280"/>
-          <w:sz w:val="19"/>
-        </w:rPr>
-        <w:t>但也有批判的一面。2022 年 1 月，基金经理 Terry Smith 说 Unilever 连 Hellmann's 蛋黄酱的“使命”都要定义，已经迷失方向。</w:t>
-      </w:r>
-    </w:p>
-    <w:p>
-      <w:pPr>
-        <w:spacing w:after="0"/>
-      </w:pPr>
-      <w:r>
-        <w:rPr>
-          <w:b w:val="0"/>
-          <w:i w:val="0"/>
-          <w:sz w:val="23"/>
-        </w:rPr>
-        <w:t>In April 2024, Unilever lowered its plastic target. It had planned to halve virgin plastic by 2025, but by December 2025 it had cut it by only 29 percent.</w:t>
-      </w:r>
-    </w:p>
-    <w:p>
-      <w:pPr>
-        <w:spacing w:after="100"/>
-      </w:pPr>
-      <w:r>
-        <w:rPr>
-          <w:b w:val="0"/>
-          <w:i w:val="0"/>
-          <w:color w:val="6B7280"/>
-          <w:sz w:val="19"/>
-        </w:rPr>
-        <w:t>2024 年 4 月，Unilever 下调了塑料目标。它原计划到 2025 年把原生塑料减半，但到 2025 年 12 月只减少了 29%。</w:t>
-      </w:r>
-    </w:p>
-    <w:p>
-      <w:pPr>
-        <w:spacing w:after="0"/>
-      </w:pPr>
-      <w:r>
-        <w:rPr>
-          <w:b w:val="0"/>
-          <w:i w:val="0"/>
-          <w:sz w:val="23"/>
-        </w:rPr>
-        <w:t>So CSR keeps Unilever's licence to operate and investor support, but missed targets bring accusations of greenwashing.</w:t>
-      </w:r>
-    </w:p>
-    <w:p>
-      <w:pPr>
-        <w:spacing w:after="100"/>
-      </w:pPr>
-      <w:r>
-        <w:rPr>
-          <w:b w:val="0"/>
-          <w:i w:val="0"/>
-          <w:color w:val="6B7280"/>
-          <w:sz w:val="19"/>
-        </w:rPr>
-        <w:t>所以 CSR 帮 Unilever 保住经营许可和投资者的支持，但目标做不到，就会被批评“漂绿”。</w:t>
-      </w:r>
-    </w:p>
-    <w:p>
-      <w:pPr>
-        <w:spacing w:after="0"/>
-      </w:pPr>
-      <w:r>
-        <w:rPr>
-          <w:b w:val="0"/>
-          <w:i w:val="0"/>
-          <w:sz w:val="23"/>
-        </w:rPr>
-        <w:t>For the future, Unilever's own targets are zero emissions from its own operations by 2030, and net zero across the value chain by 2039. These are targets, not results.</w:t>
-      </w:r>
-    </w:p>
-    <w:p>
-      <w:pPr>
-        <w:spacing w:after="100"/>
-      </w:pPr>
-      <w:r>
-        <w:rPr>
-          <w:b w:val="0"/>
-          <w:i w:val="0"/>
-          <w:color w:val="6B7280"/>
-          <w:sz w:val="19"/>
-        </w:rPr>
-        <w:t>未来方面，Unilever 自己定的目标是：2030 年自身运营零排放，2039 年整个价值链净零。这些是目标，还不是结果。</w:t>
+        <w:t>往后看，关键问题是：在下调了塑料目标之后，Unilever 能不能兑现它的气候承诺。</w:t>
       </w:r>
     </w:p>
     <w:p>
